--- a/homework_05.docx
+++ b/homework_05.docx
@@ -1,13 +1,13 @@
 
 <file path=word/document.xml><?xml version="1.0" encoding="utf-8"?>
-<w:document xmlns:w="http://schemas.openxmlformats.org/wordprocessingml/2006/main" xmlns:m="http://schemas.openxmlformats.org/officeDocument/2006/math" xmlns:r="http://schemas.openxmlformats.org/officeDocument/2006/relationships" xmlns:o="urn:schemas-microsoft-com:office:office" xmlns:v="urn:schemas-microsoft-com:vml" xmlns:w10="urn:schemas-microsoft-com:office:word" xmlns:a="http://schemas.openxmlformats.org/drawingml/2006/main" xmlns:pic="http://schemas.openxmlformats.org/drawingml/2006/picture" xmlns:wp="http://schemas.openxmlformats.org/drawingml/2006/wordprocessingDrawing">
+<w:document xmlns:wpc="http://schemas.microsoft.com/office/word/2010/wordprocessingCanvas" xmlns:cx="http://schemas.microsoft.com/office/drawing/2014/chartex" xmlns:cx1="http://schemas.microsoft.com/office/drawing/2015/9/8/chartex" xmlns:cx2="http://schemas.microsoft.com/office/drawing/2015/10/21/chartex" xmlns:cx3="http://schemas.microsoft.com/office/drawing/2016/5/9/chartex" xmlns:cx4="http://schemas.microsoft.com/office/drawing/2016/5/10/chartex" xmlns:cx5="http://schemas.microsoft.com/office/drawing/2016/5/11/chartex" xmlns:cx6="http://schemas.microsoft.com/office/drawing/2016/5/12/chartex" xmlns:cx7="http://schemas.microsoft.com/office/drawing/2016/5/13/chartex" xmlns:cx8="http://schemas.microsoft.com/office/drawing/2016/5/14/chartex" xmlns:mc="http://schemas.openxmlformats.org/markup-compatibility/2006" xmlns:aink="http://schemas.microsoft.com/office/drawing/2016/ink" xmlns:am3d="http://schemas.microsoft.com/office/drawing/2017/model3d" xmlns:o="urn:schemas-microsoft-com:office:office" xmlns:oel="http://schemas.microsoft.com/office/2019/extlst" xmlns:r="http://schemas.openxmlformats.org/officeDocument/2006/relationships" xmlns:m="http://schemas.openxmlformats.org/officeDocument/2006/math" xmlns:v="urn:schemas-microsoft-com:vml" xmlns:wp14="http://schemas.microsoft.com/office/word/2010/wordprocessingDrawing" xmlns:wp="http://schemas.openxmlformats.org/drawingml/2006/wordprocessingDrawing" xmlns:w10="urn:schemas-microsoft-com:office:word" xmlns:w="http://schemas.openxmlformats.org/wordprocessingml/2006/main" xmlns:w14="http://schemas.microsoft.com/office/word/2010/wordml" xmlns:w15="http://schemas.microsoft.com/office/word/2012/wordml" xmlns:w16cex="http://schemas.microsoft.com/office/word/2018/wordml/cex" xmlns:w16cid="http://schemas.microsoft.com/office/word/2016/wordml/cid" xmlns:w16="http://schemas.microsoft.com/office/word/2018/wordml" xmlns:w16sdtdh="http://schemas.microsoft.com/office/word/2020/wordml/sdtdatahash" xmlns:w16se="http://schemas.microsoft.com/office/word/2015/wordml/symex" xmlns:wpg="http://schemas.microsoft.com/office/word/2010/wordprocessingGroup" xmlns:wpi="http://schemas.microsoft.com/office/word/2010/wordprocessingInk" xmlns:wne="http://schemas.microsoft.com/office/word/2006/wordml" xmlns:wps="http://schemas.microsoft.com/office/word/2010/wordprocessingShape" mc:Ignorable="w14 w15 w16se w16cid w16 w16cex w16sdtdh wp14">
   <w:body>
     <w:p>
       <w:pPr>
-        <w:pStyle w:val="Title"/>
-      </w:pPr>
-      <w:r>
-        <w:t xml:space="preserve">homework_05</w:t>
+        <w:pStyle w:val="a4"/>
+      </w:pPr>
+      <w:r>
+        <w:t>homework_05</w:t>
       </w:r>
     </w:p>
     <w:p>
@@ -15,15 +15,15 @@
         <w:pStyle w:val="Author"/>
       </w:pPr>
       <w:r>
-        <w:t xml:space="preserve">linchenwang</w:t>
+        <w:t>linchenwang</w:t>
       </w:r>
     </w:p>
     <w:p>
       <w:pPr>
-        <w:pStyle w:val="Date"/>
-      </w:pPr>
-      <w:r>
-        <w:t xml:space="preserve">2026-04-10</w:t>
+        <w:pStyle w:val="a8"/>
+      </w:pPr>
+      <w:r>
+        <w:t>2026-04-10</w:t>
       </w:r>
     </w:p>
     <w:p>
@@ -31,351 +31,668 @@
         <w:pStyle w:val="Compact"/>
         <w:numPr>
           <w:ilvl w:val="0"/>
-          <w:numId w:val="1001"/>
+          <w:numId w:val="2"/>
         </w:numPr>
-      </w:pPr>
-      <w:r>
-        <w:rPr>
-          <w:rFonts w:hint="eastAsia"/>
-        </w:rPr>
-        <w:t xml:space="preserve">请列出基于R脚本获取网络数据的三种方式？一些生态专业数据库提供了API，方便访问和下载数据，其中，API端点指的是什么？</w:t>
-      </w:r>
-      <w:r>
+        <w:rPr>
+          <w:lang w:eastAsia="zh-CN"/>
+        </w:rPr>
+      </w:pPr>
+      <w:r>
+        <w:rPr>
+          <w:rFonts w:hint="eastAsia"/>
+          <w:lang w:eastAsia="zh-CN"/>
+        </w:rPr>
+        <w:t>请列出基于</w:t>
+      </w:r>
+      <w:r>
+        <w:rPr>
+          <w:rFonts w:hint="eastAsia"/>
+          <w:lang w:eastAsia="zh-CN"/>
+        </w:rPr>
+        <w:t>R</w:t>
+      </w:r>
+      <w:r>
+        <w:rPr>
+          <w:rFonts w:hint="eastAsia"/>
+          <w:lang w:eastAsia="zh-CN"/>
+        </w:rPr>
+        <w:t>脚本获取网络数据的三种方式？一些生态专业数据库提供了</w:t>
+      </w:r>
+      <w:r>
+        <w:rPr>
+          <w:rFonts w:hint="eastAsia"/>
+          <w:lang w:eastAsia="zh-CN"/>
+        </w:rPr>
+        <w:t>API</w:t>
+      </w:r>
+      <w:r>
+        <w:rPr>
+          <w:rFonts w:hint="eastAsia"/>
+          <w:lang w:eastAsia="zh-CN"/>
+        </w:rPr>
+        <w:t>，方便访问和下载数据，其中，</w:t>
+      </w:r>
+      <w:r>
+        <w:rPr>
+          <w:rFonts w:hint="eastAsia"/>
+          <w:lang w:eastAsia="zh-CN"/>
+        </w:rPr>
+        <w:t>API</w:t>
+      </w:r>
+      <w:r>
+        <w:rPr>
+          <w:rFonts w:hint="eastAsia"/>
+          <w:lang w:eastAsia="zh-CN"/>
+        </w:rPr>
+        <w:t>端点指的是什么？</w:t>
+      </w:r>
+      <w:r>
+        <w:rPr>
+          <w:lang w:eastAsia="zh-CN"/>
+        </w:rPr>
         <w:t xml:space="preserve"> </w:t>
-      </w:r>
-      <w:r>
-        <w:rPr>
-          <w:rFonts w:hint="eastAsia"/>
-        </w:rPr>
-        <w:t xml:space="preserve">（1）基于</w:t>
-      </w:r>
-      <w:r>
-        <w:t xml:space="preserve"> R </w:t>
-      </w:r>
-      <w:r>
-        <w:rPr>
-          <w:rFonts w:hint="eastAsia"/>
-        </w:rPr>
-        <w:t xml:space="preserve">脚本获取网络数据的三种常见方式</w:t>
       </w:r>
     </w:p>
     <w:p>
       <w:pPr>
-        <w:pStyle w:val="FirstParagraph"/>
-      </w:pPr>
-      <w:r>
-        <w:rPr>
-          <w:rFonts w:hint="eastAsia"/>
-        </w:rPr>
-        <w:t xml:space="preserve">第一种：直接下载网络文件</w:t>
-      </w:r>
-      <w:r>
-        <w:t xml:space="preserve"> </w:t>
-      </w:r>
-      <w:r>
-        <w:rPr>
-          <w:rFonts w:hint="eastAsia"/>
-        </w:rPr>
-        <w:t xml:space="preserve">可以通过</w:t>
-      </w:r>
-      <w:r>
-        <w:t xml:space="preserve"> </w:t>
-      </w:r>
-      <w:r>
-        <w:rPr>
-          <w:rFonts w:hint="eastAsia"/>
-        </w:rPr>
-        <w:t xml:space="preserve">download.file()、read.csv(url)、read.table(url)等方式，直接从网址下载或读取在线数据文件。</w:t>
-      </w:r>
-      <w:r>
-        <w:t xml:space="preserve"> </w:t>
-      </w:r>
-      <w:r>
-        <w:rPr>
-          <w:rFonts w:hint="eastAsia"/>
-        </w:rPr>
-        <w:t xml:space="preserve">例如：下载</w:t>
-      </w:r>
-      <w:r>
-        <w:t xml:space="preserve"> .csv、.txt、.zip </w:t>
-      </w:r>
-      <w:r>
-        <w:rPr>
-          <w:rFonts w:hint="eastAsia"/>
-        </w:rPr>
-        <w:t xml:space="preserve">等文件。</w:t>
+        <w:pStyle w:val="Compact"/>
+        <w:ind w:left="360"/>
+        <w:rPr>
+          <w:lang w:eastAsia="zh-CN"/>
+        </w:rPr>
+      </w:pPr>
+      <w:r>
+        <w:rPr>
+          <w:rFonts w:hint="eastAsia"/>
+          <w:lang w:eastAsia="zh-CN"/>
+        </w:rPr>
+        <w:t>（</w:t>
+      </w:r>
+      <w:r>
+        <w:rPr>
+          <w:rFonts w:hint="eastAsia"/>
+          <w:lang w:eastAsia="zh-CN"/>
+        </w:rPr>
+        <w:t>1</w:t>
+      </w:r>
+      <w:r>
+        <w:rPr>
+          <w:rFonts w:hint="eastAsia"/>
+          <w:lang w:eastAsia="zh-CN"/>
+        </w:rPr>
+        <w:t>）基于</w:t>
+      </w:r>
+      <w:r>
+        <w:rPr>
+          <w:lang w:eastAsia="zh-CN"/>
+        </w:rPr>
+        <w:t xml:space="preserve"> R </w:t>
+      </w:r>
+      <w:r>
+        <w:rPr>
+          <w:rFonts w:hint="eastAsia"/>
+          <w:lang w:eastAsia="zh-CN"/>
+        </w:rPr>
+        <w:t>脚本获取网络数据的三种常见方式</w:t>
       </w:r>
     </w:p>
     <w:p>
       <w:pPr>
-        <w:pStyle w:val="BodyText"/>
-      </w:pPr>
-      <w:r>
-        <w:rPr>
-          <w:rFonts w:hint="eastAsia"/>
-        </w:rPr>
-        <w:t xml:space="preserve">第二种：通过网页请求获取数据</w:t>
-      </w:r>
-      <w:r>
-        <w:t xml:space="preserve"> </w:t>
-      </w:r>
-      <w:r>
-        <w:rPr>
-          <w:rFonts w:hint="eastAsia"/>
-        </w:rPr>
-        <w:t xml:space="preserve">可以使用</w:t>
-      </w:r>
-      <w:r>
-        <w:t xml:space="preserve"> httr、httr2 </w:t>
-      </w:r>
-      <w:r>
-        <w:rPr>
-          <w:rFonts w:hint="eastAsia"/>
-        </w:rPr>
-        <w:t xml:space="preserve">等</w:t>
-      </w:r>
-      <w:r>
-        <w:t xml:space="preserve"> R </w:t>
-      </w:r>
-      <w:r>
-        <w:rPr>
-          <w:rFonts w:hint="eastAsia"/>
-        </w:rPr>
-        <w:t xml:space="preserve">包向网站发送请求（如</w:t>
-      </w:r>
-      <w:r>
-        <w:t xml:space="preserve"> GET </w:t>
-      </w:r>
-      <w:r>
-        <w:rPr>
-          <w:rFonts w:hint="eastAsia"/>
-        </w:rPr>
-        <w:t xml:space="preserve">请求），再读取返回结果。</w:t>
-      </w:r>
-      <w:r>
-        <w:t xml:space="preserve"> </w:t>
-      </w:r>
-      <w:r>
-        <w:rPr>
-          <w:rFonts w:hint="eastAsia"/>
-        </w:rPr>
-        <w:t xml:space="preserve">这种方式适合访问网页接口、JSON</w:t>
-      </w:r>
-      <w:r>
-        <w:t xml:space="preserve"> </w:t>
-      </w:r>
-      <w:r>
-        <w:rPr>
-          <w:rFonts w:hint="eastAsia"/>
-        </w:rPr>
-        <w:t xml:space="preserve">数据、XML</w:t>
-      </w:r>
-      <w:r>
-        <w:t xml:space="preserve"> </w:t>
-      </w:r>
-      <w:r>
-        <w:rPr>
-          <w:rFonts w:hint="eastAsia"/>
-        </w:rPr>
-        <w:t xml:space="preserve">数据等。</w:t>
+        <w:pStyle w:val="a0"/>
+        <w:rPr>
+          <w:rFonts w:hint="eastAsia"/>
+        </w:rPr>
+      </w:pPr>
+      <w:r>
+        <w:rPr>
+          <w:rFonts w:hint="eastAsia"/>
+        </w:rPr>
+        <w:t>1</w:t>
+      </w:r>
+      <w:r>
+        <w:rPr>
+          <w:rFonts w:hint="eastAsia"/>
+        </w:rPr>
+        <w:t>）搜索引擎：托管在静态</w:t>
+      </w:r>
+      <w:r>
+        <w:rPr>
+          <w:rFonts w:hint="eastAsia"/>
+        </w:rPr>
+        <w:t>URL</w:t>
+      </w:r>
+      <w:r>
+        <w:rPr>
+          <w:rFonts w:hint="eastAsia"/>
+        </w:rPr>
+        <w:t>上的文件可通过</w:t>
+      </w:r>
+      <w:r>
+        <w:rPr>
+          <w:rFonts w:hint="eastAsia"/>
+        </w:rPr>
+        <w:t>download.file(</w:t>
+      </w:r>
+      <w:proofErr w:type="spellStart"/>
+      <w:r>
+        <w:rPr>
+          <w:rFonts w:hint="eastAsia"/>
+        </w:rPr>
+        <w:t>url</w:t>
+      </w:r>
+      <w:proofErr w:type="spellEnd"/>
+      <w:proofErr w:type="gramStart"/>
+      <w:r>
+        <w:rPr>
+          <w:rFonts w:hint="eastAsia"/>
+        </w:rPr>
+        <w:t>=</w:t>
+      </w:r>
+      <w:r>
+        <w:rPr>
+          <w:rFonts w:hint="eastAsia"/>
+        </w:rPr>
+        <w:t>”</w:t>
+      </w:r>
+      <w:proofErr w:type="spellStart"/>
+      <w:r>
+        <w:rPr>
+          <w:rFonts w:hint="eastAsia"/>
+        </w:rPr>
+        <w:t>数据地址</w:t>
+      </w:r>
+      <w:proofErr w:type="spellEnd"/>
+      <w:proofErr w:type="gramEnd"/>
+      <w:r>
+        <w:rPr>
+          <w:rFonts w:hint="eastAsia"/>
+        </w:rPr>
+        <w:t>”</w:t>
+      </w:r>
+      <w:r>
+        <w:rPr>
+          <w:rFonts w:hint="eastAsia"/>
+        </w:rPr>
+        <w:t>)</w:t>
+      </w:r>
+      <w:proofErr w:type="spellStart"/>
+      <w:r>
+        <w:rPr>
+          <w:rFonts w:hint="eastAsia"/>
+        </w:rPr>
+        <w:t>进行下载</w:t>
+      </w:r>
+      <w:proofErr w:type="spellEnd"/>
+      <w:r>
+        <w:rPr>
+          <w:rFonts w:hint="eastAsia"/>
+        </w:rPr>
+        <w:t>；</w:t>
       </w:r>
     </w:p>
     <w:p>
       <w:pPr>
-        <w:pStyle w:val="BodyText"/>
-      </w:pPr>
-      <w:r>
-        <w:rPr>
-          <w:rFonts w:hint="eastAsia"/>
-        </w:rPr>
-        <w:t xml:space="preserve">第三种：通过</w:t>
-      </w:r>
-      <w:r>
-        <w:t xml:space="preserve"> API </w:t>
-      </w:r>
-      <w:r>
-        <w:rPr>
-          <w:rFonts w:hint="eastAsia"/>
-        </w:rPr>
-        <w:t xml:space="preserve">访问数据库或平台数据</w:t>
-      </w:r>
-      <w:r>
-        <w:t xml:space="preserve"> </w:t>
-      </w:r>
-      <w:r>
-        <w:rPr>
-          <w:rFonts w:hint="eastAsia"/>
-        </w:rPr>
-        <w:t xml:space="preserve">许多生态学数据库提供</w:t>
-      </w:r>
-      <w:r>
-        <w:t xml:space="preserve"> </w:t>
-      </w:r>
-      <w:r>
-        <w:rPr>
-          <w:rFonts w:hint="eastAsia"/>
-        </w:rPr>
-        <w:t xml:space="preserve">API，可以通过专门的</w:t>
-      </w:r>
-      <w:r>
-        <w:t xml:space="preserve"> R </w:t>
-      </w:r>
-      <w:r>
-        <w:rPr>
-          <w:rFonts w:hint="eastAsia"/>
-        </w:rPr>
-        <w:t xml:space="preserve">包或通用请求函数访问，例如</w:t>
-      </w:r>
-      <w:r>
-        <w:t xml:space="preserve"> rgbif、rinat、rnoaa </w:t>
-      </w:r>
-      <w:r>
-        <w:rPr>
-          <w:rFonts w:hint="eastAsia"/>
-        </w:rPr>
-        <w:t xml:space="preserve">等。</w:t>
-      </w:r>
-      <w:r>
-        <w:t xml:space="preserve"> </w:t>
-      </w:r>
-      <w:r>
-        <w:rPr>
-          <w:rFonts w:hint="eastAsia"/>
-        </w:rPr>
-        <w:t xml:space="preserve">这种方式适合从</w:t>
-      </w:r>
-      <w:r>
-        <w:t xml:space="preserve"> GBIF、NOAA </w:t>
-      </w:r>
-      <w:r>
-        <w:rPr>
-          <w:rFonts w:hint="eastAsia"/>
-        </w:rPr>
-        <w:t xml:space="preserve">等在线数据库中按条件查询和下载数据。</w:t>
+        <w:pStyle w:val="a0"/>
+        <w:rPr>
+          <w:rFonts w:hint="eastAsia"/>
+        </w:rPr>
+      </w:pPr>
+      <w:r>
+        <w:rPr>
+          <w:rFonts w:hint="eastAsia"/>
+        </w:rPr>
+        <w:t>2</w:t>
+      </w:r>
+      <w:r>
+        <w:rPr>
+          <w:rFonts w:hint="eastAsia"/>
+        </w:rPr>
+        <w:t>）数据</w:t>
+      </w:r>
+      <w:r>
+        <w:rPr>
+          <w:rFonts w:hint="eastAsia"/>
+        </w:rPr>
+        <w:t>API</w:t>
+      </w:r>
+      <w:r>
+        <w:rPr>
+          <w:rFonts w:hint="eastAsia"/>
+        </w:rPr>
+        <w:t>：可通过</w:t>
+      </w:r>
+      <w:r>
+        <w:rPr>
+          <w:rFonts w:hint="eastAsia"/>
+        </w:rPr>
+        <w:t>WebAPI</w:t>
+      </w:r>
+      <w:r>
+        <w:rPr>
+          <w:rFonts w:hint="eastAsia"/>
+        </w:rPr>
+        <w:t>和</w:t>
+      </w:r>
+      <w:r>
+        <w:rPr>
+          <w:rFonts w:hint="eastAsia"/>
+        </w:rPr>
+        <w:t>Webscriping</w:t>
+      </w:r>
+      <w:r>
+        <w:rPr>
+          <w:rFonts w:hint="eastAsia"/>
+        </w:rPr>
+        <w:t>获取。</w:t>
+      </w:r>
+      <w:r>
+        <w:rPr>
+          <w:rFonts w:hint="eastAsia"/>
+        </w:rPr>
+        <w:t>raster</w:t>
+      </w:r>
+      <w:r>
+        <w:rPr>
+          <w:rFonts w:hint="eastAsia"/>
+        </w:rPr>
+        <w:t>包中的</w:t>
+      </w:r>
+      <w:r>
+        <w:rPr>
+          <w:rFonts w:hint="eastAsia"/>
+        </w:rPr>
+        <w:t>getData</w:t>
+      </w:r>
+      <w:proofErr w:type="gramStart"/>
+      <w:r>
+        <w:rPr>
+          <w:rFonts w:hint="eastAsia"/>
+        </w:rPr>
+        <w:t>()</w:t>
+      </w:r>
+      <w:r>
+        <w:rPr>
+          <w:rFonts w:hint="eastAsia"/>
+        </w:rPr>
+        <w:t>函数可用于查询和下载多个数据库</w:t>
+      </w:r>
+      <w:proofErr w:type="gramEnd"/>
+      <w:r>
+        <w:rPr>
+          <w:rFonts w:hint="eastAsia"/>
+        </w:rPr>
+        <w:t>；利用</w:t>
+      </w:r>
+      <w:r>
+        <w:rPr>
+          <w:rFonts w:hint="eastAsia"/>
+        </w:rPr>
+        <w:t>rworldmap</w:t>
+      </w:r>
+      <w:r>
+        <w:rPr>
+          <w:rFonts w:hint="eastAsia"/>
+        </w:rPr>
+        <w:t>包访问全球环境状况指数</w:t>
+      </w:r>
+      <w:r>
+        <w:rPr>
+          <w:rFonts w:hint="eastAsia"/>
+        </w:rPr>
+        <w:t>EPI</w:t>
+      </w:r>
+      <w:r>
+        <w:rPr>
+          <w:rFonts w:hint="eastAsia"/>
+        </w:rPr>
+        <w:t>数据库，并结合</w:t>
+      </w:r>
+      <w:r>
+        <w:rPr>
+          <w:rFonts w:hint="eastAsia"/>
+        </w:rPr>
+        <w:t>classInt</w:t>
+      </w:r>
+      <w:r>
+        <w:rPr>
+          <w:rFonts w:hint="eastAsia"/>
+        </w:rPr>
+        <w:t>、</w:t>
+      </w:r>
+      <w:r>
+        <w:rPr>
+          <w:rFonts w:hint="eastAsia"/>
+        </w:rPr>
+        <w:t>RcolorBrewer</w:t>
+      </w:r>
+      <w:r>
+        <w:rPr>
+          <w:rFonts w:hint="eastAsia"/>
+        </w:rPr>
+        <w:t>和</w:t>
+      </w:r>
+      <w:r>
+        <w:rPr>
+          <w:rFonts w:hint="eastAsia"/>
+        </w:rPr>
+        <w:t>ncdf</w:t>
+      </w:r>
+      <w:r>
+        <w:rPr>
+          <w:rFonts w:hint="eastAsia"/>
+        </w:rPr>
+        <w:t>包；</w:t>
+      </w:r>
+      <w:r>
+        <w:rPr>
+          <w:rFonts w:hint="eastAsia"/>
+        </w:rPr>
+        <w:t>R</w:t>
+      </w:r>
+      <w:r>
+        <w:rPr>
+          <w:rFonts w:hint="eastAsia"/>
+        </w:rPr>
+        <w:t>中的</w:t>
+      </w:r>
+      <w:r>
+        <w:rPr>
+          <w:rFonts w:hint="eastAsia"/>
+        </w:rPr>
+        <w:t>spocc</w:t>
+      </w:r>
+      <w:r>
+        <w:rPr>
+          <w:rFonts w:hint="eastAsia"/>
+        </w:rPr>
+        <w:t>包，函数</w:t>
+      </w:r>
+      <w:r>
+        <w:rPr>
+          <w:rFonts w:hint="eastAsia"/>
+        </w:rPr>
+        <w:t>occ()</w:t>
+      </w:r>
+      <w:r>
+        <w:rPr>
+          <w:rFonts w:hint="eastAsia"/>
+        </w:rPr>
+        <w:t>为访问物种数据库提供统一接口。</w:t>
       </w:r>
     </w:p>
     <w:p>
       <w:pPr>
-        <w:pStyle w:val="BodyText"/>
-      </w:pPr>
-      <w:r>
-        <w:rPr>
-          <w:rFonts w:hint="eastAsia"/>
-        </w:rPr>
-        <w:t xml:space="preserve">（2）API</w:t>
-      </w:r>
-      <w:r>
-        <w:t xml:space="preserve"> </w:t>
-      </w:r>
-      <w:r>
-        <w:rPr>
-          <w:rFonts w:hint="eastAsia"/>
-        </w:rPr>
-        <w:t xml:space="preserve">端点（API</w:t>
-      </w:r>
-      <w:r>
-        <w:t xml:space="preserve"> </w:t>
-      </w:r>
-      <w:r>
-        <w:rPr>
-          <w:rFonts w:hint="eastAsia"/>
-        </w:rPr>
-        <w:t xml:space="preserve">endpoint）指的是什么？</w:t>
+        <w:pStyle w:val="a0"/>
+      </w:pPr>
+      <w:r>
+        <w:rPr>
+          <w:rFonts w:hint="eastAsia"/>
+        </w:rPr>
+        <w:t>3</w:t>
+      </w:r>
+      <w:r>
+        <w:rPr>
+          <w:rFonts w:hint="eastAsia"/>
+        </w:rPr>
+        <w:t>）</w:t>
+      </w:r>
+      <w:proofErr w:type="spellStart"/>
+      <w:r>
+        <w:rPr>
+          <w:rFonts w:hint="eastAsia"/>
+        </w:rPr>
+        <w:t>在</w:t>
+      </w:r>
+      <w:r>
+        <w:rPr>
+          <w:rFonts w:hint="eastAsia"/>
+        </w:rPr>
+        <w:t>R</w:t>
+      </w:r>
+      <w:r>
+        <w:rPr>
+          <w:rFonts w:hint="eastAsia"/>
+        </w:rPr>
+        <w:t>环境中调用</w:t>
+      </w:r>
+      <w:r>
+        <w:rPr>
+          <w:rFonts w:hint="eastAsia"/>
+        </w:rPr>
+        <w:t>Data</w:t>
+      </w:r>
+      <w:proofErr w:type="spellEnd"/>
+      <w:r>
+        <w:rPr>
+          <w:rFonts w:hint="eastAsia"/>
+        </w:rPr>
+        <w:t xml:space="preserve"> Retriever</w:t>
       </w:r>
     </w:p>
     <w:p>
       <w:pPr>
-        <w:pStyle w:val="BodyText"/>
-      </w:pPr>
-      <w:r>
-        <w:t xml:space="preserve">API </w:t>
-      </w:r>
-      <w:r>
-        <w:rPr>
-          <w:rFonts w:hint="eastAsia"/>
-        </w:rPr>
-        <w:t xml:space="preserve">端点指的是：</w:t>
-      </w:r>
-      <w:r>
+        <w:pStyle w:val="a0"/>
+        <w:rPr>
+          <w:lang w:eastAsia="zh-CN"/>
+        </w:rPr>
+      </w:pPr>
+      <w:r>
+        <w:rPr>
+          <w:rFonts w:hint="eastAsia"/>
+          <w:lang w:eastAsia="zh-CN"/>
+        </w:rPr>
+        <w:t>（</w:t>
+      </w:r>
+      <w:r>
+        <w:rPr>
+          <w:rFonts w:hint="eastAsia"/>
+          <w:lang w:eastAsia="zh-CN"/>
+        </w:rPr>
+        <w:t>2</w:t>
+      </w:r>
+      <w:r>
+        <w:rPr>
+          <w:rFonts w:hint="eastAsia"/>
+          <w:lang w:eastAsia="zh-CN"/>
+        </w:rPr>
+        <w:t>）</w:t>
+      </w:r>
+      <w:r>
+        <w:rPr>
+          <w:rFonts w:hint="eastAsia"/>
+          <w:lang w:eastAsia="zh-CN"/>
+        </w:rPr>
+        <w:t>API</w:t>
+      </w:r>
+      <w:r>
+        <w:rPr>
+          <w:lang w:eastAsia="zh-CN"/>
+        </w:rPr>
         <w:t xml:space="preserve"> </w:t>
       </w:r>
       <w:r>
-        <w:t xml:space="preserve">API </w:t>
-      </w:r>
-      <w:r>
-        <w:rPr>
-          <w:rFonts w:hint="eastAsia"/>
-        </w:rPr>
-        <w:t xml:space="preserve">中用于接收请求的具体网址（URL），也就是用户或程序访问某一类数据或服务的“入口地址”。</w:t>
+        <w:rPr>
+          <w:rFonts w:hint="eastAsia"/>
+          <w:lang w:eastAsia="zh-CN"/>
+        </w:rPr>
+        <w:t>端点（</w:t>
+      </w:r>
+      <w:r>
+        <w:rPr>
+          <w:rFonts w:hint="eastAsia"/>
+          <w:lang w:eastAsia="zh-CN"/>
+        </w:rPr>
+        <w:t>API</w:t>
+      </w:r>
+      <w:r>
+        <w:rPr>
+          <w:lang w:eastAsia="zh-CN"/>
+        </w:rPr>
+        <w:t xml:space="preserve"> </w:t>
+      </w:r>
+      <w:r>
+        <w:rPr>
+          <w:rFonts w:hint="eastAsia"/>
+          <w:lang w:eastAsia="zh-CN"/>
+        </w:rPr>
+        <w:t>endpoint</w:t>
+      </w:r>
+      <w:r>
+        <w:rPr>
+          <w:rFonts w:hint="eastAsia"/>
+          <w:lang w:eastAsia="zh-CN"/>
+        </w:rPr>
+        <w:t>）指的是什么？</w:t>
       </w:r>
     </w:p>
     <w:p>
       <w:pPr>
-        <w:pStyle w:val="BodyText"/>
-      </w:pPr>
-      <w:r>
-        <w:rPr>
-          <w:rFonts w:hint="eastAsia"/>
-        </w:rPr>
-        <w:t xml:space="preserve">例如，一个数据库可能提供如下端点：</w:t>
+        <w:ind w:firstLineChars="200" w:firstLine="480"/>
+        <w:rPr>
+          <w:rFonts w:ascii="等线" w:eastAsia="等线" w:hAnsi="等线" w:hint="eastAsia"/>
+          <w:szCs w:val="21"/>
+          <w:lang w:eastAsia="zh-CN"/>
+        </w:rPr>
+      </w:pPr>
+      <w:r>
+        <w:rPr>
+          <w:lang w:eastAsia="zh-CN"/>
+        </w:rPr>
+        <w:t xml:space="preserve">API </w:t>
+      </w:r>
+      <w:r>
+        <w:rPr>
+          <w:rFonts w:hint="eastAsia"/>
+          <w:lang w:eastAsia="zh-CN"/>
+        </w:rPr>
+        <w:t>端点指的是：</w:t>
+      </w:r>
+      <w:r>
+        <w:rPr>
+          <w:rFonts w:ascii="等线" w:eastAsia="等线" w:hAnsi="等线" w:hint="eastAsia"/>
+          <w:szCs w:val="21"/>
+          <w:lang w:eastAsia="zh-CN"/>
+        </w:rPr>
+        <w:t>调用API获取或发送数据时需要访问的具体地址，通常是</w:t>
+      </w:r>
+      <w:proofErr w:type="spellStart"/>
+      <w:r>
+        <w:rPr>
+          <w:rFonts w:ascii="等线" w:eastAsia="等线" w:hAnsi="等线" w:hint="eastAsia"/>
+          <w:szCs w:val="21"/>
+          <w:lang w:eastAsia="zh-CN"/>
+        </w:rPr>
+        <w:t>url</w:t>
+      </w:r>
+      <w:proofErr w:type="spellEnd"/>
+      <w:r>
+        <w:rPr>
+          <w:rFonts w:ascii="等线" w:eastAsia="等线" w:hAnsi="等线" w:hint="eastAsia"/>
+          <w:szCs w:val="21"/>
+          <w:lang w:eastAsia="zh-CN"/>
+        </w:rPr>
+        <w:t>形式，包括基础</w:t>
+      </w:r>
+      <w:proofErr w:type="spellStart"/>
+      <w:r>
+        <w:rPr>
+          <w:rFonts w:ascii="等线" w:eastAsia="等线" w:hAnsi="等线" w:hint="eastAsia"/>
+          <w:szCs w:val="21"/>
+          <w:lang w:eastAsia="zh-CN"/>
+        </w:rPr>
+        <w:t>url</w:t>
+      </w:r>
+      <w:proofErr w:type="spellEnd"/>
+      <w:r>
+        <w:rPr>
+          <w:rFonts w:ascii="等线" w:eastAsia="等线" w:hAnsi="等线" w:hint="eastAsia"/>
+          <w:szCs w:val="21"/>
+          <w:lang w:eastAsia="zh-CN"/>
+        </w:rPr>
+        <w:t>和路径、HTTP访问方法、请求头和响应头、请求参数等部分。</w:t>
       </w:r>
     </w:p>
     <w:p>
       <w:pPr>
-        <w:pStyle w:val="BodyText"/>
-      </w:pPr>
-      <w:r>
-        <w:rPr>
-          <w:rFonts w:hint="eastAsia"/>
-        </w:rPr>
-        <w:t xml:space="preserve">查询物种信息的端点</w:t>
-      </w:r>
-      <w:r>
-        <w:t xml:space="preserve"> </w:t>
-      </w:r>
-      <w:r>
-        <w:rPr>
-          <w:rFonts w:hint="eastAsia"/>
-        </w:rPr>
-        <w:t xml:space="preserve">查询</w:t>
-      </w:r>
-      <w:r>
-        <w:t xml:space="preserve"> occurrence records </w:t>
-      </w:r>
-      <w:r>
-        <w:rPr>
-          <w:rFonts w:hint="eastAsia"/>
-        </w:rPr>
-        <w:t xml:space="preserve">的端点</w:t>
-      </w:r>
-      <w:r>
-        <w:t xml:space="preserve"> </w:t>
-      </w:r>
-      <w:r>
-        <w:rPr>
-          <w:rFonts w:hint="eastAsia"/>
-        </w:rPr>
-        <w:t xml:space="preserve">下载数据的端点</w:t>
+        <w:pStyle w:val="a0"/>
+        <w:rPr>
+          <w:lang w:eastAsia="zh-CN"/>
+        </w:rPr>
+      </w:pPr>
+      <w:r>
+        <w:rPr>
+          <w:rFonts w:hint="eastAsia"/>
+          <w:lang w:eastAsia="zh-CN"/>
+        </w:rPr>
+        <w:t>例如，一个数据库可能提供如下端点：</w:t>
       </w:r>
     </w:p>
     <w:p>
       <w:pPr>
-        <w:pStyle w:val="BodyText"/>
-      </w:pPr>
-      <w:r>
-        <w:rPr>
-          <w:rFonts w:hint="eastAsia"/>
-        </w:rPr>
-        <w:t xml:space="preserve">所以，API</w:t>
-      </w:r>
+        <w:pStyle w:val="a0"/>
+      </w:pPr>
+      <w:proofErr w:type="spellStart"/>
+      <w:r>
+        <w:rPr>
+          <w:rFonts w:hint="eastAsia"/>
+        </w:rPr>
+        <w:t>查询物种信息的端点</w:t>
+      </w:r>
+      <w:proofErr w:type="spellEnd"/>
       <w:r>
         <w:t xml:space="preserve"> </w:t>
       </w:r>
-      <w:r>
-        <w:rPr>
-          <w:rFonts w:hint="eastAsia"/>
-        </w:rPr>
-        <w:t xml:space="preserve">端点本质上就是某个具体功能对应的网络地址。</w:t>
+      <w:proofErr w:type="spellStart"/>
+      <w:r>
+        <w:rPr>
+          <w:rFonts w:hint="eastAsia"/>
+        </w:rPr>
+        <w:t>查询</w:t>
+      </w:r>
+      <w:proofErr w:type="spellEnd"/>
+      <w:r>
+        <w:t xml:space="preserve"> occurrence records </w:t>
+      </w:r>
+      <w:r>
+        <w:rPr>
+          <w:rFonts w:hint="eastAsia"/>
+        </w:rPr>
+        <w:t>的端点</w:t>
+      </w:r>
+      <w:r>
+        <w:t xml:space="preserve"> </w:t>
+      </w:r>
+      <w:r>
+        <w:rPr>
+          <w:rFonts w:hint="eastAsia"/>
+        </w:rPr>
+        <w:t>下载数据的端点</w:t>
+      </w:r>
+    </w:p>
+    <w:p>
+      <w:pPr>
+        <w:pStyle w:val="a0"/>
+      </w:pPr>
+      <w:r>
+        <w:rPr>
+          <w:rFonts w:hint="eastAsia"/>
+        </w:rPr>
+        <w:t>所以，</w:t>
+      </w:r>
+      <w:r>
+        <w:rPr>
+          <w:rFonts w:hint="eastAsia"/>
+        </w:rPr>
+        <w:t>API</w:t>
+      </w:r>
+      <w:r>
+        <w:t xml:space="preserve"> </w:t>
+      </w:r>
+      <w:r>
+        <w:rPr>
+          <w:rFonts w:hint="eastAsia"/>
+        </w:rPr>
+        <w:t>端点本质上就是某个具体功能对应的网络地址。</w:t>
       </w:r>
     </w:p>
     <w:p>
@@ -383,14 +700,152 @@
         <w:pStyle w:val="Compact"/>
         <w:numPr>
           <w:ilvl w:val="0"/>
-          <w:numId w:val="1002"/>
+          <w:numId w:val="3"/>
         </w:numPr>
-      </w:pPr>
-      <w:r>
-        <w:rPr>
-          <w:rFonts w:hint="eastAsia"/>
-        </w:rPr>
-        <w:t xml:space="preserve">请完成下面的填空，加载R内置数据集Doubs，读取其中鱼类丰富度Spe数据，将Spe导入SQLite数据库，然后基于tidyverse包在数据库内部删除Spe中所有列为0的行，再将数据加载到R环境中。</w:t>
+        <w:rPr>
+          <w:lang w:eastAsia="zh-CN"/>
+        </w:rPr>
+      </w:pPr>
+      <w:r>
+        <w:rPr>
+          <w:rFonts w:hint="eastAsia"/>
+          <w:lang w:eastAsia="zh-CN"/>
+        </w:rPr>
+        <w:t>请完成下面的填空，加载</w:t>
+      </w:r>
+      <w:r>
+        <w:rPr>
+          <w:rFonts w:hint="eastAsia"/>
+          <w:lang w:eastAsia="zh-CN"/>
+        </w:rPr>
+        <w:t>R</w:t>
+      </w:r>
+      <w:r>
+        <w:rPr>
+          <w:rFonts w:hint="eastAsia"/>
+          <w:lang w:eastAsia="zh-CN"/>
+        </w:rPr>
+        <w:t>内置数据集</w:t>
+      </w:r>
+      <w:r>
+        <w:rPr>
+          <w:rFonts w:hint="eastAsia"/>
+          <w:lang w:eastAsia="zh-CN"/>
+        </w:rPr>
+        <w:t>Doubs</w:t>
+      </w:r>
+      <w:r>
+        <w:rPr>
+          <w:rFonts w:hint="eastAsia"/>
+          <w:lang w:eastAsia="zh-CN"/>
+        </w:rPr>
+        <w:t>，读取其中鱼类丰富度</w:t>
+      </w:r>
+      <w:proofErr w:type="spellStart"/>
+      <w:r>
+        <w:rPr>
+          <w:rFonts w:hint="eastAsia"/>
+          <w:lang w:eastAsia="zh-CN"/>
+        </w:rPr>
+        <w:t>Spe</w:t>
+      </w:r>
+      <w:proofErr w:type="spellEnd"/>
+      <w:r>
+        <w:rPr>
+          <w:rFonts w:hint="eastAsia"/>
+          <w:lang w:eastAsia="zh-CN"/>
+        </w:rPr>
+        <w:t>数据，将</w:t>
+      </w:r>
+      <w:proofErr w:type="spellStart"/>
+      <w:r>
+        <w:rPr>
+          <w:rFonts w:hint="eastAsia"/>
+          <w:lang w:eastAsia="zh-CN"/>
+        </w:rPr>
+        <w:t>Spe</w:t>
+      </w:r>
+      <w:proofErr w:type="spellEnd"/>
+      <w:r>
+        <w:rPr>
+          <w:rFonts w:hint="eastAsia"/>
+          <w:lang w:eastAsia="zh-CN"/>
+        </w:rPr>
+        <w:t>导入</w:t>
+      </w:r>
+      <w:r>
+        <w:rPr>
+          <w:rFonts w:hint="eastAsia"/>
+          <w:lang w:eastAsia="zh-CN"/>
+        </w:rPr>
+        <w:t>SQLite</w:t>
+      </w:r>
+      <w:r>
+        <w:rPr>
+          <w:rFonts w:hint="eastAsia"/>
+          <w:lang w:eastAsia="zh-CN"/>
+        </w:rPr>
+        <w:t>数据库，然后基于</w:t>
+      </w:r>
+      <w:proofErr w:type="spellStart"/>
+      <w:r>
+        <w:rPr>
+          <w:rFonts w:hint="eastAsia"/>
+          <w:lang w:eastAsia="zh-CN"/>
+        </w:rPr>
+        <w:t>tidyverse</w:t>
+      </w:r>
+      <w:proofErr w:type="spellEnd"/>
+      <w:r>
+        <w:rPr>
+          <w:rFonts w:hint="eastAsia"/>
+          <w:lang w:eastAsia="zh-CN"/>
+        </w:rPr>
+        <w:t>包在数据库内部删除</w:t>
+      </w:r>
+      <w:proofErr w:type="spellStart"/>
+      <w:r>
+        <w:rPr>
+          <w:rFonts w:hint="eastAsia"/>
+          <w:lang w:eastAsia="zh-CN"/>
+        </w:rPr>
+        <w:t>Spe</w:t>
+      </w:r>
+      <w:proofErr w:type="spellEnd"/>
+      <w:r>
+        <w:rPr>
+          <w:rFonts w:hint="eastAsia"/>
+          <w:lang w:eastAsia="zh-CN"/>
+        </w:rPr>
+        <w:t>中所有列为</w:t>
+      </w:r>
+      <w:r>
+        <w:rPr>
+          <w:rFonts w:hint="eastAsia"/>
+          <w:lang w:eastAsia="zh-CN"/>
+        </w:rPr>
+        <w:t>0</w:t>
+      </w:r>
+      <w:r>
+        <w:rPr>
+          <w:rFonts w:hint="eastAsia"/>
+          <w:lang w:eastAsia="zh-CN"/>
+        </w:rPr>
+        <w:t>的行，再将数据加载到</w:t>
+      </w:r>
+      <w:r>
+        <w:rPr>
+          <w:rFonts w:hint="eastAsia"/>
+          <w:lang w:eastAsia="zh-CN"/>
+        </w:rPr>
+        <w:t>R</w:t>
+      </w:r>
+      <w:r>
+        <w:rPr>
+          <w:rFonts w:hint="eastAsia"/>
+          <w:lang w:eastAsia="zh-CN"/>
+        </w:rPr>
+        <w:t>环境中。</w:t>
       </w:r>
     </w:p>
     <w:p>
@@ -400,44 +855,115 @@
       <w:r>
         <w:rPr>
           <w:rStyle w:val="DocumentationTok"/>
-        </w:rPr>
-        <w:t xml:space="preserve">###1）从ade4包中加载doubs数据集，并读取鱼类丰富度数据fish。</w:t>
-      </w:r>
-      <w:r>
+          <w:lang w:eastAsia="zh-CN"/>
+        </w:rPr>
+        <w:t>###1</w:t>
+      </w:r>
+      <w:r>
+        <w:rPr>
+          <w:rStyle w:val="DocumentationTok"/>
+          <w:lang w:eastAsia="zh-CN"/>
+        </w:rPr>
+        <w:t>）从</w:t>
+      </w:r>
+      <w:r>
+        <w:rPr>
+          <w:rStyle w:val="DocumentationTok"/>
+          <w:lang w:eastAsia="zh-CN"/>
+        </w:rPr>
+        <w:t>ade4</w:t>
+      </w:r>
+      <w:r>
+        <w:rPr>
+          <w:rStyle w:val="DocumentationTok"/>
+          <w:lang w:eastAsia="zh-CN"/>
+        </w:rPr>
+        <w:t>包中加载</w:t>
+      </w:r>
+      <w:proofErr w:type="spellStart"/>
+      <w:r>
+        <w:rPr>
+          <w:rStyle w:val="DocumentationTok"/>
+          <w:lang w:eastAsia="zh-CN"/>
+        </w:rPr>
+        <w:t>doubs</w:t>
+      </w:r>
+      <w:proofErr w:type="spellEnd"/>
+      <w:r>
+        <w:rPr>
+          <w:rStyle w:val="DocumentationTok"/>
+          <w:lang w:eastAsia="zh-CN"/>
+        </w:rPr>
+        <w:t>数据集，并读取鱼类丰富度数据</w:t>
+      </w:r>
+      <w:r>
+        <w:rPr>
+          <w:rStyle w:val="DocumentationTok"/>
+          <w:lang w:eastAsia="zh-CN"/>
+        </w:rPr>
+        <w:t>fish</w:t>
+      </w:r>
+      <w:r>
+        <w:rPr>
+          <w:rStyle w:val="DocumentationTok"/>
+          <w:lang w:eastAsia="zh-CN"/>
+        </w:rPr>
+        <w:t>。</w:t>
+      </w:r>
+      <w:r>
+        <w:rPr>
+          <w:lang w:eastAsia="zh-CN"/>
+        </w:rPr>
         <w:br/>
       </w:r>
       <w:r>
         <w:rPr>
           <w:rStyle w:val="FunctionTok"/>
         </w:rPr>
-        <w:t xml:space="preserve">library</w:t>
-      </w:r>
-      <w:r>
-        <w:rPr>
-          <w:rStyle w:val="NormalTok"/>
-        </w:rPr>
-        <w:t xml:space="preserve">(ade4)</w:t>
-      </w:r>
-      <w:r>
-        <w:br/>
-      </w:r>
+        <w:t>library</w:t>
+      </w:r>
+      <w:r>
+        <w:rPr>
+          <w:rStyle w:val="NormalTok"/>
+        </w:rPr>
+        <w:t>(ade4)</w:t>
+      </w:r>
+      <w:r>
+        <w:br/>
+      </w:r>
+      <w:proofErr w:type="gramStart"/>
       <w:r>
         <w:rPr>
           <w:rStyle w:val="FunctionTok"/>
         </w:rPr>
-        <w:t xml:space="preserve">data</w:t>
-      </w:r>
-      <w:r>
-        <w:rPr>
-          <w:rStyle w:val="NormalTok"/>
-        </w:rPr>
-        <w:t xml:space="preserve">(doubs, </w:t>
+        <w:t>data</w:t>
+      </w:r>
+      <w:r>
+        <w:rPr>
+          <w:rStyle w:val="NormalTok"/>
+        </w:rPr>
+        <w:t>(</w:t>
+      </w:r>
+      <w:proofErr w:type="spellStart"/>
+      <w:proofErr w:type="gramEnd"/>
+      <w:r>
+        <w:rPr>
+          <w:rStyle w:val="NormalTok"/>
+        </w:rPr>
+        <w:t>doubs</w:t>
+      </w:r>
+      <w:proofErr w:type="spellEnd"/>
+      <w:r>
+        <w:rPr>
+          <w:rStyle w:val="NormalTok"/>
+        </w:rPr>
+        <w:t xml:space="preserve">, </w:t>
       </w:r>
       <w:r>
         <w:rPr>
           <w:rStyle w:val="AttributeTok"/>
         </w:rPr>
-        <w:t xml:space="preserve">package =</w:t>
+        <w:t>package =</w:t>
       </w:r>
       <w:r>
         <w:rPr>
@@ -449,13 +975,13 @@
         <w:rPr>
           <w:rStyle w:val="StringTok"/>
         </w:rPr>
-        <w:t xml:space="preserve">"ade4"</w:t>
-      </w:r>
-      <w:r>
-        <w:rPr>
-          <w:rStyle w:val="NormalTok"/>
-        </w:rPr>
-        <w:t xml:space="preserve">)</w:t>
+        <w:t>"ade4"</w:t>
+      </w:r>
+      <w:r>
+        <w:rPr>
+          <w:rStyle w:val="NormalTok"/>
+        </w:rPr>
+        <w:t>)</w:t>
       </w:r>
       <w:r>
         <w:br/>
@@ -470,7 +996,7 @@
         <w:rPr>
           <w:rStyle w:val="OtherTok"/>
         </w:rPr>
-        <w:t xml:space="preserve">&lt;-</w:t>
+        <w:t>&lt;-</w:t>
       </w:r>
       <w:r>
         <w:rPr>
@@ -482,13 +1008,13 @@
         <w:rPr>
           <w:rStyle w:val="SpecialCharTok"/>
         </w:rPr>
-        <w:t xml:space="preserve">$</w:t>
-      </w:r>
-      <w:r>
-        <w:rPr>
-          <w:rStyle w:val="NormalTok"/>
-        </w:rPr>
-        <w:t xml:space="preserve">fish</w:t>
+        <w:t>$</w:t>
+      </w:r>
+      <w:r>
+        <w:rPr>
+          <w:rStyle w:val="NormalTok"/>
+        </w:rPr>
+        <w:t>fish</w:t>
       </w:r>
       <w:r>
         <w:br/>
@@ -497,13 +1023,13 @@
         <w:rPr>
           <w:rStyle w:val="FunctionTok"/>
         </w:rPr>
-        <w:t xml:space="preserve">head</w:t>
-      </w:r>
-      <w:r>
-        <w:rPr>
-          <w:rStyle w:val="NormalTok"/>
-        </w:rPr>
-        <w:t xml:space="preserve">(Spe)</w:t>
+        <w:t>head</w:t>
+      </w:r>
+      <w:r>
+        <w:rPr>
+          <w:rStyle w:val="NormalTok"/>
+        </w:rPr>
+        <w:t>(Spe)</w:t>
       </w:r>
     </w:p>
     <w:p>
@@ -514,124 +1040,131 @@
         <w:rPr>
           <w:rStyle w:val="VerbatimChar"/>
         </w:rPr>
-        <w:t xml:space="preserve">##   Cogo Satr Phph Neba Thth Teso Chna Chto Lele Lece Baba Spbi Gogo Eslu Pefl</w:t>
-      </w:r>
-      <w:r>
-        <w:br/>
-      </w:r>
-      <w:r>
-        <w:rPr>
-          <w:rStyle w:val="VerbatimChar"/>
-        </w:rPr>
-        <w:t xml:space="preserve">## 1    0    3    0    0    0    0    0    0    0    0    0    0    0    0    0</w:t>
-      </w:r>
-      <w:r>
-        <w:br/>
-      </w:r>
-      <w:r>
-        <w:rPr>
-          <w:rStyle w:val="VerbatimChar"/>
-        </w:rPr>
-        <w:t xml:space="preserve">## 2    0    5    4    3    0    0    0    0    0    0    0    0    0    0    0</w:t>
-      </w:r>
-      <w:r>
-        <w:br/>
-      </w:r>
-      <w:r>
-        <w:rPr>
-          <w:rStyle w:val="VerbatimChar"/>
-        </w:rPr>
-        <w:t xml:space="preserve">## 3    0    5    5    5    0    0    0    0    0    0    0    0    0    1    0</w:t>
-      </w:r>
-      <w:r>
-        <w:br/>
-      </w:r>
-      <w:r>
-        <w:rPr>
-          <w:rStyle w:val="VerbatimChar"/>
-        </w:rPr>
-        <w:t xml:space="preserve">## 4    0    4    5    5    0    0    0    0    0    1    0    0    1    2    2</w:t>
-      </w:r>
-      <w:r>
-        <w:br/>
-      </w:r>
-      <w:r>
-        <w:rPr>
-          <w:rStyle w:val="VerbatimChar"/>
-        </w:rPr>
-        <w:t xml:space="preserve">## 5    0    2    3    2    0    0    0    0    5    2    0    0    2    4    4</w:t>
-      </w:r>
-      <w:r>
-        <w:br/>
-      </w:r>
-      <w:r>
-        <w:rPr>
-          <w:rStyle w:val="VerbatimChar"/>
-        </w:rPr>
-        <w:t xml:space="preserve">## 6    0    3    4    5    0    0    0    0    1    2    0    0    1    1    1</w:t>
-      </w:r>
-      <w:r>
-        <w:br/>
-      </w:r>
-      <w:r>
-        <w:rPr>
-          <w:rStyle w:val="VerbatimChar"/>
-        </w:rPr>
-        <w:t xml:space="preserve">##   Rham Legi Scer Cyca Titi Abbr Icme Acce Ruru Blbj Alal Anan</w:t>
-      </w:r>
-      <w:r>
-        <w:br/>
-      </w:r>
-      <w:r>
-        <w:rPr>
-          <w:rStyle w:val="VerbatimChar"/>
-        </w:rPr>
-        <w:t xml:space="preserve">## 1    0    0    0    0    0    0    0    0    0    0    0    0</w:t>
-      </w:r>
-      <w:r>
-        <w:br/>
-      </w:r>
-      <w:r>
-        <w:rPr>
-          <w:rStyle w:val="VerbatimChar"/>
-        </w:rPr>
-        <w:t xml:space="preserve">## 2    0    0    0    0    0    0    0    0    0    0    0    0</w:t>
-      </w:r>
-      <w:r>
-        <w:br/>
-      </w:r>
-      <w:r>
-        <w:rPr>
-          <w:rStyle w:val="VerbatimChar"/>
-        </w:rPr>
-        <w:t xml:space="preserve">## 3    0    0    0    0    0    0    0    0    0    0    0    0</w:t>
-      </w:r>
-      <w:r>
-        <w:br/>
-      </w:r>
-      <w:r>
-        <w:rPr>
-          <w:rStyle w:val="VerbatimChar"/>
-        </w:rPr>
-        <w:t xml:space="preserve">## 4    0    0    0    0    1    0    0    0    0    0    0    0</w:t>
-      </w:r>
-      <w:r>
-        <w:br/>
-      </w:r>
-      <w:r>
-        <w:rPr>
-          <w:rStyle w:val="VerbatimChar"/>
-        </w:rPr>
-        <w:t xml:space="preserve">## 5    0    0    2    0    3    0    0    0    5    0    0    0</w:t>
-      </w:r>
-      <w:r>
-        <w:br/>
-      </w:r>
-      <w:r>
-        <w:rPr>
-          <w:rStyle w:val="VerbatimChar"/>
-        </w:rPr>
-        <w:t xml:space="preserve">## 6    0    0    0    0    2    0    0    0    1    0    0    0</w:t>
+        <w:t>##   Cogo Satr Phph Neba Thth Teso Chna Chto Lele Lece Baba Spbi Gogo Eslu Pefl</w:t>
+      </w:r>
+      <w:r>
+        <w:br/>
+      </w:r>
+      <w:r>
+        <w:rPr>
+          <w:rStyle w:val="VerbatimChar"/>
+        </w:rPr>
+        <w:t>## 1    0    3    0    0    0    0    0    0    0    0    0    0    0    0    0</w:t>
+      </w:r>
+      <w:r>
+        <w:br/>
+      </w:r>
+      <w:r>
+        <w:rPr>
+          <w:rStyle w:val="VerbatimChar"/>
+        </w:rPr>
+        <w:t>## 2    0    5    4    3    0    0    0    0    0    0    0    0    0    0    0</w:t>
+      </w:r>
+      <w:r>
+        <w:br/>
+      </w:r>
+      <w:r>
+        <w:rPr>
+          <w:rStyle w:val="VerbatimChar"/>
+        </w:rPr>
+        <w:t xml:space="preserve">## 3    0    5    5    5    0    0    0    0    0    0    0    0    0  </w:t>
+      </w:r>
+      <w:r>
+        <w:rPr>
+          <w:rStyle w:val="VerbatimChar"/>
+        </w:rPr>
+        <w:lastRenderedPageBreak/>
+        <w:t xml:space="preserve">  1    0</w:t>
+      </w:r>
+      <w:r>
+        <w:br/>
+      </w:r>
+      <w:r>
+        <w:rPr>
+          <w:rStyle w:val="VerbatimChar"/>
+        </w:rPr>
+        <w:t>## 4    0    4    5    5    0    0    0    0    0    1    0    0    1    2    2</w:t>
+      </w:r>
+      <w:r>
+        <w:br/>
+      </w:r>
+      <w:r>
+        <w:rPr>
+          <w:rStyle w:val="VerbatimChar"/>
+        </w:rPr>
+        <w:t>## 5    0    2    3    2    0    0    0    0    5    2    0    0    2    4    4</w:t>
+      </w:r>
+      <w:r>
+        <w:br/>
+      </w:r>
+      <w:r>
+        <w:rPr>
+          <w:rStyle w:val="VerbatimChar"/>
+        </w:rPr>
+        <w:t>## 6    0    3    4    5    0    0    0    0    1    2    0    0    1    1    1</w:t>
+      </w:r>
+      <w:r>
+        <w:br/>
+      </w:r>
+      <w:r>
+        <w:rPr>
+          <w:rStyle w:val="VerbatimChar"/>
+        </w:rPr>
+        <w:t>##   Rham Legi Scer Cyca Titi Abbr Icme Acce Ruru Blbj Alal Anan</w:t>
+      </w:r>
+      <w:r>
+        <w:br/>
+      </w:r>
+      <w:r>
+        <w:rPr>
+          <w:rStyle w:val="VerbatimChar"/>
+        </w:rPr>
+        <w:t>## 1    0    0    0    0    0    0    0    0    0    0    0    0</w:t>
+      </w:r>
+      <w:r>
+        <w:br/>
+      </w:r>
+      <w:r>
+        <w:rPr>
+          <w:rStyle w:val="VerbatimChar"/>
+        </w:rPr>
+        <w:t>## 2    0    0    0    0    0    0    0    0    0    0    0    0</w:t>
+      </w:r>
+      <w:r>
+        <w:br/>
+      </w:r>
+      <w:r>
+        <w:rPr>
+          <w:rStyle w:val="VerbatimChar"/>
+        </w:rPr>
+        <w:t>## 3    0    0    0    0    0    0    0    0    0    0    0    0</w:t>
+      </w:r>
+      <w:r>
+        <w:br/>
+      </w:r>
+      <w:r>
+        <w:rPr>
+          <w:rStyle w:val="VerbatimChar"/>
+        </w:rPr>
+        <w:t>## 4    0    0    0    0    1    0    0    0    0    0    0    0</w:t>
+      </w:r>
+      <w:r>
+        <w:br/>
+      </w:r>
+      <w:r>
+        <w:rPr>
+          <w:rStyle w:val="VerbatimChar"/>
+        </w:rPr>
+        <w:t>## 5    0    0    2    0    3    0    0    0    5    0    0    0</w:t>
+      </w:r>
+      <w:r>
+        <w:br/>
+      </w:r>
+      <w:r>
+        <w:rPr>
+          <w:rStyle w:val="VerbatimChar"/>
+        </w:rPr>
+        <w:t>## 6    0    0    0    0    2    0    0    0    1    0    0    0</w:t>
       </w:r>
     </w:p>
     <w:p>
@@ -641,23 +1174,90 @@
       <w:r>
         <w:rPr>
           <w:rStyle w:val="DocumentationTok"/>
-        </w:rPr>
-        <w:t xml:space="preserve">###2）创建和连接名为doubs.sqlite数据库，将Spe导入其中，名为Spe_sqlite。</w:t>
-      </w:r>
-      <w:r>
-        <w:br/>
-      </w:r>
+          <w:lang w:eastAsia="zh-CN"/>
+        </w:rPr>
+        <w:t>###2</w:t>
+      </w:r>
+      <w:r>
+        <w:rPr>
+          <w:rStyle w:val="DocumentationTok"/>
+          <w:lang w:eastAsia="zh-CN"/>
+        </w:rPr>
+        <w:t>）创建和连接名为</w:t>
+      </w:r>
+      <w:proofErr w:type="spellStart"/>
+      <w:r>
+        <w:rPr>
+          <w:rStyle w:val="DocumentationTok"/>
+          <w:lang w:eastAsia="zh-CN"/>
+        </w:rPr>
+        <w:t>doubs.sqlite</w:t>
+      </w:r>
+      <w:proofErr w:type="spellEnd"/>
+      <w:r>
+        <w:rPr>
+          <w:rStyle w:val="DocumentationTok"/>
+          <w:lang w:eastAsia="zh-CN"/>
+        </w:rPr>
+        <w:t>数据库，将</w:t>
+      </w:r>
+      <w:proofErr w:type="spellStart"/>
+      <w:r>
+        <w:rPr>
+          <w:rStyle w:val="DocumentationTok"/>
+          <w:lang w:eastAsia="zh-CN"/>
+        </w:rPr>
+        <w:t>Spe</w:t>
+      </w:r>
+      <w:proofErr w:type="spellEnd"/>
+      <w:r>
+        <w:rPr>
+          <w:rStyle w:val="DocumentationTok"/>
+          <w:lang w:eastAsia="zh-CN"/>
+        </w:rPr>
+        <w:t>导入其中，名为</w:t>
+      </w:r>
+      <w:proofErr w:type="spellStart"/>
+      <w:r>
+        <w:rPr>
+          <w:rStyle w:val="DocumentationTok"/>
+          <w:lang w:eastAsia="zh-CN"/>
+        </w:rPr>
+        <w:t>Spe_sqlite</w:t>
+      </w:r>
+      <w:proofErr w:type="spellEnd"/>
+      <w:r>
+        <w:rPr>
+          <w:rStyle w:val="DocumentationTok"/>
+          <w:lang w:eastAsia="zh-CN"/>
+        </w:rPr>
+        <w:t>。</w:t>
+      </w:r>
+      <w:r>
+        <w:rPr>
+          <w:lang w:eastAsia="zh-CN"/>
+        </w:rPr>
+        <w:br/>
+      </w:r>
+      <w:proofErr w:type="gramStart"/>
       <w:r>
         <w:rPr>
           <w:rStyle w:val="FunctionTok"/>
         </w:rPr>
-        <w:t xml:space="preserve">library</w:t>
-      </w:r>
-      <w:r>
-        <w:rPr>
-          <w:rStyle w:val="NormalTok"/>
-        </w:rPr>
-        <w:t xml:space="preserve">(DBI)</w:t>
+        <w:t>library</w:t>
+      </w:r>
+      <w:r>
+        <w:rPr>
+          <w:rStyle w:val="NormalTok"/>
+        </w:rPr>
+        <w:t>(</w:t>
+      </w:r>
+      <w:proofErr w:type="gramEnd"/>
+      <w:r>
+        <w:rPr>
+          <w:rStyle w:val="NormalTok"/>
+        </w:rPr>
+        <w:t>DBI)</w:t>
       </w:r>
       <w:r>
         <w:br/>
@@ -666,13 +1266,27 @@
         <w:rPr>
           <w:rStyle w:val="FunctionTok"/>
         </w:rPr>
-        <w:t xml:space="preserve">library</w:t>
-      </w:r>
-      <w:r>
-        <w:rPr>
-          <w:rStyle w:val="NormalTok"/>
-        </w:rPr>
-        <w:t xml:space="preserve">(RSQLite)</w:t>
+        <w:t>library</w:t>
+      </w:r>
+      <w:r>
+        <w:rPr>
+          <w:rStyle w:val="NormalTok"/>
+        </w:rPr>
+        <w:t>(</w:t>
+      </w:r>
+      <w:proofErr w:type="spellStart"/>
+      <w:r>
+        <w:rPr>
+          <w:rStyle w:val="NormalTok"/>
+        </w:rPr>
+        <w:t>RSQLite</w:t>
+      </w:r>
+      <w:proofErr w:type="spellEnd"/>
+      <w:r>
+        <w:rPr>
+          <w:rStyle w:val="NormalTok"/>
+        </w:rPr>
+        <w:t>)</w:t>
       </w:r>
     </w:p>
     <w:p>
@@ -683,7 +1297,7 @@
         <w:rPr>
           <w:rStyle w:val="VerbatimChar"/>
         </w:rPr>
-        <w:t xml:space="preserve">## Warning: package 'RSQLite' was built under R version 4.5.3</w:t>
+        <w:t>## Warning: package 'RSQLite' was built under R version 4.5.3</w:t>
       </w:r>
     </w:p>
     <w:p>
@@ -694,13 +1308,13 @@
         <w:rPr>
           <w:rStyle w:val="FunctionTok"/>
         </w:rPr>
-        <w:t xml:space="preserve">library</w:t>
-      </w:r>
-      <w:r>
-        <w:rPr>
-          <w:rStyle w:val="NormalTok"/>
-        </w:rPr>
-        <w:t xml:space="preserve">(tidyverse)</w:t>
+        <w:t>library</w:t>
+      </w:r>
+      <w:r>
+        <w:rPr>
+          <w:rStyle w:val="NormalTok"/>
+        </w:rPr>
+        <w:t>(tidyverse)</w:t>
       </w:r>
     </w:p>
     <w:p>
@@ -711,7 +1325,7 @@
         <w:rPr>
           <w:rStyle w:val="VerbatimChar"/>
         </w:rPr>
-        <w:t xml:space="preserve">## Warning: package 'tidyverse' was built under R version 4.5.3</w:t>
+        <w:t>## Warning: package 'tidyverse' was built under R version 4.5.3</w:t>
       </w:r>
     </w:p>
     <w:p>
@@ -722,43 +1336,43 @@
         <w:rPr>
           <w:rStyle w:val="VerbatimChar"/>
         </w:rPr>
-        <w:t xml:space="preserve">## ── Attaching core tidyverse packages ──────────────────────── tidyverse 2.0.0 ──</w:t>
-      </w:r>
-      <w:r>
-        <w:br/>
-      </w:r>
-      <w:r>
-        <w:rPr>
-          <w:rStyle w:val="VerbatimChar"/>
-        </w:rPr>
-        <w:t xml:space="preserve">## ✔ dplyr     1.1.4     ✔ readr     2.2.0</w:t>
-      </w:r>
-      <w:r>
-        <w:br/>
-      </w:r>
-      <w:r>
-        <w:rPr>
-          <w:rStyle w:val="VerbatimChar"/>
-        </w:rPr>
-        <w:t xml:space="preserve">## ✔ forcats   1.0.1     ✔ stringr   1.6.0</w:t>
-      </w:r>
-      <w:r>
-        <w:br/>
-      </w:r>
-      <w:r>
-        <w:rPr>
-          <w:rStyle w:val="VerbatimChar"/>
-        </w:rPr>
-        <w:t xml:space="preserve">## ✔ ggplot2   4.0.2     ✔ tibble    3.3.0</w:t>
-      </w:r>
-      <w:r>
-        <w:br/>
-      </w:r>
-      <w:r>
-        <w:rPr>
-          <w:rStyle w:val="VerbatimChar"/>
-        </w:rPr>
-        <w:t xml:space="preserve">## ✔ lubridate 1.9.4     ✔ tidyr     1.3.2</w:t>
+        <w:t>## ── Attaching core tidyverse packages ──────────────────────── tidyverse 2.0.0 ──</w:t>
+      </w:r>
+      <w:r>
+        <w:br/>
+      </w:r>
+      <w:r>
+        <w:rPr>
+          <w:rStyle w:val="VerbatimChar"/>
+        </w:rPr>
+        <w:t>## ✔ dplyr     1.1.4     ✔ readr     2.2.0</w:t>
+      </w:r>
+      <w:r>
+        <w:br/>
+      </w:r>
+      <w:r>
+        <w:rPr>
+          <w:rStyle w:val="VerbatimChar"/>
+        </w:rPr>
+        <w:t>## ✔ forcats   1.0.1     ✔ stringr   1.6.0</w:t>
+      </w:r>
+      <w:r>
+        <w:br/>
+      </w:r>
+      <w:r>
+        <w:rPr>
+          <w:rStyle w:val="VerbatimChar"/>
+        </w:rPr>
+        <w:t>## ✔ ggplot2   4.0.2     ✔ tibble    3.3.0</w:t>
+      </w:r>
+      <w:r>
+        <w:br/>
+      </w:r>
+      <w:r>
+        <w:rPr>
+          <w:rStyle w:val="VerbatimChar"/>
+        </w:rPr>
+        <w:t>## ✔ lubridate 1.9.4     ✔ tidyr     1.3.2</w:t>
       </w:r>
       <w:r>
         <w:br/>
@@ -776,34 +1390,34 @@
         <w:rPr>
           <w:rStyle w:val="VerbatimChar"/>
         </w:rPr>
-        <w:t xml:space="preserve">## ── Conflicts ────────────────────────────────────────── tidyverse_conflicts() ──</w:t>
-      </w:r>
-      <w:r>
-        <w:br/>
-      </w:r>
-      <w:r>
-        <w:rPr>
-          <w:rStyle w:val="VerbatimChar"/>
-        </w:rPr>
-        <w:t xml:space="preserve">## ✖ dplyr::filter() masks stats::filter()</w:t>
-      </w:r>
-      <w:r>
-        <w:br/>
-      </w:r>
-      <w:r>
-        <w:rPr>
-          <w:rStyle w:val="VerbatimChar"/>
-        </w:rPr>
-        <w:t xml:space="preserve">## ✖ dplyr::lag()    masks stats::lag()</w:t>
-      </w:r>
-      <w:r>
-        <w:br/>
-      </w:r>
-      <w:r>
-        <w:rPr>
-          <w:rStyle w:val="VerbatimChar"/>
-        </w:rPr>
-        <w:t xml:space="preserve">## ℹ Use the conflicted package (&lt;http://conflicted.r-lib.org/&gt;) to force all conflicts to become errors</w:t>
+        <w:t>## ── Conflicts ────────────────────────────────────────── tidyverse_conflicts() ──</w:t>
+      </w:r>
+      <w:r>
+        <w:br/>
+      </w:r>
+      <w:r>
+        <w:rPr>
+          <w:rStyle w:val="VerbatimChar"/>
+        </w:rPr>
+        <w:t>## ✖ dplyr::filter() masks stats::filter()</w:t>
+      </w:r>
+      <w:r>
+        <w:br/>
+      </w:r>
+      <w:r>
+        <w:rPr>
+          <w:rStyle w:val="VerbatimChar"/>
+        </w:rPr>
+        <w:t>## ✖ dplyr::lag()    masks stats::lag()</w:t>
+      </w:r>
+      <w:r>
+        <w:br/>
+      </w:r>
+      <w:r>
+        <w:rPr>
+          <w:rStyle w:val="VerbatimChar"/>
+        </w:rPr>
+        <w:t>## ℹ Use the conflicted package (&lt;http://conflicted.r-lib.org/&gt;) to force all conflicts to become errors</w:t>
       </w:r>
     </w:p>
     <w:p>
@@ -820,7 +1434,7 @@
         <w:rPr>
           <w:rStyle w:val="OtherTok"/>
         </w:rPr>
-        <w:t xml:space="preserve">&lt;-</w:t>
+        <w:t>&lt;-</w:t>
       </w:r>
       <w:r>
         <w:rPr>
@@ -832,25 +1446,25 @@
         <w:rPr>
           <w:rStyle w:val="FunctionTok"/>
         </w:rPr>
-        <w:t xml:space="preserve">dbConnect</w:t>
-      </w:r>
-      <w:r>
-        <w:rPr>
-          <w:rStyle w:val="NormalTok"/>
-        </w:rPr>
-        <w:t xml:space="preserve">(RSQLite</w:t>
+        <w:t>dbConnect</w:t>
+      </w:r>
+      <w:r>
+        <w:rPr>
+          <w:rStyle w:val="NormalTok"/>
+        </w:rPr>
+        <w:t>(RSQLite</w:t>
       </w:r>
       <w:r>
         <w:rPr>
           <w:rStyle w:val="SpecialCharTok"/>
         </w:rPr>
-        <w:t xml:space="preserve">::</w:t>
+        <w:t>::</w:t>
       </w:r>
       <w:r>
         <w:rPr>
           <w:rStyle w:val="FunctionTok"/>
         </w:rPr>
-        <w:t xml:space="preserve">SQLite</w:t>
+        <w:t>SQLite</w:t>
       </w:r>
       <w:r>
         <w:rPr>
@@ -862,13 +1476,13 @@
         <w:rPr>
           <w:rStyle w:val="StringTok"/>
         </w:rPr>
-        <w:t xml:space="preserve">"doubs.sqlite"</w:t>
-      </w:r>
-      <w:r>
-        <w:rPr>
-          <w:rStyle w:val="NormalTok"/>
-        </w:rPr>
-        <w:t xml:space="preserve">)</w:t>
+        <w:t>"doubs.sqlite"</w:t>
+      </w:r>
+      <w:r>
+        <w:rPr>
+          <w:rStyle w:val="NormalTok"/>
+        </w:rPr>
+        <w:t>)</w:t>
       </w:r>
       <w:r>
         <w:br/>
@@ -877,7 +1491,7 @@
         <w:rPr>
           <w:rStyle w:val="FunctionTok"/>
         </w:rPr>
-        <w:t xml:space="preserve">dbWriteTable</w:t>
+        <w:t>dbWriteTable</w:t>
       </w:r>
       <w:r>
         <w:rPr>
@@ -889,7 +1503,7 @@
         <w:rPr>
           <w:rStyle w:val="StringTok"/>
         </w:rPr>
-        <w:t xml:space="preserve">"Spe_sqlite"</w:t>
+        <w:t>"Spe_sqlite"</w:t>
       </w:r>
       <w:r>
         <w:rPr>
@@ -901,7 +1515,7 @@
         <w:rPr>
           <w:rStyle w:val="AttributeTok"/>
         </w:rPr>
-        <w:t xml:space="preserve">overwrite =</w:t>
+        <w:t>overwrite =</w:t>
       </w:r>
       <w:r>
         <w:rPr>
@@ -913,13 +1527,13 @@
         <w:rPr>
           <w:rStyle w:val="ConstantTok"/>
         </w:rPr>
-        <w:t xml:space="preserve">TRUE</w:t>
-      </w:r>
-      <w:r>
-        <w:rPr>
-          <w:rStyle w:val="NormalTok"/>
-        </w:rPr>
-        <w:t xml:space="preserve">)</w:t>
+        <w:t>TRUE</w:t>
+      </w:r>
+      <w:r>
+        <w:rPr>
+          <w:rStyle w:val="NormalTok"/>
+        </w:rPr>
+        <w:t>)</w:t>
       </w:r>
       <w:r>
         <w:br/>
@@ -928,7 +1542,7 @@
         <w:rPr>
           <w:rStyle w:val="FunctionTok"/>
         </w:rPr>
-        <w:t xml:space="preserve">dbListTables</w:t>
+        <w:t>dbListTables</w:t>
       </w:r>
       <w:r>
         <w:rPr>
@@ -940,7 +1554,13 @@
         <w:rPr>
           <w:rStyle w:val="DocumentationTok"/>
         </w:rPr>
-        <w:t xml:space="preserve">#####显示数据库里有哪些表</w:t>
+        <w:t>#####</w:t>
+      </w:r>
+      <w:r>
+        <w:rPr>
+          <w:rStyle w:val="DocumentationTok"/>
+        </w:rPr>
+        <w:t>显示数据库里有哪些表</w:t>
       </w:r>
     </w:p>
     <w:p>
@@ -951,7 +1571,7 @@
         <w:rPr>
           <w:rStyle w:val="VerbatimChar"/>
         </w:rPr>
-        <w:t xml:space="preserve">## [1] "Spe_sqlite"</w:t>
+        <w:t>## [1] "Spe_sqlite"</w:t>
       </w:r>
     </w:p>
     <w:p>
@@ -962,7 +1582,7 @@
         <w:rPr>
           <w:rStyle w:val="FunctionTok"/>
         </w:rPr>
-        <w:t xml:space="preserve">dbReadTable</w:t>
+        <w:t>dbReadTable</w:t>
       </w:r>
       <w:r>
         <w:rPr>
@@ -974,7 +1594,7 @@
         <w:rPr>
           <w:rStyle w:val="StringTok"/>
         </w:rPr>
-        <w:t xml:space="preserve">"Spe_sqlite"</w:t>
+        <w:t>"Spe_sqlite"</w:t>
       </w:r>
       <w:r>
         <w:rPr>
@@ -986,7 +1606,7 @@
         <w:rPr>
           <w:rStyle w:val="SpecialCharTok"/>
         </w:rPr>
-        <w:t xml:space="preserve">%&gt;%</w:t>
+        <w:t>%&gt;%</w:t>
       </w:r>
       <w:r>
         <w:rPr>
@@ -998,13 +1618,13 @@
         <w:rPr>
           <w:rStyle w:val="FunctionTok"/>
         </w:rPr>
-        <w:t xml:space="preserve">head</w:t>
-      </w:r>
-      <w:r>
-        <w:rPr>
-          <w:rStyle w:val="NormalTok"/>
-        </w:rPr>
-        <w:t xml:space="preserve">()</w:t>
+        <w:t>head</w:t>
+      </w:r>
+      <w:r>
+        <w:rPr>
+          <w:rStyle w:val="NormalTok"/>
+        </w:rPr>
+        <w:t>()</w:t>
       </w:r>
     </w:p>
     <w:p>
@@ -1015,124 +1635,125 @@
         <w:rPr>
           <w:rStyle w:val="VerbatimChar"/>
         </w:rPr>
-        <w:t xml:space="preserve">##   Cogo Satr Phph Neba Thth Teso Chna Chto Lele Lece Baba Spbi Gogo Eslu Pefl</w:t>
-      </w:r>
-      <w:r>
-        <w:br/>
-      </w:r>
-      <w:r>
-        <w:rPr>
-          <w:rStyle w:val="VerbatimChar"/>
-        </w:rPr>
-        <w:t xml:space="preserve">## 1    0    3    0    0    0    0    0    0    0    0    0    0    0    0    0</w:t>
-      </w:r>
-      <w:r>
-        <w:br/>
-      </w:r>
-      <w:r>
-        <w:rPr>
-          <w:rStyle w:val="VerbatimChar"/>
-        </w:rPr>
-        <w:t xml:space="preserve">## 2    0    5    4    3    0    0    0    0    0    0    0    0    0    0    0</w:t>
-      </w:r>
-      <w:r>
-        <w:br/>
-      </w:r>
-      <w:r>
-        <w:rPr>
-          <w:rStyle w:val="VerbatimChar"/>
-        </w:rPr>
-        <w:t xml:space="preserve">## 3    0    5    5    5    0    0    0    0    0    0    0    0    0    1    0</w:t>
-      </w:r>
-      <w:r>
-        <w:br/>
-      </w:r>
-      <w:r>
-        <w:rPr>
-          <w:rStyle w:val="VerbatimChar"/>
-        </w:rPr>
-        <w:t xml:space="preserve">## 4    0    4    5    5    0    0    0    0    0    1    0    0    1    2    2</w:t>
-      </w:r>
-      <w:r>
-        <w:br/>
-      </w:r>
-      <w:r>
-        <w:rPr>
-          <w:rStyle w:val="VerbatimChar"/>
-        </w:rPr>
-        <w:t xml:space="preserve">## 5    0    2    3    2    0    0    0    0    5    2    0    0    2    4    4</w:t>
-      </w:r>
-      <w:r>
-        <w:br/>
-      </w:r>
-      <w:r>
-        <w:rPr>
-          <w:rStyle w:val="VerbatimChar"/>
-        </w:rPr>
-        <w:t xml:space="preserve">## 6    0    3    4    5    0    0    0    0    1    2    0    0    1    1    1</w:t>
-      </w:r>
-      <w:r>
-        <w:br/>
-      </w:r>
-      <w:r>
-        <w:rPr>
-          <w:rStyle w:val="VerbatimChar"/>
-        </w:rPr>
-        <w:t xml:space="preserve">##   Rham Legi Scer Cyca Titi Abbr Icme Acce Ruru Blbj Alal Anan</w:t>
-      </w:r>
-      <w:r>
-        <w:br/>
-      </w:r>
-      <w:r>
-        <w:rPr>
-          <w:rStyle w:val="VerbatimChar"/>
-        </w:rPr>
-        <w:t xml:space="preserve">## 1    0    0    0    0    0    0    0    0    0    0    0    0</w:t>
-      </w:r>
-      <w:r>
-        <w:br/>
-      </w:r>
-      <w:r>
-        <w:rPr>
-          <w:rStyle w:val="VerbatimChar"/>
-        </w:rPr>
-        <w:t xml:space="preserve">## 2    0    0    0    0    0    0    0    0    0    0    0    0</w:t>
-      </w:r>
-      <w:r>
-        <w:br/>
-      </w:r>
-      <w:r>
-        <w:rPr>
-          <w:rStyle w:val="VerbatimChar"/>
-        </w:rPr>
-        <w:t xml:space="preserve">## 3    0    0    0    0    0    0    0    0    0    0    0    0</w:t>
-      </w:r>
-      <w:r>
-        <w:br/>
-      </w:r>
-      <w:r>
-        <w:rPr>
-          <w:rStyle w:val="VerbatimChar"/>
-        </w:rPr>
-        <w:t xml:space="preserve">## 4    0    0    0    0    1    0    0    0    0    0    0    0</w:t>
-      </w:r>
-      <w:r>
-        <w:br/>
-      </w:r>
-      <w:r>
-        <w:rPr>
-          <w:rStyle w:val="VerbatimChar"/>
-        </w:rPr>
-        <w:t xml:space="preserve">## 5    0    0    2    0    3    0    0    0    5    0    0    0</w:t>
-      </w:r>
-      <w:r>
-        <w:br/>
-      </w:r>
-      <w:r>
-        <w:rPr>
-          <w:rStyle w:val="VerbatimChar"/>
-        </w:rPr>
-        <w:t xml:space="preserve">## 6    0    0    0    0    2    0    0    0    1    0    0    0</w:t>
+        <w:t>##   Cogo Satr Phph Neba Thth Teso Chna Chto Lele Lece Baba Spbi Gogo Eslu Pefl</w:t>
+      </w:r>
+      <w:r>
+        <w:br/>
+      </w:r>
+      <w:r>
+        <w:rPr>
+          <w:rStyle w:val="VerbatimChar"/>
+        </w:rPr>
+        <w:t>## 1    0    3    0    0    0    0    0    0    0    0    0    0    0    0    0</w:t>
+      </w:r>
+      <w:r>
+        <w:br/>
+      </w:r>
+      <w:r>
+        <w:rPr>
+          <w:rStyle w:val="VerbatimChar"/>
+        </w:rPr>
+        <w:lastRenderedPageBreak/>
+        <w:t>## 2    0    5    4    3    0    0    0    0    0    0    0    0    0    0    0</w:t>
+      </w:r>
+      <w:r>
+        <w:br/>
+      </w:r>
+      <w:r>
+        <w:rPr>
+          <w:rStyle w:val="VerbatimChar"/>
+        </w:rPr>
+        <w:t>## 3    0    5    5    5    0    0    0    0    0    0    0    0    0    1    0</w:t>
+      </w:r>
+      <w:r>
+        <w:br/>
+      </w:r>
+      <w:r>
+        <w:rPr>
+          <w:rStyle w:val="VerbatimChar"/>
+        </w:rPr>
+        <w:t>## 4    0    4    5    5    0    0    0    0    0    1    0    0    1    2    2</w:t>
+      </w:r>
+      <w:r>
+        <w:br/>
+      </w:r>
+      <w:r>
+        <w:rPr>
+          <w:rStyle w:val="VerbatimChar"/>
+        </w:rPr>
+        <w:t>## 5    0    2    3    2    0    0    0    0    5    2    0    0    2    4    4</w:t>
+      </w:r>
+      <w:r>
+        <w:br/>
+      </w:r>
+      <w:r>
+        <w:rPr>
+          <w:rStyle w:val="VerbatimChar"/>
+        </w:rPr>
+        <w:t>## 6    0    3    4    5    0    0    0    0    1    2    0    0    1    1    1</w:t>
+      </w:r>
+      <w:r>
+        <w:br/>
+      </w:r>
+      <w:r>
+        <w:rPr>
+          <w:rStyle w:val="VerbatimChar"/>
+        </w:rPr>
+        <w:t>##   Rham Legi Scer Cyca Titi Abbr Icme Acce Ruru Blbj Alal Anan</w:t>
+      </w:r>
+      <w:r>
+        <w:br/>
+      </w:r>
+      <w:r>
+        <w:rPr>
+          <w:rStyle w:val="VerbatimChar"/>
+        </w:rPr>
+        <w:t>## 1    0    0    0    0    0    0    0    0    0    0    0    0</w:t>
+      </w:r>
+      <w:r>
+        <w:br/>
+      </w:r>
+      <w:r>
+        <w:rPr>
+          <w:rStyle w:val="VerbatimChar"/>
+        </w:rPr>
+        <w:t>## 2    0    0    0    0    0    0    0    0    0    0    0    0</w:t>
+      </w:r>
+      <w:r>
+        <w:br/>
+      </w:r>
+      <w:r>
+        <w:rPr>
+          <w:rStyle w:val="VerbatimChar"/>
+        </w:rPr>
+        <w:t>## 3    0    0    0    0    0    0    0    0    0    0    0    0</w:t>
+      </w:r>
+      <w:r>
+        <w:br/>
+      </w:r>
+      <w:r>
+        <w:rPr>
+          <w:rStyle w:val="VerbatimChar"/>
+        </w:rPr>
+        <w:t>## 4    0    0    0    0    1    0    0    0    0    0    0    0</w:t>
+      </w:r>
+      <w:r>
+        <w:br/>
+      </w:r>
+      <w:r>
+        <w:rPr>
+          <w:rStyle w:val="VerbatimChar"/>
+        </w:rPr>
+        <w:t>## 5    0    0    2    0    3    0    0    0    5    0    0    0</w:t>
+      </w:r>
+      <w:r>
+        <w:br/>
+      </w:r>
+      <w:r>
+        <w:rPr>
+          <w:rStyle w:val="VerbatimChar"/>
+        </w:rPr>
+        <w:t>## 6    0    0    0    0    2    0    0    0    1    0    0    0</w:t>
       </w:r>
     </w:p>
     <w:p>
@@ -1142,26 +1763,92 @@
       <w:r>
         <w:rPr>
           <w:rStyle w:val="DocumentationTok"/>
-        </w:rPr>
-        <w:t xml:space="preserve">###3)  查看Spe_sqlite，并删除所有列为0的行，然后把数据拉到R内存。</w:t>
-      </w:r>
-      <w:r>
-        <w:br/>
-      </w:r>
-      <w:r>
-        <w:br/>
-      </w:r>
-      <w:r>
-        <w:rPr>
-          <w:rStyle w:val="NormalTok"/>
-        </w:rPr>
-        <w:t xml:space="preserve">Spe_tbl </w:t>
+          <w:lang w:eastAsia="zh-CN"/>
+        </w:rPr>
+        <w:t xml:space="preserve">###3)  </w:t>
+      </w:r>
+      <w:r>
+        <w:rPr>
+          <w:rStyle w:val="DocumentationTok"/>
+          <w:lang w:eastAsia="zh-CN"/>
+        </w:rPr>
+        <w:t>查看</w:t>
+      </w:r>
+      <w:proofErr w:type="spellStart"/>
+      <w:r>
+        <w:rPr>
+          <w:rStyle w:val="DocumentationTok"/>
+          <w:lang w:eastAsia="zh-CN"/>
+        </w:rPr>
+        <w:t>Spe_sqlite</w:t>
+      </w:r>
+      <w:proofErr w:type="spellEnd"/>
+      <w:r>
+        <w:rPr>
+          <w:rStyle w:val="DocumentationTok"/>
+          <w:lang w:eastAsia="zh-CN"/>
+        </w:rPr>
+        <w:t>，并删除所有列为</w:t>
+      </w:r>
+      <w:r>
+        <w:rPr>
+          <w:rStyle w:val="DocumentationTok"/>
+          <w:lang w:eastAsia="zh-CN"/>
+        </w:rPr>
+        <w:t>0</w:t>
+      </w:r>
+      <w:r>
+        <w:rPr>
+          <w:rStyle w:val="DocumentationTok"/>
+          <w:lang w:eastAsia="zh-CN"/>
+        </w:rPr>
+        <w:t>的行，然后把数据拉到</w:t>
+      </w:r>
+      <w:r>
+        <w:rPr>
+          <w:rStyle w:val="DocumentationTok"/>
+          <w:lang w:eastAsia="zh-CN"/>
+        </w:rPr>
+        <w:t>R</w:t>
+      </w:r>
+      <w:r>
+        <w:rPr>
+          <w:rStyle w:val="DocumentationTok"/>
+          <w:lang w:eastAsia="zh-CN"/>
+        </w:rPr>
+        <w:t>内存。</w:t>
+      </w:r>
+      <w:r>
+        <w:rPr>
+          <w:lang w:eastAsia="zh-CN"/>
+        </w:rPr>
+        <w:br/>
+      </w:r>
+      <w:r>
+        <w:rPr>
+          <w:lang w:eastAsia="zh-CN"/>
+        </w:rPr>
+        <w:br/>
+      </w:r>
+      <w:proofErr w:type="spellStart"/>
+      <w:r>
+        <w:rPr>
+          <w:rStyle w:val="NormalTok"/>
+        </w:rPr>
+        <w:t>Spe_tbl</w:t>
+      </w:r>
+      <w:proofErr w:type="spellEnd"/>
+      <w:r>
+        <w:rPr>
+          <w:rStyle w:val="NormalTok"/>
+        </w:rPr>
+        <w:t xml:space="preserve"> </w:t>
       </w:r>
       <w:r>
         <w:rPr>
           <w:rStyle w:val="OtherTok"/>
         </w:rPr>
-        <w:t xml:space="preserve">&lt;-</w:t>
+        <w:t>&lt;-</w:t>
       </w:r>
       <w:r>
         <w:rPr>
@@ -1169,38 +1856,62 @@
         </w:rPr>
         <w:t xml:space="preserve"> </w:t>
       </w:r>
+      <w:proofErr w:type="spellStart"/>
+      <w:proofErr w:type="gramStart"/>
       <w:r>
         <w:rPr>
           <w:rStyle w:val="FunctionTok"/>
         </w:rPr>
-        <w:t xml:space="preserve">tbl</w:t>
-      </w:r>
-      <w:r>
-        <w:rPr>
-          <w:rStyle w:val="NormalTok"/>
-        </w:rPr>
-        <w:t xml:space="preserve">(con, </w:t>
+        <w:t>tbl</w:t>
+      </w:r>
+      <w:proofErr w:type="spellEnd"/>
+      <w:r>
+        <w:rPr>
+          <w:rStyle w:val="NormalTok"/>
+        </w:rPr>
+        <w:t>(</w:t>
+      </w:r>
+      <w:proofErr w:type="gramEnd"/>
+      <w:r>
+        <w:rPr>
+          <w:rStyle w:val="NormalTok"/>
+        </w:rPr>
+        <w:t xml:space="preserve">con, </w:t>
       </w:r>
       <w:r>
         <w:rPr>
           <w:rStyle w:val="StringTok"/>
         </w:rPr>
-        <w:t xml:space="preserve">"Spe_sqlite"</w:t>
-      </w:r>
-      <w:r>
-        <w:rPr>
-          <w:rStyle w:val="NormalTok"/>
-        </w:rPr>
-        <w:t xml:space="preserve">)</w:t>
-      </w:r>
-      <w:r>
-        <w:br/>
-      </w:r>
-      <w:r>
-        <w:rPr>
-          <w:rStyle w:val="NormalTok"/>
-        </w:rPr>
-        <w:t xml:space="preserve">Spe_tbl</w:t>
+        <w:t>"</w:t>
+      </w:r>
+      <w:proofErr w:type="spellStart"/>
+      <w:r>
+        <w:rPr>
+          <w:rStyle w:val="StringTok"/>
+        </w:rPr>
+        <w:t>Spe_sqlite</w:t>
+      </w:r>
+      <w:proofErr w:type="spellEnd"/>
+      <w:r>
+        <w:rPr>
+          <w:rStyle w:val="StringTok"/>
+        </w:rPr>
+        <w:t>"</w:t>
+      </w:r>
+      <w:r>
+        <w:rPr>
+          <w:rStyle w:val="NormalTok"/>
+        </w:rPr>
+        <w:t>)</w:t>
+      </w:r>
+      <w:r>
+        <w:br/>
+      </w:r>
+      <w:r>
+        <w:rPr>
+          <w:rStyle w:val="NormalTok"/>
+        </w:rPr>
+        <w:t>Spe_tbl</w:t>
       </w:r>
     </w:p>
     <w:p>
@@ -1211,160 +1922,161 @@
         <w:rPr>
           <w:rStyle w:val="VerbatimChar"/>
         </w:rPr>
-        <w:t xml:space="preserve">## # Source:   table&lt;`Spe_sqlite`&gt; [?? x 27]</w:t>
-      </w:r>
-      <w:r>
-        <w:br/>
-      </w:r>
-      <w:r>
-        <w:rPr>
-          <w:rStyle w:val="VerbatimChar"/>
-        </w:rPr>
-        <w:t xml:space="preserve">## # Database: sqlite 3.51.2 [D:\Rcode\doubs.sqlite]</w:t>
-      </w:r>
-      <w:r>
-        <w:br/>
-      </w:r>
-      <w:r>
-        <w:rPr>
-          <w:rStyle w:val="VerbatimChar"/>
-        </w:rPr>
-        <w:t xml:space="preserve">##     Cogo  Satr  Phph  Neba  Thth  Teso  Chna  Chto  Lele  Lece  Baba  Spbi  Gogo</w:t>
-      </w:r>
-      <w:r>
-        <w:br/>
-      </w:r>
-      <w:r>
-        <w:rPr>
-          <w:rStyle w:val="VerbatimChar"/>
-        </w:rPr>
-        <w:t xml:space="preserve">##    &lt;dbl&gt; &lt;dbl&gt; &lt;dbl&gt; &lt;dbl&gt; &lt;dbl&gt; &lt;dbl&gt; &lt;dbl&gt; &lt;dbl&gt; &lt;dbl&gt; &lt;dbl&gt; &lt;dbl&gt; &lt;dbl&gt; &lt;dbl&gt;</w:t>
-      </w:r>
-      <w:r>
-        <w:br/>
-      </w:r>
-      <w:r>
-        <w:rPr>
-          <w:rStyle w:val="VerbatimChar"/>
-        </w:rPr>
-        <w:t xml:space="preserve">##  1     0     3     0     0     0     0     0     0     0     0     0     0     0</w:t>
-      </w:r>
-      <w:r>
-        <w:br/>
-      </w:r>
-      <w:r>
-        <w:rPr>
-          <w:rStyle w:val="VerbatimChar"/>
-        </w:rPr>
-        <w:t xml:space="preserve">##  2     0     5     4     3     0     0     0     0     0     0     0     0     0</w:t>
-      </w:r>
-      <w:r>
-        <w:br/>
-      </w:r>
-      <w:r>
-        <w:rPr>
-          <w:rStyle w:val="VerbatimChar"/>
-        </w:rPr>
-        <w:t xml:space="preserve">##  3     0     5     5     5     0     0     0     0     0     0     0     0     0</w:t>
-      </w:r>
-      <w:r>
-        <w:br/>
-      </w:r>
-      <w:r>
-        <w:rPr>
-          <w:rStyle w:val="VerbatimChar"/>
-        </w:rPr>
-        <w:t xml:space="preserve">##  4     0     4     5     5     0     0     0     0     0     1     0     0     1</w:t>
-      </w:r>
-      <w:r>
-        <w:br/>
-      </w:r>
-      <w:r>
-        <w:rPr>
-          <w:rStyle w:val="VerbatimChar"/>
-        </w:rPr>
-        <w:t xml:space="preserve">##  5     0     2     3     2     0     0     0     0     5     2     0     0     2</w:t>
-      </w:r>
-      <w:r>
-        <w:br/>
-      </w:r>
-      <w:r>
-        <w:rPr>
-          <w:rStyle w:val="VerbatimChar"/>
-        </w:rPr>
-        <w:t xml:space="preserve">##  6     0     3     4     5     0     0     0     0     1     2     0     0     1</w:t>
-      </w:r>
-      <w:r>
-        <w:br/>
-      </w:r>
-      <w:r>
-        <w:rPr>
-          <w:rStyle w:val="VerbatimChar"/>
-        </w:rPr>
-        <w:t xml:space="preserve">##  7     0     5     4     5     0     0     0     0     1     1     0     0     0</w:t>
-      </w:r>
-      <w:r>
-        <w:br/>
-      </w:r>
-      <w:r>
-        <w:rPr>
-          <w:rStyle w:val="VerbatimChar"/>
-        </w:rPr>
-        <w:t xml:space="preserve">##  8     0     0     0     0     0     0     0     0     0     0     0     0     0</w:t>
-      </w:r>
-      <w:r>
-        <w:br/>
-      </w:r>
-      <w:r>
-        <w:rPr>
-          <w:rStyle w:val="VerbatimChar"/>
-        </w:rPr>
-        <w:t xml:space="preserve">##  9     0     0     1     3     0     0     0     0     0     5     0     0     0</w:t>
-      </w:r>
-      <w:r>
-        <w:br/>
-      </w:r>
-      <w:r>
-        <w:rPr>
-          <w:rStyle w:val="VerbatimChar"/>
-        </w:rPr>
-        <w:t xml:space="preserve">## 10     0     1     4     4     0     0     0     0     2     2     0     0     1</w:t>
-      </w:r>
-      <w:r>
-        <w:br/>
-      </w:r>
-      <w:r>
-        <w:rPr>
-          <w:rStyle w:val="VerbatimChar"/>
-        </w:rPr>
-        <w:t xml:space="preserve">## # ℹ more rows</w:t>
-      </w:r>
-      <w:r>
-        <w:br/>
-      </w:r>
-      <w:r>
-        <w:rPr>
-          <w:rStyle w:val="VerbatimChar"/>
-        </w:rPr>
-        <w:t xml:space="preserve">## # ℹ 14 more variables: Eslu &lt;dbl&gt;, Pefl &lt;dbl&gt;, Rham &lt;dbl&gt;, Legi &lt;dbl&gt;,</w:t>
-      </w:r>
-      <w:r>
-        <w:br/>
-      </w:r>
-      <w:r>
-        <w:rPr>
-          <w:rStyle w:val="VerbatimChar"/>
-        </w:rPr>
-        <w:t xml:space="preserve">## #   Scer &lt;dbl&gt;, Cyca &lt;dbl&gt;, Titi &lt;dbl&gt;, Abbr &lt;dbl&gt;, Icme &lt;dbl&gt;, Acce &lt;dbl&gt;,</w:t>
-      </w:r>
-      <w:r>
-        <w:br/>
-      </w:r>
-      <w:r>
-        <w:rPr>
-          <w:rStyle w:val="VerbatimChar"/>
-        </w:rPr>
-        <w:t xml:space="preserve">## #   Ruru &lt;dbl&gt;, Blbj &lt;dbl&gt;, Alal &lt;dbl&gt;, Anan &lt;dbl&gt;</w:t>
+        <w:t>## # Source:   table&lt;`Spe_sqlite`&gt; [?? x 27]</w:t>
+      </w:r>
+      <w:r>
+        <w:br/>
+      </w:r>
+      <w:r>
+        <w:rPr>
+          <w:rStyle w:val="VerbatimChar"/>
+        </w:rPr>
+        <w:t>## # Database: sqlite 3.51.2 [D:\Rcode\doubs.sqlite]</w:t>
+      </w:r>
+      <w:r>
+        <w:br/>
+      </w:r>
+      <w:r>
+        <w:rPr>
+          <w:rStyle w:val="VerbatimChar"/>
+        </w:rPr>
+        <w:t>##     Cogo  Satr  Phph  Neba  Thth  Teso  Chna  Chto  Lele  Lece  Baba  Spbi  Gogo</w:t>
+      </w:r>
+      <w:r>
+        <w:br/>
+      </w:r>
+      <w:r>
+        <w:rPr>
+          <w:rStyle w:val="VerbatimChar"/>
+        </w:rPr>
+        <w:t>##    &lt;dbl&gt; &lt;dbl&gt; &lt;dbl&gt; &lt;dbl&gt; &lt;dbl&gt; &lt;dbl&gt; &lt;dbl&gt; &lt;dbl&gt; &lt;dbl&gt; &lt;dbl&gt; &lt;dbl&gt; &lt;dbl&gt; &lt;dbl&gt;</w:t>
+      </w:r>
+      <w:r>
+        <w:br/>
+      </w:r>
+      <w:r>
+        <w:rPr>
+          <w:rStyle w:val="VerbatimChar"/>
+        </w:rPr>
+        <w:t>##  1     0     3     0     0     0     0     0     0     0     0     0     0     0</w:t>
+      </w:r>
+      <w:r>
+        <w:br/>
+      </w:r>
+      <w:r>
+        <w:rPr>
+          <w:rStyle w:val="VerbatimChar"/>
+        </w:rPr>
+        <w:t>##  2     0     5     4     3     0     0     0     0     0     0     0     0     0</w:t>
+      </w:r>
+      <w:r>
+        <w:br/>
+      </w:r>
+      <w:r>
+        <w:rPr>
+          <w:rStyle w:val="VerbatimChar"/>
+        </w:rPr>
+        <w:t>##  3     0     5     5     5     0     0     0     0     0     0     0     0     0</w:t>
+      </w:r>
+      <w:r>
+        <w:br/>
+      </w:r>
+      <w:r>
+        <w:rPr>
+          <w:rStyle w:val="VerbatimChar"/>
+        </w:rPr>
+        <w:t>##  4     0     4     5     5     0     0     0     0     0     1     0     0     1</w:t>
+      </w:r>
+      <w:r>
+        <w:br/>
+      </w:r>
+      <w:r>
+        <w:rPr>
+          <w:rStyle w:val="VerbatimChar"/>
+        </w:rPr>
+        <w:t>##  5     0     2     3     2     0     0     0     0     5     2     0     0     2</w:t>
+      </w:r>
+      <w:r>
+        <w:br/>
+      </w:r>
+      <w:r>
+        <w:rPr>
+          <w:rStyle w:val="VerbatimChar"/>
+        </w:rPr>
+        <w:t>##  6     0     3     4     5     0     0     0     0     1     2     0     0     1</w:t>
+      </w:r>
+      <w:r>
+        <w:br/>
+      </w:r>
+      <w:r>
+        <w:rPr>
+          <w:rStyle w:val="VerbatimChar"/>
+        </w:rPr>
+        <w:t>##  7     0     5     4     5     0     0     0     0     1     1     0     0     0</w:t>
+      </w:r>
+      <w:r>
+        <w:br/>
+      </w:r>
+      <w:r>
+        <w:rPr>
+          <w:rStyle w:val="VerbatimChar"/>
+        </w:rPr>
+        <w:t>##  8     0     0     0     0     0     0     0     0     0     0     0     0     0</w:t>
+      </w:r>
+      <w:r>
+        <w:br/>
+      </w:r>
+      <w:r>
+        <w:rPr>
+          <w:rStyle w:val="VerbatimChar"/>
+        </w:rPr>
+        <w:t>##  9     0     0     1     3     0     0     0     0     0     5     0     0     0</w:t>
+      </w:r>
+      <w:r>
+        <w:br/>
+      </w:r>
+      <w:r>
+        <w:rPr>
+          <w:rStyle w:val="VerbatimChar"/>
+        </w:rPr>
+        <w:t>## 10     0     1     4     4     0     0     0     0     2     2     0     0     1</w:t>
+      </w:r>
+      <w:r>
+        <w:br/>
+      </w:r>
+      <w:r>
+        <w:rPr>
+          <w:rStyle w:val="VerbatimChar"/>
+        </w:rPr>
+        <w:t>## # ℹ more rows</w:t>
+      </w:r>
+      <w:r>
+        <w:br/>
+      </w:r>
+      <w:r>
+        <w:rPr>
+          <w:rStyle w:val="VerbatimChar"/>
+        </w:rPr>
+        <w:lastRenderedPageBreak/>
+        <w:t>## # ℹ 14 more variables: Eslu &lt;dbl&gt;, Pefl &lt;dbl&gt;, Rham &lt;dbl&gt;, Legi &lt;dbl&gt;,</w:t>
+      </w:r>
+      <w:r>
+        <w:br/>
+      </w:r>
+      <w:r>
+        <w:rPr>
+          <w:rStyle w:val="VerbatimChar"/>
+        </w:rPr>
+        <w:t>## #   Scer &lt;dbl&gt;, Cyca &lt;dbl&gt;, Titi &lt;dbl&gt;, Abbr &lt;dbl&gt;, Icme &lt;dbl&gt;, Acce &lt;dbl&gt;,</w:t>
+      </w:r>
+      <w:r>
+        <w:br/>
+      </w:r>
+      <w:r>
+        <w:rPr>
+          <w:rStyle w:val="VerbatimChar"/>
+        </w:rPr>
+        <w:t>## #   Ruru &lt;dbl&gt;, Blbj &lt;dbl&gt;, Alal &lt;dbl&gt;, Anan &lt;dbl&gt;</w:t>
       </w:r>
     </w:p>
     <w:p>
@@ -1381,7 +2093,7 @@
         <w:rPr>
           <w:rStyle w:val="OtherTok"/>
         </w:rPr>
-        <w:t xml:space="preserve">&lt;-</w:t>
+        <w:t>&lt;-</w:t>
       </w:r>
       <w:r>
         <w:rPr>
@@ -1393,7 +2105,7 @@
         <w:rPr>
           <w:rStyle w:val="SpecialCharTok"/>
         </w:rPr>
-        <w:t xml:space="preserve">%&gt;%</w:t>
+        <w:t>%&gt;%</w:t>
       </w:r>
       <w:r>
         <w:br/>
@@ -1408,31 +2120,31 @@
         <w:rPr>
           <w:rStyle w:val="FunctionTok"/>
         </w:rPr>
-        <w:t xml:space="preserve">filter</w:t>
-      </w:r>
-      <w:r>
-        <w:rPr>
-          <w:rStyle w:val="NormalTok"/>
-        </w:rPr>
-        <w:t xml:space="preserve">(</w:t>
+        <w:t>filter</w:t>
+      </w:r>
+      <w:r>
+        <w:rPr>
+          <w:rStyle w:val="NormalTok"/>
+        </w:rPr>
+        <w:t>(</w:t>
       </w:r>
       <w:r>
         <w:rPr>
           <w:rStyle w:val="FunctionTok"/>
         </w:rPr>
-        <w:t xml:space="preserve">if_any</w:t>
-      </w:r>
-      <w:r>
-        <w:rPr>
-          <w:rStyle w:val="NormalTok"/>
-        </w:rPr>
-        <w:t xml:space="preserve">(</w:t>
+        <w:t>if_any</w:t>
+      </w:r>
+      <w:r>
+        <w:rPr>
+          <w:rStyle w:val="NormalTok"/>
+        </w:rPr>
+        <w:t>(</w:t>
       </w:r>
       <w:r>
         <w:rPr>
           <w:rStyle w:val="FunctionTok"/>
         </w:rPr>
-        <w:t xml:space="preserve">everything</w:t>
+        <w:t>everything</w:t>
       </w:r>
       <w:r>
         <w:rPr>
@@ -1444,7 +2156,7 @@
         <w:rPr>
           <w:rStyle w:val="SpecialCharTok"/>
         </w:rPr>
-        <w:t xml:space="preserve">~</w:t>
+        <w:t>~</w:t>
       </w:r>
       <w:r>
         <w:rPr>
@@ -1456,7 +2168,7 @@
         <w:rPr>
           <w:rStyle w:val="SpecialCharTok"/>
         </w:rPr>
-        <w:t xml:space="preserve">!=</w:t>
+        <w:t>!=</w:t>
       </w:r>
       <w:r>
         <w:rPr>
@@ -1468,13 +2180,13 @@
         <w:rPr>
           <w:rStyle w:val="DecValTok"/>
         </w:rPr>
-        <w:t xml:space="preserve">0</w:t>
-      </w:r>
-      <w:r>
-        <w:rPr>
-          <w:rStyle w:val="NormalTok"/>
-        </w:rPr>
-        <w:t xml:space="preserve">))</w:t>
+        <w:t>0</w:t>
+      </w:r>
+      <w:r>
+        <w:rPr>
+          <w:rStyle w:val="NormalTok"/>
+        </w:rPr>
+        <w:t>))</w:t>
       </w:r>
       <w:r>
         <w:br/>
@@ -1492,7 +2204,7 @@
         <w:rPr>
           <w:rStyle w:val="OtherTok"/>
         </w:rPr>
-        <w:t xml:space="preserve">&lt;-</w:t>
+        <w:t>&lt;-</w:t>
       </w:r>
       <w:r>
         <w:rPr>
@@ -1504,13 +2216,13 @@
         <w:rPr>
           <w:rStyle w:val="FunctionTok"/>
         </w:rPr>
-        <w:t xml:space="preserve">collect</w:t>
-      </w:r>
-      <w:r>
-        <w:rPr>
-          <w:rStyle w:val="NormalTok"/>
-        </w:rPr>
-        <w:t xml:space="preserve">(Spe_tbl_sel)</w:t>
+        <w:t>collect</w:t>
+      </w:r>
+      <w:r>
+        <w:rPr>
+          <w:rStyle w:val="NormalTok"/>
+        </w:rPr>
+        <w:t>(Spe_tbl_sel)</w:t>
       </w:r>
       <w:r>
         <w:br/>
@@ -1519,13 +2231,13 @@
         <w:rPr>
           <w:rStyle w:val="FunctionTok"/>
         </w:rPr>
-        <w:t xml:space="preserve">head</w:t>
-      </w:r>
-      <w:r>
-        <w:rPr>
-          <w:rStyle w:val="NormalTok"/>
-        </w:rPr>
-        <w:t xml:space="preserve">(Spe_local)</w:t>
+        <w:t>head</w:t>
+      </w:r>
+      <w:r>
+        <w:rPr>
+          <w:rStyle w:val="NormalTok"/>
+        </w:rPr>
+        <w:t>(Spe_local)</w:t>
       </w:r>
     </w:p>
     <w:p>
@@ -1536,106 +2248,106 @@
         <w:rPr>
           <w:rStyle w:val="VerbatimChar"/>
         </w:rPr>
-        <w:t xml:space="preserve">## # A tibble: 6 × 27</w:t>
-      </w:r>
-      <w:r>
-        <w:br/>
-      </w:r>
-      <w:r>
-        <w:rPr>
-          <w:rStyle w:val="VerbatimChar"/>
-        </w:rPr>
-        <w:t xml:space="preserve">##    Cogo  Satr  Phph  Neba  Thth  Teso  Chna  Chto  Lele  Lece  Baba  Spbi  Gogo</w:t>
-      </w:r>
-      <w:r>
-        <w:br/>
-      </w:r>
-      <w:r>
-        <w:rPr>
-          <w:rStyle w:val="VerbatimChar"/>
-        </w:rPr>
-        <w:t xml:space="preserve">##   &lt;dbl&gt; &lt;dbl&gt; &lt;dbl&gt; &lt;dbl&gt; &lt;dbl&gt; &lt;dbl&gt; &lt;dbl&gt; &lt;dbl&gt; &lt;dbl&gt; &lt;dbl&gt; &lt;dbl&gt; &lt;dbl&gt; &lt;dbl&gt;</w:t>
-      </w:r>
-      <w:r>
-        <w:br/>
-      </w:r>
-      <w:r>
-        <w:rPr>
-          <w:rStyle w:val="VerbatimChar"/>
-        </w:rPr>
-        <w:t xml:space="preserve">## 1     0     3     0     0     0     0     0     0     0     0     0     0     0</w:t>
-      </w:r>
-      <w:r>
-        <w:br/>
-      </w:r>
-      <w:r>
-        <w:rPr>
-          <w:rStyle w:val="VerbatimChar"/>
-        </w:rPr>
-        <w:t xml:space="preserve">## 2     0     5     4     3     0     0     0     0     0     0     0     0     0</w:t>
-      </w:r>
-      <w:r>
-        <w:br/>
-      </w:r>
-      <w:r>
-        <w:rPr>
-          <w:rStyle w:val="VerbatimChar"/>
-        </w:rPr>
-        <w:t xml:space="preserve">## 3     0     5     5     5     0     0     0     0     0     0     0     0     0</w:t>
-      </w:r>
-      <w:r>
-        <w:br/>
-      </w:r>
-      <w:r>
-        <w:rPr>
-          <w:rStyle w:val="VerbatimChar"/>
-        </w:rPr>
-        <w:t xml:space="preserve">## 4     0     4     5     5     0     0     0     0     0     1     0     0     1</w:t>
-      </w:r>
-      <w:r>
-        <w:br/>
-      </w:r>
-      <w:r>
-        <w:rPr>
-          <w:rStyle w:val="VerbatimChar"/>
-        </w:rPr>
-        <w:t xml:space="preserve">## 5     0     2     3     2     0     0     0     0     5     2     0     0     2</w:t>
-      </w:r>
-      <w:r>
-        <w:br/>
-      </w:r>
-      <w:r>
-        <w:rPr>
-          <w:rStyle w:val="VerbatimChar"/>
-        </w:rPr>
-        <w:t xml:space="preserve">## 6     0     3     4     5     0     0     0     0     1     2     0     0     1</w:t>
-      </w:r>
-      <w:r>
-        <w:br/>
-      </w:r>
-      <w:r>
-        <w:rPr>
-          <w:rStyle w:val="VerbatimChar"/>
-        </w:rPr>
-        <w:t xml:space="preserve">## # ℹ 14 more variables: Eslu &lt;dbl&gt;, Pefl &lt;dbl&gt;, Rham &lt;dbl&gt;, Legi &lt;dbl&gt;,</w:t>
-      </w:r>
-      <w:r>
-        <w:br/>
-      </w:r>
-      <w:r>
-        <w:rPr>
-          <w:rStyle w:val="VerbatimChar"/>
-        </w:rPr>
-        <w:t xml:space="preserve">## #   Scer &lt;dbl&gt;, Cyca &lt;dbl&gt;, Titi &lt;dbl&gt;, Abbr &lt;dbl&gt;, Icme &lt;dbl&gt;, Acce &lt;dbl&gt;,</w:t>
-      </w:r>
-      <w:r>
-        <w:br/>
-      </w:r>
-      <w:r>
-        <w:rPr>
-          <w:rStyle w:val="VerbatimChar"/>
-        </w:rPr>
-        <w:t xml:space="preserve">## #   Ruru &lt;dbl&gt;, Blbj &lt;dbl&gt;, Alal &lt;dbl&gt;, Anan &lt;dbl&gt;</w:t>
+        <w:t>## # A tibble: 6 × 27</w:t>
+      </w:r>
+      <w:r>
+        <w:br/>
+      </w:r>
+      <w:r>
+        <w:rPr>
+          <w:rStyle w:val="VerbatimChar"/>
+        </w:rPr>
+        <w:t>##    Cogo  Satr  Phph  Neba  Thth  Teso  Chna  Chto  Lele  Lece  Baba  Spbi  Gogo</w:t>
+      </w:r>
+      <w:r>
+        <w:br/>
+      </w:r>
+      <w:r>
+        <w:rPr>
+          <w:rStyle w:val="VerbatimChar"/>
+        </w:rPr>
+        <w:t>##   &lt;dbl&gt; &lt;dbl&gt; &lt;dbl&gt; &lt;dbl&gt; &lt;dbl&gt; &lt;dbl&gt; &lt;dbl&gt; &lt;dbl&gt; &lt;dbl&gt; &lt;dbl&gt; &lt;dbl&gt; &lt;dbl&gt; &lt;dbl&gt;</w:t>
+      </w:r>
+      <w:r>
+        <w:br/>
+      </w:r>
+      <w:r>
+        <w:rPr>
+          <w:rStyle w:val="VerbatimChar"/>
+        </w:rPr>
+        <w:t>## 1     0     3     0     0     0     0     0     0     0     0     0     0     0</w:t>
+      </w:r>
+      <w:r>
+        <w:br/>
+      </w:r>
+      <w:r>
+        <w:rPr>
+          <w:rStyle w:val="VerbatimChar"/>
+        </w:rPr>
+        <w:t>## 2     0     5     4     3     0     0     0     0     0     0     0     0     0</w:t>
+      </w:r>
+      <w:r>
+        <w:br/>
+      </w:r>
+      <w:r>
+        <w:rPr>
+          <w:rStyle w:val="VerbatimChar"/>
+        </w:rPr>
+        <w:t>## 3     0     5     5     5     0     0     0     0     0     0     0     0     0</w:t>
+      </w:r>
+      <w:r>
+        <w:br/>
+      </w:r>
+      <w:r>
+        <w:rPr>
+          <w:rStyle w:val="VerbatimChar"/>
+        </w:rPr>
+        <w:t>## 4     0     4     5     5     0     0     0     0     0     1     0     0     1</w:t>
+      </w:r>
+      <w:r>
+        <w:br/>
+      </w:r>
+      <w:r>
+        <w:rPr>
+          <w:rStyle w:val="VerbatimChar"/>
+        </w:rPr>
+        <w:t>## 5     0     2     3     2     0     0     0     0     5     2     0     0     2</w:t>
+      </w:r>
+      <w:r>
+        <w:br/>
+      </w:r>
+      <w:r>
+        <w:rPr>
+          <w:rStyle w:val="VerbatimChar"/>
+        </w:rPr>
+        <w:t>## 6     0     3     4     5     0     0     0     0     1     2     0     0     1</w:t>
+      </w:r>
+      <w:r>
+        <w:br/>
+      </w:r>
+      <w:r>
+        <w:rPr>
+          <w:rStyle w:val="VerbatimChar"/>
+        </w:rPr>
+        <w:t>## # ℹ 14 more variables: Eslu &lt;dbl&gt;, Pefl &lt;dbl&gt;, Rham &lt;dbl&gt;, Legi &lt;dbl&gt;,</w:t>
+      </w:r>
+      <w:r>
+        <w:br/>
+      </w:r>
+      <w:r>
+        <w:rPr>
+          <w:rStyle w:val="VerbatimChar"/>
+        </w:rPr>
+        <w:t>## #   Scer &lt;dbl&gt;, Cyca &lt;dbl&gt;, Titi &lt;dbl&gt;, Abbr &lt;dbl&gt;, Icme &lt;dbl&gt;, Acce &lt;dbl&gt;,</w:t>
+      </w:r>
+      <w:r>
+        <w:br/>
+      </w:r>
+      <w:r>
+        <w:rPr>
+          <w:rStyle w:val="VerbatimChar"/>
+        </w:rPr>
+        <w:t>## #   Ruru &lt;dbl&gt;, Blbj &lt;dbl&gt;, Alal &lt;dbl&gt;, Anan &lt;dbl&gt;</w:t>
       </w:r>
     </w:p>
     <w:p>
@@ -1646,19 +2358,31 @@
         <w:rPr>
           <w:rStyle w:val="FunctionTok"/>
         </w:rPr>
-        <w:t xml:space="preserve">cat</w:t>
-      </w:r>
-      <w:r>
-        <w:rPr>
-          <w:rStyle w:val="NormalTok"/>
-        </w:rPr>
-        <w:t xml:space="preserve">(</w:t>
+        <w:t>cat</w:t>
+      </w:r>
+      <w:r>
+        <w:rPr>
+          <w:rStyle w:val="NormalTok"/>
+        </w:rPr>
+        <w:t>(</w:t>
       </w:r>
       <w:r>
         <w:rPr>
           <w:rStyle w:val="StringTok"/>
         </w:rPr>
-        <w:t xml:space="preserve">"原始数据行数："</w:t>
+        <w:t>"</w:t>
+      </w:r>
+      <w:r>
+        <w:rPr>
+          <w:rStyle w:val="StringTok"/>
+        </w:rPr>
+        <w:t>原始数据行数：</w:t>
+      </w:r>
+      <w:r>
+        <w:rPr>
+          <w:rStyle w:val="StringTok"/>
+        </w:rPr>
+        <w:t>"</w:t>
       </w:r>
       <w:r>
         <w:rPr>
@@ -1670,7 +2394,7 @@
         <w:rPr>
           <w:rStyle w:val="FunctionTok"/>
         </w:rPr>
-        <w:t xml:space="preserve">nrow</w:t>
+        <w:t>nrow</w:t>
       </w:r>
       <w:r>
         <w:rPr>
@@ -1682,25 +2406,25 @@
         <w:rPr>
           <w:rStyle w:val="StringTok"/>
         </w:rPr>
-        <w:t xml:space="preserve">"</w:t>
+        <w:t>"</w:t>
       </w:r>
       <w:r>
         <w:rPr>
           <w:rStyle w:val="SpecialCharTok"/>
         </w:rPr>
-        <w:t xml:space="preserve">\n</w:t>
+        <w:t>\n</w:t>
       </w:r>
       <w:r>
         <w:rPr>
           <w:rStyle w:val="StringTok"/>
         </w:rPr>
-        <w:t xml:space="preserve">"</w:t>
-      </w:r>
-      <w:r>
-        <w:rPr>
-          <w:rStyle w:val="NormalTok"/>
-        </w:rPr>
-        <w:t xml:space="preserve">)</w:t>
+        <w:t>"</w:t>
+      </w:r>
+      <w:r>
+        <w:rPr>
+          <w:rStyle w:val="NormalTok"/>
+        </w:rPr>
+        <w:t>)</w:t>
       </w:r>
     </w:p>
     <w:p>
@@ -1718,7 +2442,7 @@
           <w:rStyle w:val="VerbatimChar"/>
           <w:rFonts w:hint="eastAsia"/>
         </w:rPr>
-        <w:t xml:space="preserve">原始数据行数：</w:t>
+        <w:t>原始数据行数：</w:t>
       </w:r>
       <w:r>
         <w:rPr>
@@ -1735,19 +2459,31 @@
         <w:rPr>
           <w:rStyle w:val="FunctionTok"/>
         </w:rPr>
-        <w:t xml:space="preserve">cat</w:t>
-      </w:r>
-      <w:r>
-        <w:rPr>
-          <w:rStyle w:val="NormalTok"/>
-        </w:rPr>
-        <w:t xml:space="preserve">(</w:t>
+        <w:t>cat</w:t>
+      </w:r>
+      <w:r>
+        <w:rPr>
+          <w:rStyle w:val="NormalTok"/>
+        </w:rPr>
+        <w:t>(</w:t>
       </w:r>
       <w:r>
         <w:rPr>
           <w:rStyle w:val="StringTok"/>
         </w:rPr>
-        <w:t xml:space="preserve">"筛选后数据行数："</w:t>
+        <w:t>"</w:t>
+      </w:r>
+      <w:r>
+        <w:rPr>
+          <w:rStyle w:val="StringTok"/>
+        </w:rPr>
+        <w:t>筛选后数据行数：</w:t>
+      </w:r>
+      <w:r>
+        <w:rPr>
+          <w:rStyle w:val="StringTok"/>
+        </w:rPr>
+        <w:t>"</w:t>
       </w:r>
       <w:r>
         <w:rPr>
@@ -1759,7 +2495,7 @@
         <w:rPr>
           <w:rStyle w:val="FunctionTok"/>
         </w:rPr>
-        <w:t xml:space="preserve">nrow</w:t>
+        <w:t>nrow</w:t>
       </w:r>
       <w:r>
         <w:rPr>
@@ -1771,25 +2507,25 @@
         <w:rPr>
           <w:rStyle w:val="StringTok"/>
         </w:rPr>
-        <w:t xml:space="preserve">"</w:t>
+        <w:t>"</w:t>
       </w:r>
       <w:r>
         <w:rPr>
           <w:rStyle w:val="SpecialCharTok"/>
         </w:rPr>
-        <w:t xml:space="preserve">\n</w:t>
+        <w:t>\n</w:t>
       </w:r>
       <w:r>
         <w:rPr>
           <w:rStyle w:val="StringTok"/>
         </w:rPr>
-        <w:t xml:space="preserve">"</w:t>
-      </w:r>
-      <w:r>
-        <w:rPr>
-          <w:rStyle w:val="NormalTok"/>
-        </w:rPr>
-        <w:t xml:space="preserve">)</w:t>
+        <w:t>"</w:t>
+      </w:r>
+      <w:r>
+        <w:rPr>
+          <w:rStyle w:val="NormalTok"/>
+        </w:rPr>
+        <w:t>)</w:t>
       </w:r>
     </w:p>
     <w:p>
@@ -1807,7 +2543,7 @@
           <w:rStyle w:val="VerbatimChar"/>
           <w:rFonts w:hint="eastAsia"/>
         </w:rPr>
-        <w:t xml:space="preserve">筛选后数据行数：</w:t>
+        <w:t>筛选后数据行数：</w:t>
       </w:r>
       <w:r>
         <w:rPr>
@@ -1824,19 +2560,31 @@
         <w:rPr>
           <w:rStyle w:val="FunctionTok"/>
         </w:rPr>
-        <w:t xml:space="preserve">cat</w:t>
-      </w:r>
-      <w:r>
-        <w:rPr>
-          <w:rStyle w:val="NormalTok"/>
-        </w:rPr>
-        <w:t xml:space="preserve">(</w:t>
+        <w:t>cat</w:t>
+      </w:r>
+      <w:r>
+        <w:rPr>
+          <w:rStyle w:val="NormalTok"/>
+        </w:rPr>
+        <w:t>(</w:t>
       </w:r>
       <w:r>
         <w:rPr>
           <w:rStyle w:val="StringTok"/>
         </w:rPr>
-        <w:t xml:space="preserve">"删除的行数："</w:t>
+        <w:t>"</w:t>
+      </w:r>
+      <w:r>
+        <w:rPr>
+          <w:rStyle w:val="StringTok"/>
+        </w:rPr>
+        <w:t>删除的行数：</w:t>
+      </w:r>
+      <w:r>
+        <w:rPr>
+          <w:rStyle w:val="StringTok"/>
+        </w:rPr>
+        <w:t>"</w:t>
       </w:r>
       <w:r>
         <w:rPr>
@@ -1848,7 +2596,7 @@
         <w:rPr>
           <w:rStyle w:val="FunctionTok"/>
         </w:rPr>
-        <w:t xml:space="preserve">nrow</w:t>
+        <w:t>nrow</w:t>
       </w:r>
       <w:r>
         <w:rPr>
@@ -1860,7 +2608,7 @@
         <w:rPr>
           <w:rStyle w:val="SpecialCharTok"/>
         </w:rPr>
-        <w:t xml:space="preserve">-</w:t>
+        <w:t>-</w:t>
       </w:r>
       <w:r>
         <w:rPr>
@@ -1872,7 +2620,7 @@
         <w:rPr>
           <w:rStyle w:val="FunctionTok"/>
         </w:rPr>
-        <w:t xml:space="preserve">nrow</w:t>
+        <w:t>nrow</w:t>
       </w:r>
       <w:r>
         <w:rPr>
@@ -1884,25 +2632,25 @@
         <w:rPr>
           <w:rStyle w:val="StringTok"/>
         </w:rPr>
-        <w:t xml:space="preserve">"</w:t>
+        <w:t>"</w:t>
       </w:r>
       <w:r>
         <w:rPr>
           <w:rStyle w:val="SpecialCharTok"/>
         </w:rPr>
-        <w:t xml:space="preserve">\n</w:t>
+        <w:t>\n</w:t>
       </w:r>
       <w:r>
         <w:rPr>
           <w:rStyle w:val="StringTok"/>
         </w:rPr>
-        <w:t xml:space="preserve">"</w:t>
-      </w:r>
-      <w:r>
-        <w:rPr>
-          <w:rStyle w:val="NormalTok"/>
-        </w:rPr>
-        <w:t xml:space="preserve">)</w:t>
+        <w:t>"</w:t>
+      </w:r>
+      <w:r>
+        <w:rPr>
+          <w:rStyle w:val="NormalTok"/>
+        </w:rPr>
+        <w:t>)</w:t>
       </w:r>
     </w:p>
     <w:p>
@@ -1920,7 +2668,7 @@
           <w:rStyle w:val="VerbatimChar"/>
           <w:rFonts w:hint="eastAsia"/>
         </w:rPr>
-        <w:t xml:space="preserve">删除的行数：</w:t>
+        <w:t>删除的行数：</w:t>
       </w:r>
       <w:r>
         <w:rPr>
@@ -1937,19 +2685,19 @@
         <w:rPr>
           <w:rStyle w:val="FunctionTok"/>
         </w:rPr>
-        <w:t xml:space="preserve">dir.create</w:t>
-      </w:r>
-      <w:r>
-        <w:rPr>
-          <w:rStyle w:val="NormalTok"/>
-        </w:rPr>
-        <w:t xml:space="preserve">(</w:t>
+        <w:t>dir.create</w:t>
+      </w:r>
+      <w:r>
+        <w:rPr>
+          <w:rStyle w:val="NormalTok"/>
+        </w:rPr>
+        <w:t>(</w:t>
       </w:r>
       <w:r>
         <w:rPr>
           <w:rStyle w:val="StringTok"/>
         </w:rPr>
-        <w:t xml:space="preserve">"data"</w:t>
+        <w:t>"data"</w:t>
       </w:r>
       <w:r>
         <w:rPr>
@@ -1961,7 +2709,7 @@
         <w:rPr>
           <w:rStyle w:val="AttributeTok"/>
         </w:rPr>
-        <w:t xml:space="preserve">showWarnings =</w:t>
+        <w:t>showWarnings =</w:t>
       </w:r>
       <w:r>
         <w:rPr>
@@ -1973,7 +2721,7 @@
         <w:rPr>
           <w:rStyle w:val="ConstantTok"/>
         </w:rPr>
-        <w:t xml:space="preserve">FALSE</w:t>
+        <w:t>FALSE</w:t>
       </w:r>
       <w:r>
         <w:rPr>
@@ -1985,7 +2733,25 @@
         <w:rPr>
           <w:rStyle w:val="DocumentationTok"/>
         </w:rPr>
-        <w:t xml:space="preserve">###如果当前目录下没有 data 文件夹，就创建一个；如果已经有了，就不提示警告。</w:t>
+        <w:t>###</w:t>
+      </w:r>
+      <w:r>
+        <w:rPr>
+          <w:rStyle w:val="DocumentationTok"/>
+        </w:rPr>
+        <w:t>如果当前目录下没有</w:t>
+      </w:r>
+      <w:r>
+        <w:rPr>
+          <w:rStyle w:val="DocumentationTok"/>
+        </w:rPr>
+        <w:t xml:space="preserve"> data </w:t>
+      </w:r>
+      <w:r>
+        <w:rPr>
+          <w:rStyle w:val="DocumentationTok"/>
+        </w:rPr>
+        <w:t>文件夹，就创建一个；如果已经有了，就不提示警告。</w:t>
       </w:r>
       <w:r>
         <w:br/>
@@ -1994,7 +2760,7 @@
         <w:rPr>
           <w:rStyle w:val="FunctionTok"/>
         </w:rPr>
-        <w:t xml:space="preserve">write.csv</w:t>
+        <w:t>write.csv</w:t>
       </w:r>
       <w:r>
         <w:rPr>
@@ -2006,7 +2772,7 @@
         <w:rPr>
           <w:rStyle w:val="StringTok"/>
         </w:rPr>
-        <w:t xml:space="preserve">"data/Spe_local.csv"</w:t>
+        <w:t>"data/Spe_local.csv"</w:t>
       </w:r>
       <w:r>
         <w:rPr>
@@ -2018,7 +2784,7 @@
         <w:rPr>
           <w:rStyle w:val="AttributeTok"/>
         </w:rPr>
-        <w:t xml:space="preserve">row.names =</w:t>
+        <w:t>row.names =</w:t>
       </w:r>
       <w:r>
         <w:rPr>
@@ -2030,41 +2796,71 @@
         <w:rPr>
           <w:rStyle w:val="ConstantTok"/>
         </w:rPr>
-        <w:t xml:space="preserve">FALSE</w:t>
-      </w:r>
-      <w:r>
-        <w:rPr>
-          <w:rStyle w:val="NormalTok"/>
-        </w:rPr>
-        <w:t xml:space="preserve">)</w:t>
+        <w:t>FALSE</w:t>
+      </w:r>
+      <w:r>
+        <w:rPr>
+          <w:rStyle w:val="NormalTok"/>
+        </w:rPr>
+        <w:t>)</w:t>
       </w:r>
     </w:p>
     <w:sectPr>
       <w:footnotePr>
         <w:numRestart w:val="eachSect"/>
       </w:footnotePr>
+      <w:pgSz w:w="12240" w:h="15840"/>
+      <w:pgMar w:top="1440" w:right="1800" w:bottom="1440" w:left="1800" w:header="720" w:footer="720" w:gutter="0"/>
+      <w:cols w:space="720"/>
     </w:sectPr>
   </w:body>
 </w:document>
 </file>
 
-<file path=word/comments.xml><?xml version="1.0" encoding="utf-8"?>
-<w:comments xmlns:w="http://schemas.openxmlformats.org/wordprocessingml/2006/main" xmlns:m="http://schemas.openxmlformats.org/officeDocument/2006/math" xmlns:r="http://schemas.openxmlformats.org/officeDocument/2006/relationships" xmlns:o="urn:schemas-microsoft-com:office:office" xmlns:v="urn:schemas-microsoft-com:vml" xmlns:w10="urn:schemas-microsoft-com:office:word" xmlns:a="http://schemas.openxmlformats.org/drawingml/2006/main" xmlns:pic="http://schemas.openxmlformats.org/drawingml/2006/picture" xmlns:wp="http://schemas.openxmlformats.org/drawingml/2006/wordprocessingDrawing"/>
+<file path=word/endnotes.xml><?xml version="1.0" encoding="utf-8"?>
+<w:endnotes xmlns:wpc="http://schemas.microsoft.com/office/word/2010/wordprocessingCanvas" xmlns:cx="http://schemas.microsoft.com/office/drawing/2014/chartex" xmlns:cx1="http://schemas.microsoft.com/office/drawing/2015/9/8/chartex" xmlns:cx2="http://schemas.microsoft.com/office/drawing/2015/10/21/chartex" xmlns:cx3="http://schemas.microsoft.com/office/drawing/2016/5/9/chartex" xmlns:cx4="http://schemas.microsoft.com/office/drawing/2016/5/10/chartex" xmlns:cx5="http://schemas.microsoft.com/office/drawing/2016/5/11/chartex" xmlns:cx6="http://schemas.microsoft.com/office/drawing/2016/5/12/chartex" xmlns:cx7="http://schemas.microsoft.com/office/drawing/2016/5/13/chartex" xmlns:cx8="http://schemas.microsoft.com/office/drawing/2016/5/14/chartex" xmlns:mc="http://schemas.openxmlformats.org/markup-compatibility/2006" xmlns:aink="http://schemas.microsoft.com/office/drawing/2016/ink" xmlns:am3d="http://schemas.microsoft.com/office/drawing/2017/model3d" xmlns:o="urn:schemas-microsoft-com:office:office" xmlns:oel="http://schemas.microsoft.com/office/2019/extlst" xmlns:r="http://schemas.openxmlformats.org/officeDocument/2006/relationships" xmlns:m="http://schemas.openxmlformats.org/officeDocument/2006/math" xmlns:v="urn:schemas-microsoft-com:vml" xmlns:wp14="http://schemas.microsoft.com/office/word/2010/wordprocessingDrawing" xmlns:wp="http://schemas.openxmlformats.org/drawingml/2006/wordprocessingDrawing" xmlns:w10="urn:schemas-microsoft-com:office:word" xmlns:w="http://schemas.openxmlformats.org/wordprocessingml/2006/main" xmlns:w14="http://schemas.microsoft.com/office/word/2010/wordml" xmlns:w15="http://schemas.microsoft.com/office/word/2012/wordml" xmlns:w16cex="http://schemas.microsoft.com/office/word/2018/wordml/cex" xmlns:w16cid="http://schemas.microsoft.com/office/word/2016/wordml/cid" xmlns:w16="http://schemas.microsoft.com/office/word/2018/wordml" xmlns:w16sdtdh="http://schemas.microsoft.com/office/word/2020/wordml/sdtdatahash" xmlns:w16se="http://schemas.microsoft.com/office/word/2015/wordml/symex" xmlns:wpg="http://schemas.microsoft.com/office/word/2010/wordprocessingGroup" xmlns:wpi="http://schemas.microsoft.com/office/word/2010/wordprocessingInk" xmlns:wne="http://schemas.microsoft.com/office/word/2006/wordml" xmlns:wps="http://schemas.microsoft.com/office/word/2010/wordprocessingShape" mc:Ignorable="w14 w15 w16se w16cid w16 w16cex w16sdtdh wp14">
+  <w:endnote w:type="separator" w:id="-1">
+    <w:p>
+      <w:pPr>
+        <w:spacing w:after="0"/>
+      </w:pPr>
+      <w:r>
+        <w:separator/>
+      </w:r>
+    </w:p>
+  </w:endnote>
+  <w:endnote w:type="continuationSeparator" w:id="0">
+    <w:p>
+      <w:pPr>
+        <w:spacing w:after="0"/>
+      </w:pPr>
+      <w:r>
+        <w:continuationSeparator/>
+      </w:r>
+    </w:p>
+  </w:endnote>
+</w:endnotes>
 </file>
 
 <file path=word/footnotes.xml><?xml version="1.0" encoding="utf-8"?>
-<w:footnotes xmlns:w="http://schemas.openxmlformats.org/wordprocessingml/2006/main" xmlns:m="http://schemas.openxmlformats.org/officeDocument/2006/math" xmlns:r="http://schemas.openxmlformats.org/officeDocument/2006/relationships" xmlns:o="urn:schemas-microsoft-com:office:office" xmlns:v="urn:schemas-microsoft-com:vml" xmlns:w10="urn:schemas-microsoft-com:office:word" xmlns:a="http://schemas.openxmlformats.org/drawingml/2006/main" xmlns:pic="http://schemas.openxmlformats.org/drawingml/2006/picture" xmlns:wp="http://schemas.openxmlformats.org/drawingml/2006/wordprocessingDrawing">
+<w:footnotes xmlns:wpc="http://schemas.microsoft.com/office/word/2010/wordprocessingCanvas" xmlns:cx="http://schemas.microsoft.com/office/drawing/2014/chartex" xmlns:cx1="http://schemas.microsoft.com/office/drawing/2015/9/8/chartex" xmlns:cx2="http://schemas.microsoft.com/office/drawing/2015/10/21/chartex" xmlns:cx3="http://schemas.microsoft.com/office/drawing/2016/5/9/chartex" xmlns:cx4="http://schemas.microsoft.com/office/drawing/2016/5/10/chartex" xmlns:cx5="http://schemas.microsoft.com/office/drawing/2016/5/11/chartex" xmlns:cx6="http://schemas.microsoft.com/office/drawing/2016/5/12/chartex" xmlns:cx7="http://schemas.microsoft.com/office/drawing/2016/5/13/chartex" xmlns:cx8="http://schemas.microsoft.com/office/drawing/2016/5/14/chartex" xmlns:mc="http://schemas.openxmlformats.org/markup-compatibility/2006" xmlns:aink="http://schemas.microsoft.com/office/drawing/2016/ink" xmlns:am3d="http://schemas.microsoft.com/office/drawing/2017/model3d" xmlns:o="urn:schemas-microsoft-com:office:office" xmlns:oel="http://schemas.microsoft.com/office/2019/extlst" xmlns:r="http://schemas.openxmlformats.org/officeDocument/2006/relationships" xmlns:m="http://schemas.openxmlformats.org/officeDocument/2006/math" xmlns:v="urn:schemas-microsoft-com:vml" xmlns:wp14="http://schemas.microsoft.com/office/word/2010/wordprocessingDrawing" xmlns:wp="http://schemas.openxmlformats.org/drawingml/2006/wordprocessingDrawing" xmlns:w10="urn:schemas-microsoft-com:office:word" xmlns:w="http://schemas.openxmlformats.org/wordprocessingml/2006/main" xmlns:w14="http://schemas.microsoft.com/office/word/2010/wordml" xmlns:w15="http://schemas.microsoft.com/office/word/2012/wordml" xmlns:w16cex="http://schemas.microsoft.com/office/word/2018/wordml/cex" xmlns:w16cid="http://schemas.microsoft.com/office/word/2016/wordml/cid" xmlns:w16="http://schemas.microsoft.com/office/word/2018/wordml" xmlns:w16sdtdh="http://schemas.microsoft.com/office/word/2020/wordml/sdtdatahash" xmlns:w16se="http://schemas.microsoft.com/office/word/2015/wordml/symex" xmlns:wpg="http://schemas.microsoft.com/office/word/2010/wordprocessingGroup" xmlns:wpi="http://schemas.microsoft.com/office/word/2010/wordprocessingInk" xmlns:wne="http://schemas.microsoft.com/office/word/2006/wordml" xmlns:wps="http://schemas.microsoft.com/office/word/2010/wordprocessingShape" mc:Ignorable="w14 w15 w16se w16cid w16 w16cex w16sdtdh wp14">
+  <w:footnote w:type="separator" w:id="-1">
+    <w:p>
+      <w:pPr>
+        <w:spacing w:after="0"/>
+      </w:pPr>
+      <w:r>
+        <w:separator/>
+      </w:r>
+    </w:p>
+  </w:footnote>
   <w:footnote w:type="continuationSeparator" w:id="0">
     <w:p>
+      <w:pPr>
+        <w:spacing w:after="0"/>
+      </w:pPr>
       <w:r>
         <w:continuationSeparator/>
-      </w:r>
-    </w:p>
-  </w:footnote>
-  <w:footnote w:type="separator" w:id="-1">
-    <w:p>
-      <w:r>
-        <w:separator/>
       </w:r>
     </w:p>
   </w:footnote>
@@ -2072,10 +2868,11 @@
 </file>
 
 <file path=word/numbering.xml><?xml version="1.0" encoding="utf-8"?>
-<w:numbering xmlns:w="http://schemas.openxmlformats.org/wordprocessingml/2006/main">
-  <w:abstractNum w:abstractNumId="990">
+<w:numbering xmlns:wpc="http://schemas.microsoft.com/office/word/2010/wordprocessingCanvas" xmlns:cx="http://schemas.microsoft.com/office/drawing/2014/chartex" xmlns:cx1="http://schemas.microsoft.com/office/drawing/2015/9/8/chartex" xmlns:cx2="http://schemas.microsoft.com/office/drawing/2015/10/21/chartex" xmlns:cx3="http://schemas.microsoft.com/office/drawing/2016/5/9/chartex" xmlns:cx4="http://schemas.microsoft.com/office/drawing/2016/5/10/chartex" xmlns:cx5="http://schemas.microsoft.com/office/drawing/2016/5/11/chartex" xmlns:cx6="http://schemas.microsoft.com/office/drawing/2016/5/12/chartex" xmlns:cx7="http://schemas.microsoft.com/office/drawing/2016/5/13/chartex" xmlns:cx8="http://schemas.microsoft.com/office/drawing/2016/5/14/chartex" xmlns:mc="http://schemas.openxmlformats.org/markup-compatibility/2006" xmlns:aink="http://schemas.microsoft.com/office/drawing/2016/ink" xmlns:am3d="http://schemas.microsoft.com/office/drawing/2017/model3d" xmlns:o="urn:schemas-microsoft-com:office:office" xmlns:oel="http://schemas.microsoft.com/office/2019/extlst" xmlns:r="http://schemas.openxmlformats.org/officeDocument/2006/relationships" xmlns:m="http://schemas.openxmlformats.org/officeDocument/2006/math" xmlns:v="urn:schemas-microsoft-com:vml" xmlns:wp14="http://schemas.microsoft.com/office/word/2010/wordprocessingDrawing" xmlns:wp="http://schemas.openxmlformats.org/drawingml/2006/wordprocessingDrawing" xmlns:w10="urn:schemas-microsoft-com:office:word" xmlns:w="http://schemas.openxmlformats.org/wordprocessingml/2006/main" xmlns:w14="http://schemas.microsoft.com/office/word/2010/wordml" xmlns:w15="http://schemas.microsoft.com/office/word/2012/wordml" xmlns:w16cex="http://schemas.microsoft.com/office/word/2018/wordml/cex" xmlns:w16cid="http://schemas.microsoft.com/office/word/2016/wordml/cid" xmlns:w16="http://schemas.microsoft.com/office/word/2018/wordml" xmlns:w16sdtdh="http://schemas.microsoft.com/office/word/2020/wordml/sdtdatahash" xmlns:w16se="http://schemas.microsoft.com/office/word/2015/wordml/symex" xmlns:wpg="http://schemas.microsoft.com/office/word/2010/wordprocessingGroup" xmlns:wpi="http://schemas.microsoft.com/office/word/2010/wordprocessingInk" xmlns:wne="http://schemas.microsoft.com/office/word/2006/wordml" xmlns:wps="http://schemas.microsoft.com/office/word/2010/wordprocessingShape" mc:Ignorable="w14 w15 w16se w16cid w16 w16cex w16sdtdh wp14">
+  <w:abstractNum w:abstractNumId="0" w15:restartNumberingAfterBreak="0">
     <w:nsid w:val="0000A990"/>
     <w:multiLevelType w:val="multilevel"/>
+    <w:tmpl w:val="7F28B0E2"/>
     <w:lvl w:ilvl="0">
       <w:numFmt w:val="bullet"/>
       <w:lvlText w:val=" "/>
@@ -2149,9 +2946,10 @@
       </w:pPr>
     </w:lvl>
   </w:abstractNum>
-  <w:abstractNum w:abstractNumId="99411">
+  <w:abstractNum w:abstractNumId="1" w15:restartNumberingAfterBreak="0">
     <w:nsid w:val="00A99411"/>
     <w:multiLevelType w:val="multilevel"/>
+    <w:tmpl w:val="8592AD08"/>
     <w:lvl w:ilvl="0">
       <w:start w:val="1"/>
       <w:numFmt w:val="decimal"/>
@@ -2234,9 +3032,10 @@
       </w:pPr>
     </w:lvl>
   </w:abstractNum>
-  <w:abstractNum w:abstractNumId="99412">
+  <w:abstractNum w:abstractNumId="2" w15:restartNumberingAfterBreak="0">
     <w:nsid w:val="00A99412"/>
     <w:multiLevelType w:val="multilevel"/>
+    <w:tmpl w:val="A212093C"/>
     <w:lvl w:ilvl="0">
       <w:start w:val="2"/>
       <w:numFmt w:val="decimal"/>
@@ -2319,11 +3118,11 @@
       </w:pPr>
     </w:lvl>
   </w:abstractNum>
-  <w:num w:numId="1000">
-    <w:abstractNumId w:val="990"/>
+  <w:num w:numId="1" w16cid:durableId="2081632311">
+    <w:abstractNumId w:val="0"/>
   </w:num>
-  <w:num w:numId="1001">
-    <w:abstractNumId w:val="99411"/>
+  <w:num w:numId="2" w16cid:durableId="2000500670">
+    <w:abstractNumId w:val="1"/>
     <w:lvlOverride w:ilvl="0">
       <w:startOverride w:val="1"/>
     </w:lvlOverride>
@@ -2352,8 +3151,8 @@
       <w:startOverride w:val="1"/>
     </w:lvlOverride>
   </w:num>
-  <w:num w:numId="1002">
-    <w:abstractNumId w:val="99412"/>
+  <w:num w:numId="3" w16cid:durableId="263928651">
+    <w:abstractNumId w:val="2"/>
     <w:lvlOverride w:ilvl="0">
       <w:startOverride w:val="2"/>
     </w:lvlOverride>
@@ -2386,14 +3185,14 @@
 </file>
 
 <file path=word/styles.xml><?xml version="1.0" encoding="utf-8"?>
-<w:styles xmlns:r="http://schemas.openxmlformats.org/officeDocument/2006/relationships" xmlns:w="http://schemas.openxmlformats.org/wordprocessingml/2006/main">
+<w:styles xmlns:mc="http://schemas.openxmlformats.org/markup-compatibility/2006" xmlns:r="http://schemas.openxmlformats.org/officeDocument/2006/relationships" xmlns:w="http://schemas.openxmlformats.org/wordprocessingml/2006/main" xmlns:w14="http://schemas.microsoft.com/office/word/2010/wordml" xmlns:w15="http://schemas.microsoft.com/office/word/2012/wordml" xmlns:w16cex="http://schemas.microsoft.com/office/word/2018/wordml/cex" xmlns:w16cid="http://schemas.microsoft.com/office/word/2016/wordml/cid" xmlns:w16="http://schemas.microsoft.com/office/word/2018/wordml" xmlns:w16sdtdh="http://schemas.microsoft.com/office/word/2020/wordml/sdtdatahash" xmlns:w16se="http://schemas.microsoft.com/office/word/2015/wordml/symex" mc:Ignorable="w14 w15 w16se w16cid w16 w16cex w16sdtdh">
   <w:docDefaults>
     <w:rPrDefault>
       <w:rPr>
-        <w:rFonts w:asciiTheme="minorHAnsi" w:cstheme="minorBidi" w:eastAsiaTheme="minorHAnsi" w:hAnsiTheme="minorHAnsi"/>
+        <w:rFonts w:asciiTheme="minorHAnsi" w:eastAsiaTheme="minorEastAsia" w:hAnsiTheme="minorHAnsi" w:cstheme="minorBidi"/>
         <w:sz w:val="24"/>
         <w:szCs w:val="24"/>
-        <w:lang w:bidi="ar-SA" w:eastAsia="en-US" w:val="en-US"/>
+        <w:lang w:val="en-US" w:eastAsia="en-US" w:bidi="ar-SA"/>
       </w:rPr>
     </w:rPrDefault>
     <w:pPrDefault>
@@ -2402,193 +3201,280 @@
       </w:pPr>
     </w:pPrDefault>
   </w:docDefaults>
-  <w:latentStyles w:count="276" w:defLockedState="0" w:defQFormat="0" w:defSemiHidden="0" w:defUIPriority="0" w:defUnhideWhenUsed="0"/>
-  <w:style w:default="1" w:styleId="Normal" w:type="paragraph">
+  <w:latentStyles w:defLockedState="0" w:defUIPriority="0" w:defSemiHidden="0" w:defUnhideWhenUsed="0" w:defQFormat="0" w:count="376">
+    <w:lsdException w:name="Normal Table" w:semiHidden="1" w:unhideWhenUsed="1"/>
+    <w:lsdException w:name="Table Simple 1" w:semiHidden="1" w:unhideWhenUsed="1"/>
+    <w:lsdException w:name="Table Simple 2" w:semiHidden="1" w:unhideWhenUsed="1"/>
+    <w:lsdException w:name="Table Simple 3" w:semiHidden="1" w:unhideWhenUsed="1"/>
+    <w:lsdException w:name="Table Classic 1" w:semiHidden="1" w:unhideWhenUsed="1"/>
+    <w:lsdException w:name="Table Classic 2" w:semiHidden="1" w:unhideWhenUsed="1"/>
+    <w:lsdException w:name="Table Classic 3" w:semiHidden="1" w:unhideWhenUsed="1"/>
+    <w:lsdException w:name="Table Classic 4" w:semiHidden="1" w:unhideWhenUsed="1"/>
+    <w:lsdException w:name="Table Colorful 1" w:semiHidden="1" w:unhideWhenUsed="1"/>
+    <w:lsdException w:name="Table Colorful 2" w:semiHidden="1" w:unhideWhenUsed="1"/>
+    <w:lsdException w:name="Table Colorful 3" w:semiHidden="1" w:unhideWhenUsed="1"/>
+    <w:lsdException w:name="Table Columns 1" w:semiHidden="1" w:unhideWhenUsed="1"/>
+    <w:lsdException w:name="Table Columns 2" w:semiHidden="1" w:unhideWhenUsed="1"/>
+    <w:lsdException w:name="Table Columns 3" w:semiHidden="1" w:unhideWhenUsed="1"/>
+    <w:lsdException w:name="Table Columns 4" w:semiHidden="1" w:unhideWhenUsed="1"/>
+    <w:lsdException w:name="Table Columns 5" w:semiHidden="1" w:unhideWhenUsed="1"/>
+    <w:lsdException w:name="Table Grid 1" w:semiHidden="1" w:unhideWhenUsed="1"/>
+    <w:lsdException w:name="Table Grid 2" w:semiHidden="1" w:unhideWhenUsed="1"/>
+    <w:lsdException w:name="Table Grid 3" w:semiHidden="1" w:unhideWhenUsed="1"/>
+    <w:lsdException w:name="Table Grid 4" w:semiHidden="1" w:unhideWhenUsed="1"/>
+    <w:lsdException w:name="Table Grid 5" w:semiHidden="1" w:unhideWhenUsed="1"/>
+    <w:lsdException w:name="Table Grid 6" w:semiHidden="1" w:unhideWhenUsed="1"/>
+    <w:lsdException w:name="Table Grid 7" w:semiHidden="1" w:unhideWhenUsed="1"/>
+    <w:lsdException w:name="Table Grid 8" w:semiHidden="1" w:unhideWhenUsed="1"/>
+    <w:lsdException w:name="Table List 1" w:semiHidden="1" w:unhideWhenUsed="1"/>
+    <w:lsdException w:name="Table List 2" w:semiHidden="1" w:unhideWhenUsed="1"/>
+    <w:lsdException w:name="Table List 3" w:semiHidden="1" w:unhideWhenUsed="1"/>
+    <w:lsdException w:name="Table List 4" w:semiHidden="1" w:unhideWhenUsed="1"/>
+    <w:lsdException w:name="Table List 5" w:semiHidden="1" w:unhideWhenUsed="1"/>
+    <w:lsdException w:name="Table List 6" w:semiHidden="1" w:unhideWhenUsed="1"/>
+    <w:lsdException w:name="Table List 7" w:semiHidden="1" w:unhideWhenUsed="1"/>
+    <w:lsdException w:name="Table List 8" w:semiHidden="1" w:unhideWhenUsed="1"/>
+    <w:lsdException w:name="Table 3D effects 1" w:semiHidden="1" w:unhideWhenUsed="1"/>
+    <w:lsdException w:name="Table 3D effects 2" w:semiHidden="1" w:unhideWhenUsed="1"/>
+    <w:lsdException w:name="Table 3D effects 3" w:semiHidden="1" w:unhideWhenUsed="1"/>
+    <w:lsdException w:name="Table Contemporary" w:semiHidden="1" w:unhideWhenUsed="1"/>
+    <w:lsdException w:name="Table Elegant" w:semiHidden="1" w:unhideWhenUsed="1"/>
+    <w:lsdException w:name="Table Professional" w:semiHidden="1" w:unhideWhenUsed="1"/>
+    <w:lsdException w:name="Table Subtle 1" w:semiHidden="1" w:unhideWhenUsed="1"/>
+    <w:lsdException w:name="Table Subtle 2" w:semiHidden="1" w:unhideWhenUsed="1"/>
+    <w:lsdException w:name="Table Web 1" w:semiHidden="1" w:unhideWhenUsed="1"/>
+    <w:lsdException w:name="Table Web 2" w:semiHidden="1" w:unhideWhenUsed="1"/>
+    <w:lsdException w:name="Table Web 3" w:semiHidden="1" w:unhideWhenUsed="1"/>
+    <w:lsdException w:name="Table Theme" w:semiHidden="1" w:unhideWhenUsed="1"/>
+    <w:lsdException w:name="Light Shading"/>
+    <w:lsdException w:name="Light List"/>
+    <w:lsdException w:name="Light Grid"/>
+    <w:lsdException w:name="Medium Shading 1"/>
+    <w:lsdException w:name="Medium Shading 2"/>
+    <w:lsdException w:name="Medium List 1"/>
+    <w:lsdException w:name="Medium List 2"/>
+    <w:lsdException w:name="Medium Grid 1"/>
+    <w:lsdException w:name="Medium Grid 2"/>
+    <w:lsdException w:name="Medium Grid 3"/>
+    <w:lsdException w:name="Dark List"/>
+    <w:lsdException w:name="Colorful Shading"/>
+    <w:lsdException w:name="Colorful List"/>
+    <w:lsdException w:name="Colorful Grid"/>
+    <w:lsdException w:name="Light Shading Accent 1"/>
+    <w:lsdException w:name="Light List Accent 1"/>
+    <w:lsdException w:name="Light Grid Accent 1"/>
+    <w:lsdException w:name="Medium Shading 1 Accent 1"/>
+    <w:lsdException w:name="Medium Shading 2 Accent 1"/>
+    <w:lsdException w:name="Medium List 1 Accent 1"/>
+    <w:lsdException w:name="Medium List 2 Accent 1"/>
+    <w:lsdException w:name="Medium Grid 1 Accent 1"/>
+    <w:lsdException w:name="Medium Grid 2 Accent 1"/>
+    <w:lsdException w:name="Medium Grid 3 Accent 1"/>
+    <w:lsdException w:name="Dark List Accent 1"/>
+    <w:lsdException w:name="Colorful Shading Accent 1"/>
+    <w:lsdException w:name="Colorful List Accent 1"/>
+    <w:lsdException w:name="Colorful Grid Accent 1"/>
+    <w:lsdException w:name="Light Shading Accent 2"/>
+    <w:lsdException w:name="Light List Accent 2"/>
+    <w:lsdException w:name="Light Grid Accent 2"/>
+    <w:lsdException w:name="Medium Shading 1 Accent 2"/>
+    <w:lsdException w:name="Medium Shading 2 Accent 2"/>
+    <w:lsdException w:name="Medium List 1 Accent 2"/>
+    <w:lsdException w:name="Medium List 2 Accent 2"/>
+    <w:lsdException w:name="Medium Grid 1 Accent 2"/>
+    <w:lsdException w:name="Medium Grid 2 Accent 2"/>
+    <w:lsdException w:name="Medium Grid 3 Accent 2"/>
+    <w:lsdException w:name="Dark List Accent 2"/>
+    <w:lsdException w:name="Colorful Shading Accent 2"/>
+    <w:lsdException w:name="Colorful List Accent 2"/>
+    <w:lsdException w:name="Colorful Grid Accent 2"/>
+    <w:lsdException w:name="Light Shading Accent 3"/>
+    <w:lsdException w:name="Light List Accent 3"/>
+    <w:lsdException w:name="Light Grid Accent 3"/>
+    <w:lsdException w:name="Medium Shading 1 Accent 3"/>
+    <w:lsdException w:name="Medium Shading 2 Accent 3"/>
+    <w:lsdException w:name="Medium List 1 Accent 3"/>
+    <w:lsdException w:name="Medium List 2 Accent 3"/>
+    <w:lsdException w:name="Medium Grid 1 Accent 3"/>
+    <w:lsdException w:name="Medium Grid 2 Accent 3"/>
+    <w:lsdException w:name="Medium Grid 3 Accent 3"/>
+    <w:lsdException w:name="Dark List Accent 3"/>
+    <w:lsdException w:name="Colorful Shading Accent 3"/>
+    <w:lsdException w:name="Colorful List Accent 3"/>
+    <w:lsdException w:name="Colorful Grid Accent 3"/>
+    <w:lsdException w:name="Light Shading Accent 4"/>
+    <w:lsdException w:name="Light List Accent 4"/>
+    <w:lsdException w:name="Light Grid Accent 4"/>
+    <w:lsdException w:name="Medium Shading 1 Accent 4"/>
+    <w:lsdException w:name="Medium Shading 2 Accent 4"/>
+    <w:lsdException w:name="Medium List 1 Accent 4"/>
+    <w:lsdException w:name="Medium List 2 Accent 4"/>
+    <w:lsdException w:name="Medium Grid 1 Accent 4"/>
+    <w:lsdException w:name="Medium Grid 2 Accent 4"/>
+    <w:lsdException w:name="Medium Grid 3 Accent 4"/>
+    <w:lsdException w:name="Dark List Accent 4"/>
+    <w:lsdException w:name="Colorful Shading Accent 4"/>
+    <w:lsdException w:name="Colorful List Accent 4"/>
+    <w:lsdException w:name="Colorful Grid Accent 4"/>
+    <w:lsdException w:name="Light Shading Accent 5"/>
+    <w:lsdException w:name="Light List Accent 5"/>
+    <w:lsdException w:name="Light Grid Accent 5"/>
+    <w:lsdException w:name="Medium Shading 1 Accent 5"/>
+    <w:lsdException w:name="Medium Shading 2 Accent 5"/>
+    <w:lsdException w:name="Medium List 1 Accent 5"/>
+    <w:lsdException w:name="Medium List 2 Accent 5"/>
+    <w:lsdException w:name="Medium Grid 1 Accent 5"/>
+    <w:lsdException w:name="Medium Grid 2 Accent 5"/>
+    <w:lsdException w:name="Medium Grid 3 Accent 5"/>
+    <w:lsdException w:name="Dark List Accent 5"/>
+    <w:lsdException w:name="Colorful Shading Accent 5"/>
+    <w:lsdException w:name="Colorful List Accent 5"/>
+    <w:lsdException w:name="Colorful Grid Accent 5"/>
+    <w:lsdException w:name="Light Shading Accent 6"/>
+    <w:lsdException w:name="Light List Accent 6"/>
+    <w:lsdException w:name="Light Grid Accent 6"/>
+    <w:lsdException w:name="Medium Shading 1 Accent 6"/>
+    <w:lsdException w:name="Medium Shading 2 Accent 6"/>
+    <w:lsdException w:name="Medium List 1 Accent 6"/>
+    <w:lsdException w:name="Medium List 2 Accent 6"/>
+    <w:lsdException w:name="Medium Grid 1 Accent 6"/>
+    <w:lsdException w:name="Medium Grid 2 Accent 6"/>
+    <w:lsdException w:name="Medium Grid 3 Accent 6"/>
+    <w:lsdException w:name="Dark List Accent 6"/>
+    <w:lsdException w:name="Colorful Shading Accent 6"/>
+    <w:lsdException w:name="Colorful List Accent 6"/>
+    <w:lsdException w:name="Colorful Grid Accent 6"/>
+    <w:lsdException w:name="Grid Table 4" w:uiPriority="49"/>
+    <w:lsdException w:name="Grid Table 5 Dark" w:uiPriority="50"/>
+    <w:lsdException w:name="Grid Table 6 Colorful" w:uiPriority="51"/>
+    <w:lsdException w:name="Grid Table 7 Colorful" w:uiPriority="52"/>
+    <w:lsdException w:name="Grid Table 1 Light Accent 1" w:uiPriority="46"/>
+    <w:lsdException w:name="Grid Table 2 Accent 1" w:uiPriority="47"/>
+    <w:lsdException w:name="Grid Table 3 Accent 1" w:uiPriority="48"/>
+    <w:lsdException w:name="Grid Table 4 Accent 1" w:uiPriority="49"/>
+    <w:lsdException w:name="Grid Table 5 Dark Accent 1" w:uiPriority="50"/>
+    <w:lsdException w:name="Grid Table 6 Colorful Accent 1" w:uiPriority="51"/>
+    <w:lsdException w:name="Grid Table 7 Colorful Accent 1" w:uiPriority="52"/>
+    <w:lsdException w:name="Grid Table 1 Light Accent 2" w:uiPriority="46"/>
+    <w:lsdException w:name="Grid Table 2 Accent 2" w:uiPriority="47"/>
+    <w:lsdException w:name="Grid Table 3 Accent 2" w:uiPriority="48"/>
+    <w:lsdException w:name="Grid Table 4 Accent 2" w:uiPriority="49"/>
+    <w:lsdException w:name="Grid Table 5 Dark Accent 2" w:uiPriority="50"/>
+    <w:lsdException w:name="Grid Table 6 Colorful Accent 2" w:uiPriority="51"/>
+    <w:lsdException w:name="Grid Table 7 Colorful Accent 2" w:uiPriority="52"/>
+    <w:lsdException w:name="Grid Table 1 Light Accent 3" w:uiPriority="46"/>
+    <w:lsdException w:name="Grid Table 2 Accent 3" w:uiPriority="47"/>
+    <w:lsdException w:name="Grid Table 3 Accent 3" w:uiPriority="48"/>
+    <w:lsdException w:name="Grid Table 4 Accent 3" w:uiPriority="49"/>
+    <w:lsdException w:name="Grid Table 5 Dark Accent 3" w:uiPriority="50"/>
+    <w:lsdException w:name="Grid Table 6 Colorful Accent 3" w:uiPriority="51"/>
+    <w:lsdException w:name="Grid Table 7 Colorful Accent 3" w:uiPriority="52"/>
+    <w:lsdException w:name="Grid Table 1 Light Accent 4" w:uiPriority="46"/>
+    <w:lsdException w:name="Grid Table 2 Accent 4" w:uiPriority="47"/>
+    <w:lsdException w:name="Grid Table 3 Accent 4" w:uiPriority="48"/>
+    <w:lsdException w:name="Grid Table 4 Accent 4" w:uiPriority="49"/>
+    <w:lsdException w:name="Grid Table 5 Dark Accent 4" w:uiPriority="50"/>
+    <w:lsdException w:name="Grid Table 6 Colorful Accent 4" w:uiPriority="51"/>
+    <w:lsdException w:name="Grid Table 7 Colorful Accent 4" w:uiPriority="52"/>
+    <w:lsdException w:name="Grid Table 1 Light Accent 5" w:uiPriority="46"/>
+    <w:lsdException w:name="Grid Table 2 Accent 5" w:uiPriority="47"/>
+    <w:lsdException w:name="Grid Table 3 Accent 5" w:uiPriority="48"/>
+    <w:lsdException w:name="Grid Table 4 Accent 5" w:uiPriority="49"/>
+    <w:lsdException w:name="Grid Table 5 Dark Accent 5" w:uiPriority="50"/>
+    <w:lsdException w:name="Grid Table 6 Colorful Accent 5" w:uiPriority="51"/>
+    <w:lsdException w:name="Grid Table 7 Colorful Accent 5" w:uiPriority="52"/>
+    <w:lsdException w:name="Grid Table 1 Light Accent 6" w:uiPriority="46"/>
+    <w:lsdException w:name="Grid Table 2 Accent 6" w:uiPriority="47"/>
+    <w:lsdException w:name="Grid Table 3 Accent 6" w:uiPriority="48"/>
+    <w:lsdException w:name="Grid Table 4 Accent 6" w:uiPriority="49"/>
+    <w:lsdException w:name="Grid Table 5 Dark Accent 6" w:uiPriority="50"/>
+    <w:lsdException w:name="Grid Table 6 Colorful Accent 6" w:uiPriority="51"/>
+    <w:lsdException w:name="Grid Table 7 Colorful Accent 6" w:uiPriority="52"/>
+    <w:lsdException w:name="List Table 1 Light" w:uiPriority="46"/>
+    <w:lsdException w:name="List Table 2" w:uiPriority="47"/>
+    <w:lsdException w:name="List Table 3" w:uiPriority="48"/>
+    <w:lsdException w:name="List Table 4" w:uiPriority="49"/>
+    <w:lsdException w:name="List Table 5 Dark" w:uiPriority="50"/>
+    <w:lsdException w:name="List Table 6 Colorful" w:uiPriority="51"/>
+    <w:lsdException w:name="List Table 7 Colorful" w:uiPriority="52"/>
+    <w:lsdException w:name="List Table 1 Light Accent 1" w:uiPriority="46"/>
+    <w:lsdException w:name="List Table 2 Accent 1" w:uiPriority="47"/>
+    <w:lsdException w:name="List Table 3 Accent 1" w:uiPriority="48"/>
+    <w:lsdException w:name="List Table 4 Accent 1" w:uiPriority="49"/>
+    <w:lsdException w:name="List Table 5 Dark Accent 1" w:uiPriority="50"/>
+    <w:lsdException w:name="List Table 6 Colorful Accent 1" w:uiPriority="51"/>
+    <w:lsdException w:name="List Table 7 Colorful Accent 1" w:uiPriority="52"/>
+    <w:lsdException w:name="List Table 1 Light Accent 2" w:uiPriority="46"/>
+    <w:lsdException w:name="List Table 2 Accent 2" w:uiPriority="47"/>
+    <w:lsdException w:name="List Table 3 Accent 2" w:uiPriority="48"/>
+    <w:lsdException w:name="List Table 4 Accent 2" w:uiPriority="49"/>
+    <w:lsdException w:name="List Table 5 Dark Accent 2" w:uiPriority="50"/>
+    <w:lsdException w:name="List Table 6 Colorful Accent 2" w:uiPriority="51"/>
+    <w:lsdException w:name="List Table 7 Colorful Accent 2" w:uiPriority="52"/>
+    <w:lsdException w:name="List Table 1 Light Accent 3" w:uiPriority="46"/>
+    <w:lsdException w:name="List Table 2 Accent 3" w:uiPriority="47"/>
+    <w:lsdException w:name="List Table 3 Accent 3" w:uiPriority="48"/>
+    <w:lsdException w:name="List Table 4 Accent 3" w:uiPriority="49"/>
+    <w:lsdException w:name="List Table 5 Dark Accent 3" w:uiPriority="50"/>
+    <w:lsdException w:name="List Table 6 Colorful Accent 3" w:uiPriority="51"/>
+    <w:lsdException w:name="List Table 7 Colorful Accent 3" w:uiPriority="52"/>
+    <w:lsdException w:name="List Table 1 Light Accent 4" w:uiPriority="46"/>
+    <w:lsdException w:name="List Table 2 Accent 4" w:uiPriority="47"/>
+    <w:lsdException w:name="List Table 3 Accent 4" w:uiPriority="48"/>
+    <w:lsdException w:name="List Table 4 Accent 4" w:uiPriority="49"/>
+    <w:lsdException w:name="List Table 5 Dark Accent 4" w:uiPriority="50"/>
+    <w:lsdException w:name="List Table 6 Colorful Accent 4" w:uiPriority="51"/>
+    <w:lsdException w:name="List Table 7 Colorful Accent 4" w:uiPriority="52"/>
+    <w:lsdException w:name="List Table 1 Light Accent 5" w:uiPriority="46"/>
+    <w:lsdException w:name="List Table 2 Accent 5" w:uiPriority="47"/>
+    <w:lsdException w:name="List Table 3 Accent 5" w:uiPriority="48"/>
+    <w:lsdException w:name="List Table 4 Accent 5" w:uiPriority="49"/>
+    <w:lsdException w:name="List Table 5 Dark Accent 5" w:uiPriority="50"/>
+    <w:lsdException w:name="List Table 6 Colorful Accent 5" w:uiPriority="51"/>
+    <w:lsdException w:name="List Table 7 Colorful Accent 5" w:uiPriority="52"/>
+    <w:lsdException w:name="List Table 1 Light Accent 6" w:uiPriority="46"/>
+    <w:lsdException w:name="List Table 2 Accent 6" w:uiPriority="47"/>
+    <w:lsdException w:name="List Table 3 Accent 6" w:uiPriority="48"/>
+    <w:lsdException w:name="List Table 4 Accent 6" w:uiPriority="49"/>
+    <w:lsdException w:name="List Table 5 Dark Accent 6" w:uiPriority="50"/>
+    <w:lsdException w:name="List Table 6 Colorful Accent 6" w:uiPriority="51"/>
+    <w:lsdException w:name="List Table 7 Colorful Accent 6" w:uiPriority="52"/>
+    <w:lsdException w:name="Mention" w:semiHidden="1" w:uiPriority="99" w:unhideWhenUsed="1"/>
+    <w:lsdException w:name="Smart Hyperlink" w:semiHidden="1" w:uiPriority="99" w:unhideWhenUsed="1"/>
+    <w:lsdException w:name="Hashtag" w:semiHidden="1" w:uiPriority="99" w:unhideWhenUsed="1"/>
+    <w:lsdException w:name="Unresolved Mention" w:semiHidden="1" w:uiPriority="99" w:unhideWhenUsed="1"/>
+    <w:lsdException w:name="Smart Link" w:semiHidden="1" w:uiPriority="99" w:unhideWhenUsed="1"/>
+  </w:latentStyles>
+  <w:style w:type="paragraph" w:default="1" w:styleId="a">
     <w:name w:val="Normal"/>
     <w:qFormat/>
   </w:style>
-  <w:style w:styleId="BodyText" w:type="paragraph">
-    <w:name w:val="Body Text"/>
-    <w:basedOn w:val="Normal"/>
-    <w:link w:val="BodyTextChar"/>
-    <w:qFormat/>
-    <w:pPr>
-      <w:spacing w:after="180" w:before="180"/>
-    </w:pPr>
-  </w:style>
-  <w:style w:customStyle="1" w:styleId="FirstParagraph" w:type="paragraph">
-    <w:name w:val="First Paragraph"/>
-    <w:basedOn w:val="BodyText"/>
-    <w:next w:val="BodyText"/>
-    <w:qFormat/>
-  </w:style>
-  <w:style w:customStyle="1" w:styleId="Compact" w:type="paragraph">
-    <w:name w:val="Compact"/>
-    <w:basedOn w:val="BodyText"/>
-    <w:qFormat/>
-    <w:pPr>
-      <w:spacing w:after="36" w:before="36"/>
-    </w:pPr>
-  </w:style>
-  <w:style w:styleId="Title" w:type="paragraph">
-    <w:name w:val="Title"/>
-    <w:basedOn w:val="Normal"/>
-    <w:next w:val="BodyText"/>
-    <w:link w:val="TitleChar"/>
-    <w:uiPriority w:val="10"/>
-    <w:qFormat/>
-    <w:rsid w:val="00A10FD9"/>
-    <w:pPr>
-      <w:spacing w:after="80" w:line="240" w:lineRule="auto"/>
-      <w:contextualSpacing/>
-      <w:jc w:val="center"/>
-    </w:pPr>
-    <w:rPr>
-      <w:rFonts w:asciiTheme="majorHAnsi" w:cstheme="majorBidi" w:eastAsiaTheme="majorEastAsia" w:hAnsiTheme="majorHAnsi"/>
-      <w:sz w:val="56"/>
-      <w:szCs w:val="56"/>
-    </w:rPr>
-  </w:style>
-  <w:style w:customStyle="1" w:styleId="TitleChar" w:type="character">
-    <w:name w:val="Title Char"/>
-    <w:basedOn w:val="DefaultParagraphFont"/>
-    <w:link w:val="Title"/>
-    <w:uiPriority w:val="10"/>
-    <w:rsid w:val="00A10FD9"/>
-    <w:rPr>
-      <w:rFonts w:asciiTheme="majorHAnsi" w:cstheme="majorBidi" w:eastAsiaTheme="majorEastAsia" w:hAnsiTheme="majorHAnsi"/>
-      <w:sz w:val="56"/>
-      <w:szCs w:val="56"/>
-    </w:rPr>
-  </w:style>
-  <w:style w:styleId="Subtitle" w:type="paragraph">
-    <w:name w:val="Subtitle"/>
-    <w:basedOn w:val="Title"/>
-    <w:next w:val="BodyText"/>
-    <w:link w:val="SubtitleChar"/>
-    <w:uiPriority w:val="11"/>
-    <w:qFormat/>
-    <w:rsid w:val="00A10FD9"/>
-    <w:pPr>
-      <w:numPr>
-        <w:ilvl w:val="1"/>
-      </w:numPr>
-    </w:pPr>
-    <w:rPr>
-      <w:rFonts w:cstheme="majorBidi" w:eastAsiaTheme="majorEastAsia"/>
-      <w:spacing w:val="15"/>
-      <w:sz w:val="28"/>
-      <w:szCs w:val="28"/>
-    </w:rPr>
-  </w:style>
-  <w:style w:customStyle="1" w:styleId="SubtitleChar" w:type="character">
-    <w:name w:val="Subtitle Char"/>
-    <w:basedOn w:val="DefaultParagraphFont"/>
-    <w:link w:val="Subtitle"/>
-    <w:uiPriority w:val="11"/>
-    <w:rsid w:val="00A10FD9"/>
-    <w:rPr>
-      <w:rFonts w:cstheme="majorBidi" w:eastAsiaTheme="majorEastAsia"/>
-      <w:color w:themeColor="text1" w:themeTint="A6" w:val="595959"/>
-      <w:spacing w:val="15"/>
-      <w:sz w:val="28"/>
-      <w:szCs w:val="28"/>
-    </w:rPr>
-  </w:style>
-  <w:style w:customStyle="1" w:styleId="Author" w:type="paragraph">
-    <w:name w:val="Author"/>
-    <w:basedOn w:val="Title"/>
-    <w:next w:val="BodyText"/>
-    <w:qFormat/>
-    <w:pPr>
-      <w:keepNext/>
-      <w:keepLines/>
-    </w:pPr>
-    <w:rPr>
-      <w:sz w:val="24"/>
-      <w:szCs w:val="24"/>
-    </w:rPr>
-  </w:style>
-  <w:style w:styleId="Date" w:type="paragraph">
-    <w:name w:val="Date"/>
-    <w:basedOn w:val="Title"/>
-    <w:next w:val="BodyText"/>
-    <w:qFormat/>
-    <w:pPr>
-      <w:keepNext/>
-      <w:keepLines/>
-    </w:pPr>
-    <w:rPr>
-      <w:sz w:val="24"/>
-      <w:szCs w:val="24"/>
-    </w:rPr>
-  </w:style>
-  <w:style w:customStyle="1" w:styleId="AbstractTitle" w:type="paragraph">
-    <w:name w:val="Abstract Title"/>
-    <w:basedOn w:val="Normal"/>
-    <w:next w:val="Abstract"/>
-    <w:qFormat/>
-    <w:pPr>
-      <w:keepNext/>
-      <w:keepLines/>
-      <w:spacing w:after="0" w:before="300"/>
-      <w:jc w:val="center"/>
-    </w:pPr>
-    <w:rPr>
-      <w:b/>
-      <w:sz w:val="20"/>
-      <w:szCs w:val="20"/>
-    </w:rPr>
-  </w:style>
-  <w:style w:customStyle="1" w:styleId="Abstract" w:type="paragraph">
-    <w:name w:val="Abstract"/>
-    <w:basedOn w:val="Normal"/>
-    <w:next w:val="BodyText"/>
-    <w:qFormat/>
-    <w:pPr>
-      <w:keepNext/>
-      <w:keepLines/>
-      <w:spacing w:after="300" w:before="100"/>
-    </w:pPr>
-    <w:rPr>
-      <w:sz w:val="20"/>
-      <w:szCs w:val="20"/>
-    </w:rPr>
-  </w:style>
-  <w:style w:styleId="Bibliography" w:type="paragraph">
-    <w:name w:val="Bibliography"/>
-    <w:basedOn w:val="Normal"/>
-    <w:next w:val="Bibliography"/>
-    <w:qFormat/>
-    <w:pPr/>
-    <w:rPr/>
-  </w:style>
-  <w:style w:styleId="Heading1" w:type="paragraph">
+  <w:style w:type="paragraph" w:styleId="1">
     <w:name w:val="heading 1"/>
-    <w:basedOn w:val="Normal"/>
-    <w:next w:val="BodyText"/>
-    <w:link w:val="Heading1Char"/>
+    <w:basedOn w:val="a"/>
+    <w:next w:val="a0"/>
+    <w:link w:val="10"/>
     <w:uiPriority w:val="9"/>
     <w:qFormat/>
     <w:rsid w:val="00A10FD9"/>
     <w:pPr>
       <w:keepNext/>
       <w:keepLines/>
-      <w:spacing w:after="80" w:before="360"/>
+      <w:spacing w:before="360" w:after="80"/>
       <w:outlineLvl w:val="0"/>
     </w:pPr>
     <w:rPr>
-      <w:rFonts w:asciiTheme="majorHAnsi" w:cstheme="majorBidi" w:eastAsiaTheme="majorEastAsia" w:hAnsiTheme="majorHAnsi"/>
-      <w:color w:themeColor="accent1" w:themeShade="BF" w:val="0F4761"/>
+      <w:rFonts w:asciiTheme="majorHAnsi" w:eastAsiaTheme="majorEastAsia" w:hAnsiTheme="majorHAnsi" w:cstheme="majorBidi"/>
+      <w:color w:val="0F4761" w:themeColor="accent1" w:themeShade="BF"/>
       <w:sz w:val="40"/>
       <w:szCs w:val="40"/>
     </w:rPr>
   </w:style>
-  <w:style w:styleId="Heading2" w:type="paragraph">
+  <w:style w:type="paragraph" w:styleId="2">
     <w:name w:val="heading 2"/>
-    <w:basedOn w:val="Normal"/>
-    <w:next w:val="BodyText"/>
-    <w:link w:val="Heading2Char"/>
+    <w:basedOn w:val="a"/>
+    <w:next w:val="a0"/>
+    <w:link w:val="20"/>
     <w:uiPriority w:val="9"/>
     <w:semiHidden/>
     <w:unhideWhenUsed/>
@@ -2597,21 +3483,21 @@
     <w:pPr>
       <w:keepNext/>
       <w:keepLines/>
-      <w:spacing w:after="80" w:before="160"/>
+      <w:spacing w:before="160" w:after="80"/>
       <w:outlineLvl w:val="1"/>
     </w:pPr>
     <w:rPr>
-      <w:rFonts w:asciiTheme="majorHAnsi" w:cstheme="majorBidi" w:eastAsiaTheme="majorEastAsia" w:hAnsiTheme="majorHAnsi"/>
-      <w:color w:themeColor="accent1" w:themeShade="BF" w:val="0F4761"/>
+      <w:rFonts w:asciiTheme="majorHAnsi" w:eastAsiaTheme="majorEastAsia" w:hAnsiTheme="majorHAnsi" w:cstheme="majorBidi"/>
+      <w:color w:val="0F4761" w:themeColor="accent1" w:themeShade="BF"/>
       <w:sz w:val="32"/>
       <w:szCs w:val="32"/>
     </w:rPr>
   </w:style>
-  <w:style w:styleId="Heading3" w:type="paragraph">
+  <w:style w:type="paragraph" w:styleId="3">
     <w:name w:val="heading 3"/>
-    <w:basedOn w:val="Normal"/>
-    <w:next w:val="BodyText"/>
-    <w:link w:val="Heading3Char"/>
+    <w:basedOn w:val="a"/>
+    <w:next w:val="a0"/>
+    <w:link w:val="30"/>
     <w:uiPriority w:val="9"/>
     <w:semiHidden/>
     <w:unhideWhenUsed/>
@@ -2620,21 +3506,21 @@
     <w:pPr>
       <w:keepNext/>
       <w:keepLines/>
-      <w:spacing w:after="80" w:before="160"/>
+      <w:spacing w:before="160" w:after="80"/>
       <w:outlineLvl w:val="2"/>
     </w:pPr>
     <w:rPr>
-      <w:rFonts w:cstheme="majorBidi" w:eastAsiaTheme="majorEastAsia"/>
-      <w:color w:themeColor="accent1" w:themeShade="BF" w:val="0F4761"/>
+      <w:rFonts w:eastAsiaTheme="majorEastAsia" w:cstheme="majorBidi"/>
+      <w:color w:val="0F4761" w:themeColor="accent1" w:themeShade="BF"/>
       <w:sz w:val="28"/>
       <w:szCs w:val="28"/>
     </w:rPr>
   </w:style>
-  <w:style w:styleId="Heading4" w:type="paragraph">
+  <w:style w:type="paragraph" w:styleId="4">
     <w:name w:val="heading 4"/>
-    <w:basedOn w:val="Normal"/>
-    <w:next w:val="BodyText"/>
-    <w:link w:val="Heading4Char"/>
+    <w:basedOn w:val="a"/>
+    <w:next w:val="a0"/>
+    <w:link w:val="40"/>
     <w:uiPriority w:val="9"/>
     <w:semiHidden/>
     <w:unhideWhenUsed/>
@@ -2643,21 +3529,21 @@
     <w:pPr>
       <w:keepNext/>
       <w:keepLines/>
-      <w:spacing w:after="40" w:before="80"/>
+      <w:spacing w:before="80" w:after="40"/>
       <w:outlineLvl w:val="3"/>
     </w:pPr>
     <w:rPr>
-      <w:rFonts w:cstheme="majorBidi" w:eastAsiaTheme="majorEastAsia"/>
+      <w:rFonts w:eastAsiaTheme="majorEastAsia" w:cstheme="majorBidi"/>
       <w:i/>
       <w:iCs/>
-      <w:color w:themeColor="accent1" w:themeShade="BF" w:val="0F4761"/>
-    </w:rPr>
-  </w:style>
-  <w:style w:styleId="Heading5" w:type="paragraph">
+      <w:color w:val="0F4761" w:themeColor="accent1" w:themeShade="BF"/>
+    </w:rPr>
+  </w:style>
+  <w:style w:type="paragraph" w:styleId="5">
     <w:name w:val="heading 5"/>
-    <w:basedOn w:val="Normal"/>
-    <w:next w:val="BodyText"/>
-    <w:link w:val="Heading5Char"/>
+    <w:basedOn w:val="a"/>
+    <w:next w:val="a0"/>
+    <w:link w:val="50"/>
     <w:uiPriority w:val="9"/>
     <w:semiHidden/>
     <w:unhideWhenUsed/>
@@ -2666,19 +3552,19 @@
     <w:pPr>
       <w:keepNext/>
       <w:keepLines/>
-      <w:spacing w:after="40" w:before="80"/>
+      <w:spacing w:before="80" w:after="40"/>
       <w:outlineLvl w:val="4"/>
     </w:pPr>
     <w:rPr>
-      <w:rFonts w:cstheme="majorBidi" w:eastAsiaTheme="majorEastAsia"/>
-      <w:color w:themeColor="accent1" w:themeShade="BF" w:val="0F4761"/>
-    </w:rPr>
-  </w:style>
-  <w:style w:styleId="Heading6" w:type="paragraph">
+      <w:rFonts w:eastAsiaTheme="majorEastAsia" w:cstheme="majorBidi"/>
+      <w:color w:val="0F4761" w:themeColor="accent1" w:themeShade="BF"/>
+    </w:rPr>
+  </w:style>
+  <w:style w:type="paragraph" w:styleId="6">
     <w:name w:val="heading 6"/>
-    <w:basedOn w:val="Normal"/>
-    <w:next w:val="BodyText"/>
-    <w:link w:val="Heading6Char"/>
+    <w:basedOn w:val="a"/>
+    <w:next w:val="a0"/>
+    <w:link w:val="60"/>
     <w:uiPriority w:val="9"/>
     <w:semiHidden/>
     <w:unhideWhenUsed/>
@@ -2687,21 +3573,21 @@
     <w:pPr>
       <w:keepNext/>
       <w:keepLines/>
-      <w:spacing w:after="0" w:before="40"/>
+      <w:spacing w:before="40" w:after="0"/>
       <w:outlineLvl w:val="5"/>
     </w:pPr>
     <w:rPr>
-      <w:rFonts w:cstheme="majorBidi" w:eastAsiaTheme="majorEastAsia"/>
+      <w:rFonts w:eastAsiaTheme="majorEastAsia" w:cstheme="majorBidi"/>
       <w:i/>
       <w:iCs/>
-      <w:color w:themeColor="text1" w:themeTint="A6" w:val="595959"/>
-    </w:rPr>
-  </w:style>
-  <w:style w:styleId="Heading7" w:type="paragraph">
+      <w:color w:val="595959" w:themeColor="text1" w:themeTint="A6"/>
+    </w:rPr>
+  </w:style>
+  <w:style w:type="paragraph" w:styleId="7">
     <w:name w:val="heading 7"/>
-    <w:basedOn w:val="Normal"/>
-    <w:next w:val="BodyText"/>
-    <w:link w:val="Heading7Char"/>
+    <w:basedOn w:val="a"/>
+    <w:next w:val="a0"/>
+    <w:link w:val="70"/>
     <w:uiPriority w:val="9"/>
     <w:semiHidden/>
     <w:unhideWhenUsed/>
@@ -2710,19 +3596,19 @@
     <w:pPr>
       <w:keepNext/>
       <w:keepLines/>
-      <w:spacing w:after="0" w:before="40"/>
+      <w:spacing w:before="40" w:after="0"/>
       <w:outlineLvl w:val="6"/>
     </w:pPr>
     <w:rPr>
-      <w:rFonts w:cstheme="majorBidi" w:eastAsiaTheme="majorEastAsia"/>
-      <w:color w:themeColor="text1" w:themeTint="A6" w:val="595959"/>
-    </w:rPr>
-  </w:style>
-  <w:style w:styleId="Heading8" w:type="paragraph">
+      <w:rFonts w:eastAsiaTheme="majorEastAsia" w:cstheme="majorBidi"/>
+      <w:color w:val="595959" w:themeColor="text1" w:themeTint="A6"/>
+    </w:rPr>
+  </w:style>
+  <w:style w:type="paragraph" w:styleId="8">
     <w:name w:val="heading 8"/>
-    <w:basedOn w:val="Normal"/>
-    <w:next w:val="BodyText"/>
-    <w:link w:val="Heading8Char"/>
+    <w:basedOn w:val="a"/>
+    <w:next w:val="a0"/>
+    <w:link w:val="80"/>
     <w:uiPriority w:val="9"/>
     <w:semiHidden/>
     <w:unhideWhenUsed/>
@@ -2735,17 +3621,17 @@
       <w:outlineLvl w:val="7"/>
     </w:pPr>
     <w:rPr>
-      <w:rFonts w:cstheme="majorBidi" w:eastAsiaTheme="majorEastAsia"/>
+      <w:rFonts w:eastAsiaTheme="majorEastAsia" w:cstheme="majorBidi"/>
       <w:i/>
       <w:iCs/>
-      <w:color w:themeColor="text1" w:themeTint="D8" w:val="272727"/>
-    </w:rPr>
-  </w:style>
-  <w:style w:styleId="Heading9" w:type="paragraph">
+      <w:color w:val="272727" w:themeColor="text1" w:themeTint="D8"/>
+    </w:rPr>
+  </w:style>
+  <w:style w:type="paragraph" w:styleId="9">
     <w:name w:val="heading 9"/>
-    <w:basedOn w:val="Normal"/>
-    <w:next w:val="BodyText"/>
-    <w:link w:val="Heading9Char"/>
+    <w:basedOn w:val="a"/>
+    <w:next w:val="a0"/>
+    <w:link w:val="90"/>
     <w:uiPriority w:val="9"/>
     <w:semiHidden/>
     <w:unhideWhenUsed/>
@@ -2758,200 +3644,370 @@
       <w:outlineLvl w:val="8"/>
     </w:pPr>
     <w:rPr>
-      <w:rFonts w:cstheme="majorBidi" w:eastAsiaTheme="majorEastAsia"/>
-      <w:color w:themeColor="text1" w:themeTint="D8" w:val="272727"/>
-    </w:rPr>
-  </w:style>
-  <w:style w:customStyle="1" w:styleId="Heading1Char" w:type="character">
-    <w:name w:val="Heading 1 Char"/>
-    <w:basedOn w:val="DefaultParagraphFont"/>
-    <w:link w:val="Heading1"/>
+      <w:rFonts w:eastAsiaTheme="majorEastAsia" w:cstheme="majorBidi"/>
+      <w:color w:val="272727" w:themeColor="text1" w:themeTint="D8"/>
+    </w:rPr>
+  </w:style>
+  <w:style w:type="character" w:default="1" w:styleId="a1">
+    <w:name w:val="Default Paragraph Font"/>
+    <w:uiPriority w:val="1"/>
+    <w:semiHidden/>
+    <w:unhideWhenUsed/>
+  </w:style>
+  <w:style w:type="table" w:default="1" w:styleId="a2">
+    <w:name w:val="Normal Table"/>
+    <w:uiPriority w:val="99"/>
+    <w:semiHidden/>
+    <w:unhideWhenUsed/>
+    <w:tblPr>
+      <w:tblInd w:w="0" w:type="dxa"/>
+      <w:tblCellMar>
+        <w:top w:w="0" w:type="dxa"/>
+        <w:left w:w="108" w:type="dxa"/>
+        <w:bottom w:w="0" w:type="dxa"/>
+        <w:right w:w="108" w:type="dxa"/>
+      </w:tblCellMar>
+    </w:tblPr>
+  </w:style>
+  <w:style w:type="numbering" w:default="1" w:styleId="a3">
+    <w:name w:val="No List"/>
+    <w:uiPriority w:val="99"/>
+    <w:semiHidden/>
+    <w:unhideWhenUsed/>
+  </w:style>
+  <w:style w:type="paragraph" w:styleId="a0">
+    <w:name w:val="Body Text"/>
+    <w:basedOn w:val="a"/>
+    <w:qFormat/>
+    <w:pPr>
+      <w:spacing w:before="180" w:after="180"/>
+    </w:pPr>
+  </w:style>
+  <w:style w:type="paragraph" w:customStyle="1" w:styleId="FirstParagraph">
+    <w:name w:val="First Paragraph"/>
+    <w:basedOn w:val="a0"/>
+    <w:next w:val="a0"/>
+    <w:qFormat/>
+  </w:style>
+  <w:style w:type="paragraph" w:customStyle="1" w:styleId="Compact">
+    <w:name w:val="Compact"/>
+    <w:basedOn w:val="a0"/>
+    <w:qFormat/>
+    <w:pPr>
+      <w:spacing w:before="36" w:after="36"/>
+    </w:pPr>
+  </w:style>
+  <w:style w:type="paragraph" w:styleId="a4">
+    <w:name w:val="Title"/>
+    <w:basedOn w:val="a"/>
+    <w:next w:val="a0"/>
+    <w:link w:val="a5"/>
+    <w:uiPriority w:val="10"/>
+    <w:qFormat/>
+    <w:rsid w:val="00A10FD9"/>
+    <w:pPr>
+      <w:spacing w:after="80"/>
+      <w:contextualSpacing/>
+      <w:jc w:val="center"/>
+    </w:pPr>
+    <w:rPr>
+      <w:rFonts w:asciiTheme="majorHAnsi" w:eastAsiaTheme="majorEastAsia" w:hAnsiTheme="majorHAnsi" w:cstheme="majorBidi"/>
+      <w:sz w:val="56"/>
+      <w:szCs w:val="56"/>
+    </w:rPr>
+  </w:style>
+  <w:style w:type="character" w:customStyle="1" w:styleId="a5">
+    <w:name w:val="标题 字符"/>
+    <w:basedOn w:val="a1"/>
+    <w:link w:val="a4"/>
+    <w:uiPriority w:val="10"/>
+    <w:rsid w:val="00A10FD9"/>
+    <w:rPr>
+      <w:rFonts w:asciiTheme="majorHAnsi" w:eastAsiaTheme="majorEastAsia" w:hAnsiTheme="majorHAnsi" w:cstheme="majorBidi"/>
+      <w:sz w:val="56"/>
+      <w:szCs w:val="56"/>
+    </w:rPr>
+  </w:style>
+  <w:style w:type="paragraph" w:styleId="a6">
+    <w:name w:val="Subtitle"/>
+    <w:basedOn w:val="a4"/>
+    <w:next w:val="a0"/>
+    <w:link w:val="a7"/>
+    <w:uiPriority w:val="11"/>
+    <w:qFormat/>
+    <w:rsid w:val="00A10FD9"/>
+    <w:pPr>
+      <w:numPr>
+        <w:ilvl w:val="1"/>
+      </w:numPr>
+    </w:pPr>
+    <w:rPr>
+      <w:spacing w:val="15"/>
+      <w:sz w:val="28"/>
+      <w:szCs w:val="28"/>
+    </w:rPr>
+  </w:style>
+  <w:style w:type="character" w:customStyle="1" w:styleId="a7">
+    <w:name w:val="副标题 字符"/>
+    <w:basedOn w:val="a1"/>
+    <w:link w:val="a6"/>
+    <w:uiPriority w:val="11"/>
+    <w:rsid w:val="00A10FD9"/>
+    <w:rPr>
+      <w:rFonts w:eastAsiaTheme="majorEastAsia" w:cstheme="majorBidi"/>
+      <w:color w:val="595959" w:themeColor="text1" w:themeTint="A6"/>
+      <w:spacing w:val="15"/>
+      <w:sz w:val="28"/>
+      <w:szCs w:val="28"/>
+    </w:rPr>
+  </w:style>
+  <w:style w:type="paragraph" w:customStyle="1" w:styleId="Author">
+    <w:name w:val="Author"/>
+    <w:basedOn w:val="a4"/>
+    <w:next w:val="a0"/>
+    <w:qFormat/>
+    <w:pPr>
+      <w:keepNext/>
+      <w:keepLines/>
+    </w:pPr>
+    <w:rPr>
+      <w:sz w:val="24"/>
+      <w:szCs w:val="24"/>
+    </w:rPr>
+  </w:style>
+  <w:style w:type="paragraph" w:styleId="a8">
+    <w:name w:val="Date"/>
+    <w:basedOn w:val="a4"/>
+    <w:next w:val="a0"/>
+    <w:qFormat/>
+    <w:pPr>
+      <w:keepNext/>
+      <w:keepLines/>
+    </w:pPr>
+    <w:rPr>
+      <w:sz w:val="24"/>
+      <w:szCs w:val="24"/>
+    </w:rPr>
+  </w:style>
+  <w:style w:type="paragraph" w:customStyle="1" w:styleId="AbstractTitle">
+    <w:name w:val="Abstract Title"/>
+    <w:basedOn w:val="a"/>
+    <w:next w:val="Abstract"/>
+    <w:qFormat/>
+    <w:pPr>
+      <w:keepNext/>
+      <w:keepLines/>
+      <w:spacing w:before="300" w:after="0"/>
+      <w:jc w:val="center"/>
+    </w:pPr>
+    <w:rPr>
+      <w:b/>
+      <w:sz w:val="20"/>
+      <w:szCs w:val="20"/>
+    </w:rPr>
+  </w:style>
+  <w:style w:type="paragraph" w:customStyle="1" w:styleId="Abstract">
+    <w:name w:val="Abstract"/>
+    <w:basedOn w:val="a"/>
+    <w:next w:val="a0"/>
+    <w:qFormat/>
+    <w:pPr>
+      <w:keepNext/>
+      <w:keepLines/>
+      <w:spacing w:before="100" w:after="300"/>
+    </w:pPr>
+    <w:rPr>
+      <w:sz w:val="20"/>
+      <w:szCs w:val="20"/>
+    </w:rPr>
+  </w:style>
+  <w:style w:type="paragraph" w:styleId="a9">
+    <w:name w:val="Bibliography"/>
+    <w:basedOn w:val="a"/>
+    <w:qFormat/>
+  </w:style>
+  <w:style w:type="character" w:customStyle="1" w:styleId="10">
+    <w:name w:val="标题 1 字符"/>
+    <w:basedOn w:val="a1"/>
+    <w:link w:val="1"/>
     <w:uiPriority w:val="9"/>
     <w:rsid w:val="00A10FD9"/>
     <w:rPr>
-      <w:rFonts w:asciiTheme="majorHAnsi" w:cstheme="majorBidi" w:eastAsiaTheme="majorEastAsia" w:hAnsiTheme="majorHAnsi"/>
-      <w:color w:themeColor="accent1" w:themeShade="BF" w:val="0F4761"/>
+      <w:rFonts w:asciiTheme="majorHAnsi" w:eastAsiaTheme="majorEastAsia" w:hAnsiTheme="majorHAnsi" w:cstheme="majorBidi"/>
+      <w:color w:val="0F4761" w:themeColor="accent1" w:themeShade="BF"/>
       <w:sz w:val="40"/>
       <w:szCs w:val="40"/>
     </w:rPr>
   </w:style>
-  <w:style w:customStyle="1" w:styleId="Heading2Char" w:type="character">
-    <w:name w:val="Heading 2 Char"/>
-    <w:basedOn w:val="DefaultParagraphFont"/>
-    <w:link w:val="Heading2"/>
+  <w:style w:type="character" w:customStyle="1" w:styleId="20">
+    <w:name w:val="标题 2 字符"/>
+    <w:basedOn w:val="a1"/>
+    <w:link w:val="2"/>
     <w:uiPriority w:val="9"/>
     <w:semiHidden/>
     <w:rsid w:val="00A10FD9"/>
     <w:rPr>
-      <w:rFonts w:asciiTheme="majorHAnsi" w:cstheme="majorBidi" w:eastAsiaTheme="majorEastAsia" w:hAnsiTheme="majorHAnsi"/>
-      <w:color w:themeColor="accent1" w:themeShade="BF" w:val="0F4761"/>
+      <w:rFonts w:asciiTheme="majorHAnsi" w:eastAsiaTheme="majorEastAsia" w:hAnsiTheme="majorHAnsi" w:cstheme="majorBidi"/>
+      <w:color w:val="0F4761" w:themeColor="accent1" w:themeShade="BF"/>
       <w:sz w:val="32"/>
       <w:szCs w:val="32"/>
     </w:rPr>
   </w:style>
-  <w:style w:customStyle="1" w:styleId="Heading3Char" w:type="character">
-    <w:name w:val="Heading 3 Char"/>
-    <w:basedOn w:val="DefaultParagraphFont"/>
-    <w:link w:val="Heading3"/>
+  <w:style w:type="character" w:customStyle="1" w:styleId="30">
+    <w:name w:val="标题 3 字符"/>
+    <w:basedOn w:val="a1"/>
+    <w:link w:val="3"/>
     <w:uiPriority w:val="9"/>
     <w:semiHidden/>
     <w:rsid w:val="00A10FD9"/>
     <w:rPr>
-      <w:rFonts w:cstheme="majorBidi" w:eastAsiaTheme="majorEastAsia"/>
-      <w:color w:themeColor="accent1" w:themeShade="BF" w:val="0F4761"/>
+      <w:rFonts w:eastAsiaTheme="majorEastAsia" w:cstheme="majorBidi"/>
+      <w:color w:val="0F4761" w:themeColor="accent1" w:themeShade="BF"/>
       <w:sz w:val="28"/>
       <w:szCs w:val="28"/>
     </w:rPr>
   </w:style>
-  <w:style w:customStyle="1" w:styleId="Heading4Char" w:type="character">
-    <w:name w:val="Heading 4 Char"/>
-    <w:basedOn w:val="DefaultParagraphFont"/>
-    <w:link w:val="Heading4"/>
+  <w:style w:type="character" w:customStyle="1" w:styleId="40">
+    <w:name w:val="标题 4 字符"/>
+    <w:basedOn w:val="a1"/>
+    <w:link w:val="4"/>
     <w:uiPriority w:val="9"/>
     <w:semiHidden/>
     <w:rsid w:val="00A10FD9"/>
     <w:rPr>
-      <w:rFonts w:cstheme="majorBidi" w:eastAsiaTheme="majorEastAsia"/>
+      <w:rFonts w:eastAsiaTheme="majorEastAsia" w:cstheme="majorBidi"/>
       <w:i/>
       <w:iCs/>
-      <w:color w:themeColor="accent1" w:themeShade="BF" w:val="0F4761"/>
-    </w:rPr>
-  </w:style>
-  <w:style w:customStyle="1" w:styleId="Heading5Char" w:type="character">
-    <w:name w:val="Heading 5 Char"/>
-    <w:basedOn w:val="DefaultParagraphFont"/>
-    <w:link w:val="Heading5"/>
+      <w:color w:val="0F4761" w:themeColor="accent1" w:themeShade="BF"/>
+    </w:rPr>
+  </w:style>
+  <w:style w:type="character" w:customStyle="1" w:styleId="50">
+    <w:name w:val="标题 5 字符"/>
+    <w:basedOn w:val="a1"/>
+    <w:link w:val="5"/>
     <w:uiPriority w:val="9"/>
     <w:semiHidden/>
     <w:rsid w:val="00A10FD9"/>
     <w:rPr>
-      <w:rFonts w:cstheme="majorBidi" w:eastAsiaTheme="majorEastAsia"/>
-      <w:color w:themeColor="accent1" w:themeShade="BF" w:val="0F4761"/>
-    </w:rPr>
-  </w:style>
-  <w:style w:customStyle="1" w:styleId="Heading6Char" w:type="character">
-    <w:name w:val="Heading 6 Char"/>
-    <w:basedOn w:val="DefaultParagraphFont"/>
-    <w:link w:val="Heading6"/>
+      <w:rFonts w:eastAsiaTheme="majorEastAsia" w:cstheme="majorBidi"/>
+      <w:color w:val="0F4761" w:themeColor="accent1" w:themeShade="BF"/>
+    </w:rPr>
+  </w:style>
+  <w:style w:type="character" w:customStyle="1" w:styleId="60">
+    <w:name w:val="标题 6 字符"/>
+    <w:basedOn w:val="a1"/>
+    <w:link w:val="6"/>
     <w:uiPriority w:val="9"/>
     <w:semiHidden/>
     <w:rsid w:val="00A10FD9"/>
     <w:rPr>
-      <w:rFonts w:cstheme="majorBidi" w:eastAsiaTheme="majorEastAsia"/>
+      <w:rFonts w:eastAsiaTheme="majorEastAsia" w:cstheme="majorBidi"/>
       <w:i/>
       <w:iCs/>
-      <w:color w:themeColor="text1" w:themeTint="A6" w:val="595959"/>
-    </w:rPr>
-  </w:style>
-  <w:style w:customStyle="1" w:styleId="Heading7Char" w:type="character">
-    <w:name w:val="Heading 7 Char"/>
-    <w:basedOn w:val="DefaultParagraphFont"/>
-    <w:link w:val="Heading7"/>
+      <w:color w:val="595959" w:themeColor="text1" w:themeTint="A6"/>
+    </w:rPr>
+  </w:style>
+  <w:style w:type="character" w:customStyle="1" w:styleId="70">
+    <w:name w:val="标题 7 字符"/>
+    <w:basedOn w:val="a1"/>
+    <w:link w:val="7"/>
     <w:uiPriority w:val="9"/>
     <w:semiHidden/>
     <w:rsid w:val="00A10FD9"/>
     <w:rPr>
-      <w:rFonts w:cstheme="majorBidi" w:eastAsiaTheme="majorEastAsia"/>
-      <w:color w:themeColor="text1" w:themeTint="A6" w:val="595959"/>
-    </w:rPr>
-  </w:style>
-  <w:style w:customStyle="1" w:styleId="Heading8Char" w:type="character">
-    <w:name w:val="Heading 8 Char"/>
-    <w:basedOn w:val="DefaultParagraphFont"/>
-    <w:link w:val="Heading8"/>
+      <w:rFonts w:eastAsiaTheme="majorEastAsia" w:cstheme="majorBidi"/>
+      <w:color w:val="595959" w:themeColor="text1" w:themeTint="A6"/>
+    </w:rPr>
+  </w:style>
+  <w:style w:type="character" w:customStyle="1" w:styleId="80">
+    <w:name w:val="标题 8 字符"/>
+    <w:basedOn w:val="a1"/>
+    <w:link w:val="8"/>
     <w:uiPriority w:val="9"/>
     <w:semiHidden/>
     <w:rsid w:val="00A10FD9"/>
     <w:rPr>
-      <w:rFonts w:cstheme="majorBidi" w:eastAsiaTheme="majorEastAsia"/>
+      <w:rFonts w:eastAsiaTheme="majorEastAsia" w:cstheme="majorBidi"/>
       <w:i/>
       <w:iCs/>
-      <w:color w:themeColor="text1" w:themeTint="D8" w:val="272727"/>
-    </w:rPr>
-  </w:style>
-  <w:style w:customStyle="1" w:styleId="Heading9Char" w:type="character">
-    <w:name w:val="Heading 9 Char"/>
-    <w:basedOn w:val="DefaultParagraphFont"/>
-    <w:link w:val="Heading9"/>
+      <w:color w:val="272727" w:themeColor="text1" w:themeTint="D8"/>
+    </w:rPr>
+  </w:style>
+  <w:style w:type="character" w:customStyle="1" w:styleId="90">
+    <w:name w:val="标题 9 字符"/>
+    <w:basedOn w:val="a1"/>
+    <w:link w:val="9"/>
     <w:uiPriority w:val="9"/>
     <w:semiHidden/>
     <w:rsid w:val="00A10FD9"/>
     <w:rPr>
-      <w:rFonts w:cstheme="majorBidi" w:eastAsiaTheme="majorEastAsia"/>
-      <w:color w:themeColor="text1" w:themeTint="D8" w:val="272727"/>
-    </w:rPr>
-  </w:style>
-  <w:style w:styleId="BlockText" w:type="paragraph">
+      <w:rFonts w:eastAsiaTheme="majorEastAsia" w:cstheme="majorBidi"/>
+      <w:color w:val="272727" w:themeColor="text1" w:themeTint="D8"/>
+    </w:rPr>
+  </w:style>
+  <w:style w:type="paragraph" w:styleId="aa">
     <w:name w:val="Block Text"/>
-    <w:basedOn w:val="BodyText"/>
-    <w:next w:val="BodyText"/>
+    <w:basedOn w:val="a0"/>
+    <w:next w:val="a0"/>
     <w:uiPriority w:val="9"/>
     <w:unhideWhenUsed/>
     <w:qFormat/>
     <w:pPr>
-      <w:spacing w:after="100" w:before="100"/>
-      <w:ind w:firstLine="0" w:left="480" w:right="480"/>
+      <w:spacing w:before="100" w:after="100"/>
+      <w:ind w:left="480" w:right="480"/>
     </w:pPr>
   </w:style>
-  <w:style w:styleId="FootnoteText" w:type="paragraph">
-    <w:name w:val="Footnote Text"/>
-    <w:basedOn w:val="Normal"/>
-    <w:next w:val="FootnoteText"/>
+  <w:style w:type="paragraph" w:styleId="ab">
+    <w:name w:val="footnote text"/>
+    <w:basedOn w:val="a"/>
     <w:uiPriority w:val="9"/>
     <w:unhideWhenUsed/>
     <w:qFormat/>
   </w:style>
-  <w:style w:styleId="FootnoteBlockText" w:type="paragraph">
+  <w:style w:type="paragraph" w:customStyle="1" w:styleId="FootnoteBlockText">
     <w:name w:val="Footnote Block Text"/>
-    <w:basedOn w:val="FootnoteText"/>
-    <w:next w:val="FootnoteText"/>
+    <w:basedOn w:val="ab"/>
+    <w:next w:val="ab"/>
     <w:uiPriority w:val="9"/>
     <w:unhideWhenUsed/>
     <w:qFormat/>
     <w:pPr>
-      <w:spacing w:after="100" w:before="100"/>
-      <w:ind w:firstLine="0" w:left="480" w:right="480"/>
+      <w:spacing w:before="100" w:after="100"/>
+      <w:ind w:left="480" w:right="480"/>
     </w:pPr>
   </w:style>
-  <w:style w:default="1" w:styleId="DefaultParagraphFont" w:type="character">
-    <w:name w:val="Default Paragraph Font"/>
-    <w:semiHidden/>
-    <w:unhideWhenUsed/>
-  </w:style>
-  <w:style w:default="1" w:styleId="Table" w:type="table">
+  <w:style w:type="table" w:customStyle="1" w:styleId="Table">
     <w:name w:val="Table"/>
-    <w:basedOn w:val="TableNormal"/>
     <w:semiHidden/>
     <w:unhideWhenUsed/>
     <w:qFormat/>
     <w:tblPr>
-      <w:tblInd w:type="dxa" w:w="0"/>
+      <w:tblInd w:w="0" w:type="dxa"/>
       <w:tblCellMar>
-        <w:top w:type="dxa" w:w="0"/>
-        <w:left w:type="dxa" w:w="108"/>
-        <w:bottom w:type="dxa" w:w="0"/>
-        <w:right w:type="dxa" w:w="108"/>
+        <w:top w:w="0" w:type="dxa"/>
+        <w:left w:w="108" w:type="dxa"/>
+        <w:bottom w:w="0" w:type="dxa"/>
+        <w:right w:w="108" w:type="dxa"/>
       </w:tblCellMar>
     </w:tblPr>
     <w:tblStylePr w:type="firstRow">
       <w:tblPr>
         <w:jc w:val="left"/>
-        <w:tblInd w:type="dxa" w:w="0"/>
       </w:tblPr>
       <w:trPr>
         <w:jc w:val="left"/>
       </w:trPr>
       <w:tcPr>
         <w:tcBorders>
-          <w:bottom w:val="single"/>
+          <w:bottom w:val="single" w:sz="0" w:space="0" w:color="auto"/>
         </w:tcBorders>
         <w:vAlign w:val="bottom"/>
       </w:tcPr>
     </w:tblStylePr>
   </w:style>
-  <w:style w:customStyle="1" w:styleId="DefinitionTerm" w:type="paragraph">
+  <w:style w:type="paragraph" w:customStyle="1" w:styleId="DefinitionTerm">
     <w:name w:val="Definition Term"/>
-    <w:basedOn w:val="Normal"/>
+    <w:basedOn w:val="a"/>
     <w:next w:val="Definition"/>
     <w:pPr>
       <w:keepNext/>
@@ -2962,78 +4018,79 @@
       <w:b/>
     </w:rPr>
   </w:style>
-  <w:style w:customStyle="1" w:styleId="Definition" w:type="paragraph">
+  <w:style w:type="paragraph" w:customStyle="1" w:styleId="Definition">
     <w:name w:val="Definition"/>
-    <w:basedOn w:val="Normal"/>
-  </w:style>
-  <w:style w:styleId="Caption" w:type="paragraph">
-    <w:name w:val="Caption"/>
-    <w:basedOn w:val="Normal"/>
-    <w:link w:val="BodyTextChar"/>
+    <w:basedOn w:val="a"/>
+  </w:style>
+  <w:style w:type="paragraph" w:styleId="ac">
+    <w:name w:val="caption"/>
+    <w:basedOn w:val="a"/>
+    <w:link w:val="ad"/>
     <w:pPr>
-      <w:spacing w:after="120" w:before="0"/>
+      <w:spacing w:after="120"/>
     </w:pPr>
     <w:rPr>
       <w:i/>
     </w:rPr>
   </w:style>
-  <w:style w:customStyle="1" w:styleId="TableCaption" w:type="paragraph">
+  <w:style w:type="paragraph" w:customStyle="1" w:styleId="TableCaption">
     <w:name w:val="Table Caption"/>
-    <w:basedOn w:val="Caption"/>
+    <w:basedOn w:val="ac"/>
     <w:pPr>
       <w:keepNext/>
     </w:pPr>
   </w:style>
-  <w:style w:customStyle="1" w:styleId="ImageCaption" w:type="paragraph">
+  <w:style w:type="paragraph" w:customStyle="1" w:styleId="ImageCaption">
     <w:name w:val="Image Caption"/>
-    <w:basedOn w:val="Caption"/>
-  </w:style>
-  <w:style w:customStyle="1" w:styleId="Figure" w:type="paragraph">
+    <w:basedOn w:val="ac"/>
+  </w:style>
+  <w:style w:type="paragraph" w:customStyle="1" w:styleId="Figure">
     <w:name w:val="Figure"/>
-    <w:basedOn w:val="Normal"/>
-  </w:style>
-  <w:style w:customStyle="1" w:styleId="CaptionedFigure" w:type="paragraph">
+    <w:basedOn w:val="a"/>
+  </w:style>
+  <w:style w:type="paragraph" w:customStyle="1" w:styleId="CaptionedFigure">
     <w:name w:val="Captioned Figure"/>
     <w:basedOn w:val="Figure"/>
     <w:pPr>
       <w:keepNext/>
     </w:pPr>
   </w:style>
-  <w:style w:customStyle="1" w:styleId="BodyTextChar" w:type="character">
-    <w:name w:val="Body Text Char"/>
-    <w:basedOn w:val="DefaultParagraphFont"/>
-    <w:link w:val="BodyText"/>
-  </w:style>
-  <w:style w:customStyle="1" w:styleId="VerbatimChar" w:type="character">
+  <w:style w:type="character" w:customStyle="1" w:styleId="ad">
+    <w:name w:val="题注 字符"/>
+    <w:basedOn w:val="a1"/>
+    <w:link w:val="ac"/>
+  </w:style>
+  <w:style w:type="character" w:customStyle="1" w:styleId="VerbatimChar">
     <w:name w:val="Verbatim Char"/>
-    <w:basedOn w:val="BodyTextChar"/>
+    <w:basedOn w:val="ad"/>
+    <w:link w:val="SourceCode"/>
     <w:rPr>
       <w:rFonts w:ascii="Consolas" w:hAnsi="Consolas"/>
       <w:sz w:val="22"/>
     </w:rPr>
   </w:style>
-  <w:style w:customStyle="1" w:styleId="SectionNumber" w:type="character">
+  <w:style w:type="character" w:customStyle="1" w:styleId="SectionNumber">
     <w:name w:val="Section Number"/>
-    <w:basedOn w:val="BodyTextChar"/>
-  </w:style>
-  <w:style w:styleId="FootnoteReference" w:type="character">
-    <w:name w:val="Footnote Reference"/>
-    <w:basedOn w:val="BodyTextChar"/>
+    <w:basedOn w:val="ad"/>
+  </w:style>
+  <w:style w:type="character" w:styleId="ae">
+    <w:name w:val="footnote reference"/>
+    <w:basedOn w:val="ad"/>
     <w:rPr>
       <w:vertAlign w:val="superscript"/>
     </w:rPr>
   </w:style>
-  <w:style w:styleId="Hyperlink" w:type="character">
+  <w:style w:type="character" w:styleId="af">
     <w:name w:val="Hyperlink"/>
-    <w:basedOn w:val="BodyTextChar"/>
-    <w:rPr>
-      <w:color w:themeColor="accent1" w:val="4F81BD"/>
-    </w:rPr>
-  </w:style>
-  <w:style w:styleId="TOCHeading" w:type="paragraph">
+    <w:basedOn w:val="ad"/>
+    <w:rPr>
+      <w:color w:val="156082" w:themeColor="accent1"/>
+    </w:rPr>
+  </w:style>
+  <w:style w:type="paragraph" w:styleId="TOC">
     <w:name w:val="TOC Heading"/>
-    <w:basedOn w:val="Heading1"/>
-    <w:next w:val="BodyText"/>
+    <w:basedOn w:val="1"/>
+    <w:next w:val="a0"/>
     <w:uiPriority w:val="39"/>
     <w:unhideWhenUsed/>
     <w:qFormat/>
@@ -3041,282 +4098,401 @@
       <w:spacing w:before="240" w:line="259" w:lineRule="auto"/>
       <w:outlineLvl w:val="9"/>
     </w:pPr>
-    <w:rPr>
-      <w:rFonts w:asciiTheme="majorHAnsi" w:cstheme="majorBidi" w:eastAsiaTheme="majorEastAsia" w:hAnsiTheme="majorHAnsi"/>
-      <w:b w:val="0"/>
-      <w:bCs w:val="0"/>
-      <w:color w:themeColor="accent1" w:themeShade="BF" w:val="365F91"/>
-    </w:rPr>
   </w:style>
   <w:style w:type="paragraph" w:customStyle="1" w:styleId="SourceCode">
     <w:name w:val="Source Code"/>
-    <w:basedOn w:val="Normal"/>
+    <w:basedOn w:val="a"/>
     <w:link w:val="VerbatimChar"/>
     <w:pPr>
-      <w:wordWrap w:val="off"/>
-      <w:shd w:val="clear" w:fill="f8f8f8"/>
+      <w:shd w:val="clear" w:color="auto" w:fill="F8F8F8"/>
+      <w:wordWrap w:val="0"/>
     </w:pPr>
   </w:style>
   <w:style w:type="character" w:customStyle="1" w:styleId="KeywordTok">
     <w:name w:val="KeywordTok"/>
     <w:basedOn w:val="VerbatimChar"/>
     <w:rPr>
+      <w:rFonts w:ascii="Consolas" w:hAnsi="Consolas"/>
       <w:b/>
-      <w:color w:val="204a87"/>
-      <w:shd w:val="clear" w:fill="f8f8f8"/>
+      <w:color w:val="204A87"/>
+      <w:sz w:val="22"/>
+      <w:shd w:val="clear" w:color="auto" w:fill="F8F8F8"/>
     </w:rPr>
   </w:style>
   <w:style w:type="character" w:customStyle="1" w:styleId="DataTypeTok">
     <w:name w:val="DataTypeTok"/>
     <w:basedOn w:val="VerbatimChar"/>
     <w:rPr>
-      <w:color w:val="204a87"/>
-      <w:shd w:val="clear" w:fill="f8f8f8"/>
+      <w:rFonts w:ascii="Consolas" w:hAnsi="Consolas"/>
+      <w:color w:val="204A87"/>
+      <w:sz w:val="22"/>
+      <w:shd w:val="clear" w:color="auto" w:fill="F8F8F8"/>
     </w:rPr>
   </w:style>
   <w:style w:type="character" w:customStyle="1" w:styleId="DecValTok">
     <w:name w:val="DecValTok"/>
     <w:basedOn w:val="VerbatimChar"/>
     <w:rPr>
-      <w:color w:val="0000cf"/>
-      <w:shd w:val="clear" w:fill="f8f8f8"/>
+      <w:rFonts w:ascii="Consolas" w:hAnsi="Consolas"/>
+      <w:color w:val="0000CF"/>
+      <w:sz w:val="22"/>
+      <w:shd w:val="clear" w:color="auto" w:fill="F8F8F8"/>
     </w:rPr>
   </w:style>
   <w:style w:type="character" w:customStyle="1" w:styleId="BaseNTok">
     <w:name w:val="BaseNTok"/>
     <w:basedOn w:val="VerbatimChar"/>
     <w:rPr>
-      <w:color w:val="0000cf"/>
-      <w:shd w:val="clear" w:fill="f8f8f8"/>
+      <w:rFonts w:ascii="Consolas" w:hAnsi="Consolas"/>
+      <w:color w:val="0000CF"/>
+      <w:sz w:val="22"/>
+      <w:shd w:val="clear" w:color="auto" w:fill="F8F8F8"/>
     </w:rPr>
   </w:style>
   <w:style w:type="character" w:customStyle="1" w:styleId="FloatTok">
     <w:name w:val="FloatTok"/>
     <w:basedOn w:val="VerbatimChar"/>
     <w:rPr>
-      <w:color w:val="0000cf"/>
-      <w:shd w:val="clear" w:fill="f8f8f8"/>
+      <w:rFonts w:ascii="Consolas" w:hAnsi="Consolas"/>
+      <w:color w:val="0000CF"/>
+      <w:sz w:val="22"/>
+      <w:shd w:val="clear" w:color="auto" w:fill="F8F8F8"/>
     </w:rPr>
   </w:style>
   <w:style w:type="character" w:customStyle="1" w:styleId="ConstantTok">
     <w:name w:val="ConstantTok"/>
     <w:basedOn w:val="VerbatimChar"/>
     <w:rPr>
-      <w:color w:val="8f5902"/>
-      <w:shd w:val="clear" w:fill="f8f8f8"/>
+      <w:rFonts w:ascii="Consolas" w:hAnsi="Consolas"/>
+      <w:color w:val="8F5902"/>
+      <w:sz w:val="22"/>
+      <w:shd w:val="clear" w:color="auto" w:fill="F8F8F8"/>
     </w:rPr>
   </w:style>
   <w:style w:type="character" w:customStyle="1" w:styleId="CharTok">
     <w:name w:val="CharTok"/>
     <w:basedOn w:val="VerbatimChar"/>
     <w:rPr>
-      <w:color w:val="4e9a06"/>
-      <w:shd w:val="clear" w:fill="f8f8f8"/>
+      <w:rFonts w:ascii="Consolas" w:hAnsi="Consolas"/>
+      <w:color w:val="4E9A06"/>
+      <w:sz w:val="22"/>
+      <w:shd w:val="clear" w:color="auto" w:fill="F8F8F8"/>
     </w:rPr>
   </w:style>
   <w:style w:type="character" w:customStyle="1" w:styleId="SpecialCharTok">
     <w:name w:val="SpecialCharTok"/>
     <w:basedOn w:val="VerbatimChar"/>
     <w:rPr>
+      <w:rFonts w:ascii="Consolas" w:hAnsi="Consolas"/>
       <w:b/>
-      <w:color w:val="ce5c00"/>
-      <w:shd w:val="clear" w:fill="f8f8f8"/>
+      <w:color w:val="CE5C00"/>
+      <w:sz w:val="22"/>
+      <w:shd w:val="clear" w:color="auto" w:fill="F8F8F8"/>
     </w:rPr>
   </w:style>
   <w:style w:type="character" w:customStyle="1" w:styleId="StringTok">
     <w:name w:val="StringTok"/>
     <w:basedOn w:val="VerbatimChar"/>
     <w:rPr>
-      <w:color w:val="4e9a06"/>
-      <w:shd w:val="clear" w:fill="f8f8f8"/>
+      <w:rFonts w:ascii="Consolas" w:hAnsi="Consolas"/>
+      <w:color w:val="4E9A06"/>
+      <w:sz w:val="22"/>
+      <w:shd w:val="clear" w:color="auto" w:fill="F8F8F8"/>
     </w:rPr>
   </w:style>
   <w:style w:type="character" w:customStyle="1" w:styleId="VerbatimStringTok">
     <w:name w:val="VerbatimStringTok"/>
     <w:basedOn w:val="VerbatimChar"/>
     <w:rPr>
-      <w:color w:val="4e9a06"/>
-      <w:shd w:val="clear" w:fill="f8f8f8"/>
+      <w:rFonts w:ascii="Consolas" w:hAnsi="Consolas"/>
+      <w:color w:val="4E9A06"/>
+      <w:sz w:val="22"/>
+      <w:shd w:val="clear" w:color="auto" w:fill="F8F8F8"/>
     </w:rPr>
   </w:style>
   <w:style w:type="character" w:customStyle="1" w:styleId="SpecialStringTok">
     <w:name w:val="SpecialStringTok"/>
     <w:basedOn w:val="VerbatimChar"/>
     <w:rPr>
-      <w:color w:val="4e9a06"/>
-      <w:shd w:val="clear" w:fill="f8f8f8"/>
+      <w:rFonts w:ascii="Consolas" w:hAnsi="Consolas"/>
+      <w:color w:val="4E9A06"/>
+      <w:sz w:val="22"/>
+      <w:shd w:val="clear" w:color="auto" w:fill="F8F8F8"/>
     </w:rPr>
   </w:style>
   <w:style w:type="character" w:customStyle="1" w:styleId="ImportTok">
     <w:name w:val="ImportTok"/>
     <w:basedOn w:val="VerbatimChar"/>
     <w:rPr>
-      <w:shd w:val="clear" w:fill="f8f8f8"/>
+      <w:rFonts w:ascii="Consolas" w:hAnsi="Consolas"/>
+      <w:sz w:val="22"/>
+      <w:shd w:val="clear" w:color="auto" w:fill="F8F8F8"/>
     </w:rPr>
   </w:style>
   <w:style w:type="character" w:customStyle="1" w:styleId="CommentTok">
     <w:name w:val="CommentTok"/>
     <w:basedOn w:val="VerbatimChar"/>
     <w:rPr>
+      <w:rFonts w:ascii="Consolas" w:hAnsi="Consolas"/>
       <w:i/>
-      <w:color w:val="8f5902"/>
-      <w:shd w:val="clear" w:fill="f8f8f8"/>
+      <w:color w:val="8F5902"/>
+      <w:sz w:val="22"/>
+      <w:shd w:val="clear" w:color="auto" w:fill="F8F8F8"/>
     </w:rPr>
   </w:style>
   <w:style w:type="character" w:customStyle="1" w:styleId="DocumentationTok">
     <w:name w:val="DocumentationTok"/>
     <w:basedOn w:val="VerbatimChar"/>
     <w:rPr>
+      <w:rFonts w:ascii="Consolas" w:hAnsi="Consolas"/>
       <w:b/>
       <w:i/>
-      <w:color w:val="8f5902"/>
-      <w:shd w:val="clear" w:fill="f8f8f8"/>
+      <w:color w:val="8F5902"/>
+      <w:sz w:val="22"/>
+      <w:shd w:val="clear" w:color="auto" w:fill="F8F8F8"/>
     </w:rPr>
   </w:style>
   <w:style w:type="character" w:customStyle="1" w:styleId="AnnotationTok">
     <w:name w:val="AnnotationTok"/>
     <w:basedOn w:val="VerbatimChar"/>
     <w:rPr>
+      <w:rFonts w:ascii="Consolas" w:hAnsi="Consolas"/>
       <w:b/>
       <w:i/>
-      <w:color w:val="8f5902"/>
-      <w:shd w:val="clear" w:fill="f8f8f8"/>
+      <w:color w:val="8F5902"/>
+      <w:sz w:val="22"/>
+      <w:shd w:val="clear" w:color="auto" w:fill="F8F8F8"/>
     </w:rPr>
   </w:style>
   <w:style w:type="character" w:customStyle="1" w:styleId="CommentVarTok">
     <w:name w:val="CommentVarTok"/>
     <w:basedOn w:val="VerbatimChar"/>
     <w:rPr>
+      <w:rFonts w:ascii="Consolas" w:hAnsi="Consolas"/>
       <w:b/>
       <w:i/>
-      <w:color w:val="8f5902"/>
-      <w:shd w:val="clear" w:fill="f8f8f8"/>
+      <w:color w:val="8F5902"/>
+      <w:sz w:val="22"/>
+      <w:shd w:val="clear" w:color="auto" w:fill="F8F8F8"/>
     </w:rPr>
   </w:style>
   <w:style w:type="character" w:customStyle="1" w:styleId="OtherTok">
     <w:name w:val="OtherTok"/>
     <w:basedOn w:val="VerbatimChar"/>
     <w:rPr>
-      <w:color w:val="8f5902"/>
-      <w:shd w:val="clear" w:fill="f8f8f8"/>
+      <w:rFonts w:ascii="Consolas" w:hAnsi="Consolas"/>
+      <w:color w:val="8F5902"/>
+      <w:sz w:val="22"/>
+      <w:shd w:val="clear" w:color="auto" w:fill="F8F8F8"/>
     </w:rPr>
   </w:style>
   <w:style w:type="character" w:customStyle="1" w:styleId="FunctionTok">
     <w:name w:val="FunctionTok"/>
     <w:basedOn w:val="VerbatimChar"/>
     <w:rPr>
+      <w:rFonts w:ascii="Consolas" w:hAnsi="Consolas"/>
       <w:b/>
-      <w:color w:val="204a87"/>
-      <w:shd w:val="clear" w:fill="f8f8f8"/>
+      <w:color w:val="204A87"/>
+      <w:sz w:val="22"/>
+      <w:shd w:val="clear" w:color="auto" w:fill="F8F8F8"/>
     </w:rPr>
   </w:style>
   <w:style w:type="character" w:customStyle="1" w:styleId="VariableTok">
     <w:name w:val="VariableTok"/>
     <w:basedOn w:val="VerbatimChar"/>
     <w:rPr>
+      <w:rFonts w:ascii="Consolas" w:hAnsi="Consolas"/>
       <w:color w:val="000000"/>
-      <w:shd w:val="clear" w:fill="f8f8f8"/>
+      <w:sz w:val="22"/>
+      <w:shd w:val="clear" w:color="auto" w:fill="F8F8F8"/>
     </w:rPr>
   </w:style>
   <w:style w:type="character" w:customStyle="1" w:styleId="ControlFlowTok">
     <w:name w:val="ControlFlowTok"/>
     <w:basedOn w:val="VerbatimChar"/>
     <w:rPr>
+      <w:rFonts w:ascii="Consolas" w:hAnsi="Consolas"/>
       <w:b/>
-      <w:color w:val="204a87"/>
-      <w:shd w:val="clear" w:fill="f8f8f8"/>
+      <w:color w:val="204A87"/>
+      <w:sz w:val="22"/>
+      <w:shd w:val="clear" w:color="auto" w:fill="F8F8F8"/>
     </w:rPr>
   </w:style>
   <w:style w:type="character" w:customStyle="1" w:styleId="OperatorTok">
     <w:name w:val="OperatorTok"/>
     <w:basedOn w:val="VerbatimChar"/>
     <w:rPr>
+      <w:rFonts w:ascii="Consolas" w:hAnsi="Consolas"/>
       <w:b/>
-      <w:color w:val="ce5c00"/>
-      <w:shd w:val="clear" w:fill="f8f8f8"/>
+      <w:color w:val="CE5C00"/>
+      <w:sz w:val="22"/>
+      <w:shd w:val="clear" w:color="auto" w:fill="F8F8F8"/>
     </w:rPr>
   </w:style>
   <w:style w:type="character" w:customStyle="1" w:styleId="BuiltInTok">
     <w:name w:val="BuiltInTok"/>
     <w:basedOn w:val="VerbatimChar"/>
     <w:rPr>
-      <w:shd w:val="clear" w:fill="f8f8f8"/>
+      <w:rFonts w:ascii="Consolas" w:hAnsi="Consolas"/>
+      <w:sz w:val="22"/>
+      <w:shd w:val="clear" w:color="auto" w:fill="F8F8F8"/>
     </w:rPr>
   </w:style>
   <w:style w:type="character" w:customStyle="1" w:styleId="ExtensionTok">
     <w:name w:val="ExtensionTok"/>
     <w:basedOn w:val="VerbatimChar"/>
     <w:rPr>
-      <w:shd w:val="clear" w:fill="f8f8f8"/>
+      <w:rFonts w:ascii="Consolas" w:hAnsi="Consolas"/>
+      <w:sz w:val="22"/>
+      <w:shd w:val="clear" w:color="auto" w:fill="F8F8F8"/>
     </w:rPr>
   </w:style>
   <w:style w:type="character" w:customStyle="1" w:styleId="PreprocessorTok">
     <w:name w:val="PreprocessorTok"/>
     <w:basedOn w:val="VerbatimChar"/>
     <w:rPr>
+      <w:rFonts w:ascii="Consolas" w:hAnsi="Consolas"/>
       <w:i/>
-      <w:color w:val="8f5902"/>
-      <w:shd w:val="clear" w:fill="f8f8f8"/>
+      <w:color w:val="8F5902"/>
+      <w:sz w:val="22"/>
+      <w:shd w:val="clear" w:color="auto" w:fill="F8F8F8"/>
     </w:rPr>
   </w:style>
   <w:style w:type="character" w:customStyle="1" w:styleId="AttributeTok">
     <w:name w:val="AttributeTok"/>
     <w:basedOn w:val="VerbatimChar"/>
     <w:rPr>
-      <w:color w:val="204a87"/>
-      <w:shd w:val="clear" w:fill="f8f8f8"/>
+      <w:rFonts w:ascii="Consolas" w:hAnsi="Consolas"/>
+      <w:color w:val="204A87"/>
+      <w:sz w:val="22"/>
+      <w:shd w:val="clear" w:color="auto" w:fill="F8F8F8"/>
     </w:rPr>
   </w:style>
   <w:style w:type="character" w:customStyle="1" w:styleId="RegionMarkerTok">
     <w:name w:val="RegionMarkerTok"/>
     <w:basedOn w:val="VerbatimChar"/>
     <w:rPr>
-      <w:shd w:val="clear" w:fill="f8f8f8"/>
+      <w:rFonts w:ascii="Consolas" w:hAnsi="Consolas"/>
+      <w:sz w:val="22"/>
+      <w:shd w:val="clear" w:color="auto" w:fill="F8F8F8"/>
     </w:rPr>
   </w:style>
   <w:style w:type="character" w:customStyle="1" w:styleId="InformationTok">
     <w:name w:val="InformationTok"/>
     <w:basedOn w:val="VerbatimChar"/>
     <w:rPr>
+      <w:rFonts w:ascii="Consolas" w:hAnsi="Consolas"/>
       <w:b/>
       <w:i/>
-      <w:color w:val="8f5902"/>
-      <w:shd w:val="clear" w:fill="f8f8f8"/>
+      <w:color w:val="8F5902"/>
+      <w:sz w:val="22"/>
+      <w:shd w:val="clear" w:color="auto" w:fill="F8F8F8"/>
     </w:rPr>
   </w:style>
   <w:style w:type="character" w:customStyle="1" w:styleId="WarningTok">
     <w:name w:val="WarningTok"/>
     <w:basedOn w:val="VerbatimChar"/>
     <w:rPr>
+      <w:rFonts w:ascii="Consolas" w:hAnsi="Consolas"/>
       <w:b/>
       <w:i/>
-      <w:color w:val="8f5902"/>
-      <w:shd w:val="clear" w:fill="f8f8f8"/>
+      <w:color w:val="8F5902"/>
+      <w:sz w:val="22"/>
+      <w:shd w:val="clear" w:color="auto" w:fill="F8F8F8"/>
     </w:rPr>
   </w:style>
   <w:style w:type="character" w:customStyle="1" w:styleId="AlertTok">
     <w:name w:val="AlertTok"/>
     <w:basedOn w:val="VerbatimChar"/>
     <w:rPr>
-      <w:color w:val="ef2929"/>
-      <w:shd w:val="clear" w:fill="f8f8f8"/>
+      <w:rFonts w:ascii="Consolas" w:hAnsi="Consolas"/>
+      <w:color w:val="EF2929"/>
+      <w:sz w:val="22"/>
+      <w:shd w:val="clear" w:color="auto" w:fill="F8F8F8"/>
     </w:rPr>
   </w:style>
   <w:style w:type="character" w:customStyle="1" w:styleId="ErrorTok">
     <w:name w:val="ErrorTok"/>
     <w:basedOn w:val="VerbatimChar"/>
     <w:rPr>
+      <w:rFonts w:ascii="Consolas" w:hAnsi="Consolas"/>
       <w:b/>
-      <w:color w:val="a40000"/>
-      <w:shd w:val="clear" w:fill="f8f8f8"/>
+      <w:color w:val="A40000"/>
+      <w:sz w:val="22"/>
+      <w:shd w:val="clear" w:color="auto" w:fill="F8F8F8"/>
     </w:rPr>
   </w:style>
   <w:style w:type="character" w:customStyle="1" w:styleId="NormalTok">
     <w:name w:val="NormalTok"/>
     <w:basedOn w:val="VerbatimChar"/>
     <w:rPr>
-      <w:shd w:val="clear" w:fill="f8f8f8"/>
-    </w:rPr>
+      <w:rFonts w:ascii="Consolas" w:hAnsi="Consolas"/>
+      <w:sz w:val="22"/>
+      <w:shd w:val="clear" w:color="auto" w:fill="F8F8F8"/>
+    </w:rPr>
+  </w:style>
+  <w:style w:type="paragraph" w:styleId="af0">
+    <w:name w:val="header"/>
+    <w:basedOn w:val="a"/>
+    <w:link w:val="af1"/>
+    <w:rsid w:val="006E4CEE"/>
+    <w:pPr>
+      <w:tabs>
+        <w:tab w:val="center" w:pos="4153"/>
+        <w:tab w:val="right" w:pos="8306"/>
+      </w:tabs>
+      <w:snapToGrid w:val="0"/>
+      <w:jc w:val="center"/>
+    </w:pPr>
+    <w:rPr>
+      <w:sz w:val="18"/>
+      <w:szCs w:val="18"/>
+    </w:rPr>
+  </w:style>
+  <w:style w:type="character" w:customStyle="1" w:styleId="af1">
+    <w:name w:val="页眉 字符"/>
+    <w:basedOn w:val="a1"/>
+    <w:link w:val="af0"/>
+    <w:rsid w:val="006E4CEE"/>
+    <w:rPr>
+      <w:sz w:val="18"/>
+      <w:szCs w:val="18"/>
+    </w:rPr>
+  </w:style>
+  <w:style w:type="paragraph" w:styleId="af2">
+    <w:name w:val="footer"/>
+    <w:basedOn w:val="a"/>
+    <w:link w:val="af3"/>
+    <w:rsid w:val="006E4CEE"/>
+    <w:pPr>
+      <w:tabs>
+        <w:tab w:val="center" w:pos="4153"/>
+        <w:tab w:val="right" w:pos="8306"/>
+      </w:tabs>
+      <w:snapToGrid w:val="0"/>
+    </w:pPr>
+    <w:rPr>
+      <w:sz w:val="18"/>
+      <w:szCs w:val="18"/>
+    </w:rPr>
+  </w:style>
+  <w:style w:type="character" w:customStyle="1" w:styleId="af3">
+    <w:name w:val="页脚 字符"/>
+    <w:basedOn w:val="a1"/>
+    <w:link w:val="af2"/>
+    <w:rsid w:val="006E4CEE"/>
+    <w:rPr>
+      <w:sz w:val="18"/>
+      <w:szCs w:val="18"/>
+    </w:rPr>
+  </w:style>
+  <w:style w:type="paragraph" w:styleId="af4">
+    <w:name w:val="List Paragraph"/>
+    <w:basedOn w:val="a"/>
+    <w:rsid w:val="006E4CEE"/>
+    <w:pPr>
+      <w:ind w:firstLineChars="200" w:firstLine="420"/>
+    </w:pPr>
   </w:style>
 </w:styles>
 </file>
